--- a/IPL-TeSP-PSI-TS-2024_Relatório.docx
+++ b/IPL-TeSP-PSI-TS-2024_Relatório.docx
@@ -3186,23 +3186,22 @@
     </w:p>
     <w:p>
       <w:r>
-        <w:t>&lt;Contextualização de requisitos não funcionais a implementar &gt;</w:t>
+        <w:t xml:space="preserve">Requisitos não funcionais irão assegurar que o nosso programa que funcione corretamente além dos requisitos funcionais. Isso garantirá a sua devida execução de forma segura e eficiente, e irá salientar algumas necessidades que o sistema cumprir sob a responsabilidade do programador. </w:t>
       </w:r>
     </w:p>
     <w:p/>
+    <w:p>
+      <w:pPr>
+        <w:pStyle w:val="Ttulo4"/>
+      </w:pPr>
+      <w:r>
+        <w:t>Requisitos Não Funcionais de Usabilidade</w:t>
+      </w:r>
+    </w:p>
     <w:p/>
     <w:p>
-      <w:pPr>
-        <w:pStyle w:val="Ttulo4"/>
-      </w:pPr>
-      <w:r>
-        <w:t>Requisitos Não Funcionais de Usabilidade</w:t>
-      </w:r>
-    </w:p>
-    <w:p/>
-    <w:p>
-      <w:r>
-        <w:t>&lt;Contextualização de requisitos não funcionais de usabilidade a implementar&gt;</w:t>
+      <w:r>
+        <w:t>Os requisitos não funcionais de usabilidade refletem à facilidade com que o utilizador consegue aprender a utilizar o sistema. Isto é importante referir pois quanto mais intuitivo e fácil de aprender é um sistema, melhor será a experiência do utilizador e aumentará a sua produtividade.</w:t>
       </w:r>
     </w:p>
     <w:p>
@@ -3579,7 +3578,18 @@
     <w:p/>
     <w:p>
       <w:r>
-        <w:t>&lt;Contextualização de requisitos não funcionais de fiabilidade a implementar&gt;</w:t>
+        <w:t>Requisitos Não Funcionais de Fiabilidade</w:t>
+      </w:r>
+      <w:r>
+        <w:t xml:space="preserve"> referem-se à capacidade </w:t>
+      </w:r>
+      <w:proofErr w:type="gramStart"/>
+      <w:r>
+        <w:t>do</w:t>
+      </w:r>
+      <w:proofErr w:type="gramEnd"/>
+      <w:r>
+        <w:t xml:space="preserve"> sistema funcionar correta e eficientemente. Estes requisitos serão utilizados para garantir que não há falhas no sistema, o que garante a confiança do utilizador no sistema e reduz perda de dados.</w:t>
       </w:r>
     </w:p>
     <w:p>
@@ -3948,7 +3958,27 @@
     <w:p/>
     <w:p>
       <w:r>
-        <w:t>&lt;Contextualização de requisitos não funcionais de segurança a implementar&gt;</w:t>
+        <w:t xml:space="preserve">Requisitos Não Funcionais de </w:t>
+      </w:r>
+      <w:r>
+        <w:t xml:space="preserve">segurança é relacionado com a proteção dos dados do </w:t>
+      </w:r>
+      <w:r>
+        <w:t>utilizador e</w:t>
+      </w:r>
+      <w:r>
+        <w:t xml:space="preserve"> de controlo de acesso aos mesmos. Garantir que estes requisitos são implementados é crucial para proteger as informações sensíveis do utilizador e proteger </w:t>
+      </w:r>
+      <w:proofErr w:type="gramStart"/>
+      <w:r>
+        <w:t>contra ataques</w:t>
+      </w:r>
+      <w:proofErr w:type="gramEnd"/>
+      <w:r>
+        <w:t xml:space="preserve"> indevidos.</w:t>
+      </w:r>
+      <w:r>
+        <w:t xml:space="preserve"> </w:t>
       </w:r>
     </w:p>
     <w:p>
@@ -4335,13 +4365,13 @@
     <w:p/>
     <w:p>
       <w:r>
-        <w:t>&lt;Contextualização de requisitos não funcionais de eficiência</w:t>
+        <w:t xml:space="preserve">Requisitos Não Funcionais de </w:t>
+      </w:r>
+      <w:r>
+        <w:t>eficiência diz respeito ao desempenho do sistema, como por exemplo o tempo de resposta e uso de recursos. Implementar estes requisitos irá assegurar o bom funcionamento do sistema.</w:t>
       </w:r>
       <w:r>
         <w:t xml:space="preserve"> </w:t>
-      </w:r>
-      <w:r>
-        <w:t>a implementar&gt;</w:t>
       </w:r>
     </w:p>
     <w:p>
@@ -4715,6 +4745,7 @@
         <w:jc w:val="left"/>
       </w:pPr>
       <w:r>
+        <w:lastRenderedPageBreak/>
         <w:br w:type="page"/>
       </w:r>
     </w:p>
@@ -4730,7 +4761,13 @@
     <w:p/>
     <w:p>
       <w:r>
-        <w:t>&lt;Contextualização de requisitos não funcionais de disponibilidade a implementar&gt;</w:t>
+        <w:t xml:space="preserve">Requisitos Não Funcionais de </w:t>
+      </w:r>
+      <w:r>
+        <w:t>Disponibilidade é utilizado para se referir ao tempo que o sistema está operacional e acessível. A sua importância é garantir que o sistema pode ser utilizado quando necessário.</w:t>
+      </w:r>
+      <w:r>
+        <w:t xml:space="preserve"> </w:t>
       </w:r>
     </w:p>
     <w:p>
@@ -5099,13 +5136,13 @@
     <w:p/>
     <w:p>
       <w:r>
-        <w:t>&lt;Contextualização de requisitos não funcionais de ambiente</w:t>
+        <w:t xml:space="preserve">Requisitos Não Funcionais de </w:t>
+      </w:r>
+      <w:r>
+        <w:t>Ambiente refere-se às condições técnicas onde o sistema opera. É necessário configurar estes requisitos para assegurar a compatibilidade e funcionamento adequado do programa.</w:t>
       </w:r>
       <w:r>
         <w:t xml:space="preserve"> </w:t>
-      </w:r>
-      <w:r>
-        <w:t>a implementar&gt;</w:t>
       </w:r>
     </w:p>
     <w:p>
@@ -5490,20 +5527,22 @@
         <w:pStyle w:val="Ttulo4"/>
       </w:pPr>
       <w:r>
-        <w:lastRenderedPageBreak/>
         <w:t>Requisitos Não Funcionais de Desenvolvimento</w:t>
       </w:r>
     </w:p>
     <w:p/>
     <w:p>
       <w:r>
-        <w:t>&lt;Contextualização de requisitos não funcionais de desenvolvimento</w:t>
+        <w:t xml:space="preserve">Requisitos Não Funcionais de </w:t>
+      </w:r>
+      <w:r>
+        <w:t>desenvolvimento refere-se às práticas que devem ser seguidas durante o desenvolvimento do sistema. Seguir os padrões escolhidos permite garantir a qualidade e manutenção</w:t>
       </w:r>
       <w:r>
         <w:t xml:space="preserve"> </w:t>
       </w:r>
       <w:r>
-        <w:t>a implementar&gt;</w:t>
+        <w:t>do sistema. Irá também facilitar o trabalho de equipa de desenvolvimento, assim garantido a consistência do trabalho ao longo do tempo.</w:t>
       </w:r>
     </w:p>
     <w:p>
@@ -7589,7 +7628,6 @@
   <w:style w:type="character" w:default="1" w:styleId="Tipodeletrapredefinidodopargrafo">
     <w:name w:val="Default Paragraph Font"/>
     <w:uiPriority w:val="1"/>
-    <w:semiHidden/>
     <w:unhideWhenUsed/>
   </w:style>
   <w:style w:type="table" w:default="1" w:styleId="Tabelanormal">
@@ -8842,12 +8880,6 @@
 </file>
 
 <file path=customXml/item1.xml><?xml version="1.0" encoding="utf-8"?>
-<p:properties xmlns:p="http://schemas.microsoft.com/office/2006/metadata/properties" xmlns:xsi="http://www.w3.org/2001/XMLSchema-instance" xmlns:pc="http://schemas.microsoft.com/office/infopath/2007/PartnerControls">
-  <documentManagement/>
-</p:properties>
-</file>
-
-<file path=customXml/item2.xml><?xml version="1.0" encoding="utf-8"?>
 <ct:contentTypeSchema xmlns:ct="http://schemas.microsoft.com/office/2006/metadata/contentType" xmlns:ma="http://schemas.microsoft.com/office/2006/metadata/properties/metaAttributes" ct:_="" ma:_="" ma:contentTypeName="Documento" ma:contentTypeID="0x0101003F8ECAAF88AFCB4AB1D806FDE394FD03" ma:contentTypeVersion="7" ma:contentTypeDescription="Criar um novo documento." ma:contentTypeScope="" ma:versionID="798687853898f8ed54c489be77f9a2ad">
   <xsd:schema xmlns:xsd="http://www.w3.org/2001/XMLSchema" xmlns:xs="http://www.w3.org/2001/XMLSchema" xmlns:p="http://schemas.microsoft.com/office/2006/metadata/properties" xmlns:ns2="52a6887f-9537-4a34-8793-b765f13d0873" targetNamespace="http://schemas.microsoft.com/office/2006/metadata/properties" ma:root="true" ma:fieldsID="68a63200760ff0df8e2889a3ca50214f" ns2:_="">
     <xsd:import namespace="52a6887f-9537-4a34-8793-b765f13d0873"/>
@@ -9011,7 +9043,17 @@
 </ct:contentTypeSchema>
 </file>
 
+<file path=customXml/item2.xml><?xml version="1.0" encoding="utf-8"?>
+<p:properties xmlns:p="http://schemas.microsoft.com/office/2006/metadata/properties" xmlns:xsi="http://www.w3.org/2001/XMLSchema-instance" xmlns:pc="http://schemas.microsoft.com/office/infopath/2007/PartnerControls">
+  <documentManagement/>
+</p:properties>
+</file>
+
 <file path=customXml/item3.xml><?xml version="1.0" encoding="utf-8"?>
+<b:Sources xmlns:b="http://schemas.openxmlformats.org/officeDocument/2006/bibliography" xmlns="http://schemas.openxmlformats.org/officeDocument/2006/bibliography" SelectedStyle="/APASixthEditionOfficeOnline.xsl" StyleName="APA" Version="6"/>
+</file>
+
+<file path=customXml/item4.xml><?xml version="1.0" encoding="utf-8"?>
 <?mso-contentType ?>
 <FormTemplates xmlns="http://schemas.microsoft.com/sharepoint/v3/contenttype/forms">
   <Display>DocumentLibraryForm</Display>
@@ -9020,20 +9062,7 @@
 </FormTemplates>
 </file>
 
-<file path=customXml/item4.xml><?xml version="1.0" encoding="utf-8"?>
-<b:Sources xmlns:b="http://schemas.openxmlformats.org/officeDocument/2006/bibliography" xmlns="http://schemas.openxmlformats.org/officeDocument/2006/bibliography" SelectedStyle="/APASixthEditionOfficeOnline.xsl" StyleName="APA" Version="6"/>
-</file>
-
 <file path=customXml/itemProps1.xml><?xml version="1.0" encoding="utf-8"?>
-<ds:datastoreItem xmlns:ds="http://schemas.openxmlformats.org/officeDocument/2006/customXml" ds:itemID="{0D05F977-E0EB-4BDE-9CCC-35AE7F3468D1}">
-  <ds:schemaRefs>
-    <ds:schemaRef ds:uri="http://schemas.microsoft.com/office/2006/metadata/properties"/>
-    <ds:schemaRef ds:uri="http://schemas.microsoft.com/office/infopath/2007/PartnerControls"/>
-  </ds:schemaRefs>
-</ds:datastoreItem>
-</file>
-
-<file path=customXml/itemProps2.xml><?xml version="1.0" encoding="utf-8"?>
 <ds:datastoreItem xmlns:ds="http://schemas.openxmlformats.org/officeDocument/2006/customXml" ds:itemID="{4E47A284-D0FB-4EA5-B440-9D7D3810D8E5}">
   <ds:schemaRefs>
     <ds:schemaRef ds:uri="http://schemas.microsoft.com/office/2006/metadata/contentType"/>
@@ -9051,18 +9080,27 @@
 </ds:datastoreItem>
 </file>
 
+<file path=customXml/itemProps2.xml><?xml version="1.0" encoding="utf-8"?>
+<ds:datastoreItem xmlns:ds="http://schemas.openxmlformats.org/officeDocument/2006/customXml" ds:itemID="{0D05F977-E0EB-4BDE-9CCC-35AE7F3468D1}">
+  <ds:schemaRefs>
+    <ds:schemaRef ds:uri="http://schemas.microsoft.com/office/2006/metadata/properties"/>
+    <ds:schemaRef ds:uri="http://schemas.microsoft.com/office/infopath/2007/PartnerControls"/>
+  </ds:schemaRefs>
+</ds:datastoreItem>
+</file>
+
 <file path=customXml/itemProps3.xml><?xml version="1.0" encoding="utf-8"?>
+<ds:datastoreItem xmlns:ds="http://schemas.openxmlformats.org/officeDocument/2006/customXml" ds:itemID="{19617398-908E-4614-909E-0F810C8F0377}">
+  <ds:schemaRefs>
+    <ds:schemaRef ds:uri="http://schemas.openxmlformats.org/officeDocument/2006/bibliography"/>
+  </ds:schemaRefs>
+</ds:datastoreItem>
+</file>
+
+<file path=customXml/itemProps4.xml><?xml version="1.0" encoding="utf-8"?>
 <ds:datastoreItem xmlns:ds="http://schemas.openxmlformats.org/officeDocument/2006/customXml" ds:itemID="{3049E901-D460-4040-BE52-BFB2CA5EF0CE}">
   <ds:schemaRefs>
     <ds:schemaRef ds:uri="http://schemas.microsoft.com/sharepoint/v3/contenttype/forms"/>
   </ds:schemaRefs>
 </ds:datastoreItem>
-</file>
-
-<file path=customXml/itemProps4.xml><?xml version="1.0" encoding="utf-8"?>
-<ds:datastoreItem xmlns:ds="http://schemas.openxmlformats.org/officeDocument/2006/customXml" ds:itemID="{19617398-908E-4614-909E-0F810C8F0377}">
-  <ds:schemaRefs>
-    <ds:schemaRef ds:uri="http://schemas.openxmlformats.org/officeDocument/2006/bibliography"/>
-  </ds:schemaRefs>
-</ds:datastoreItem>
 </file>
--- a/IPL-TeSP-PSI-TS-2024_Relatório.docx
+++ b/IPL-TeSP-PSI-TS-2024_Relatório.docx
@@ -3975,10 +3975,7 @@
       </w:r>
       <w:proofErr w:type="gramEnd"/>
       <w:r>
-        <w:t xml:space="preserve"> indevidos.</w:t>
-      </w:r>
-      <w:r>
-        <w:t xml:space="preserve"> </w:t>
+        <w:t xml:space="preserve"> indevidos. </w:t>
       </w:r>
     </w:p>
     <w:p>
@@ -4368,10 +4365,7 @@
         <w:t xml:space="preserve">Requisitos Não Funcionais de </w:t>
       </w:r>
       <w:r>
-        <w:t>eficiência diz respeito ao desempenho do sistema, como por exemplo o tempo de resposta e uso de recursos. Implementar estes requisitos irá assegurar o bom funcionamento do sistema.</w:t>
-      </w:r>
-      <w:r>
-        <w:t xml:space="preserve"> </w:t>
+        <w:t xml:space="preserve">eficiência diz respeito ao desempenho do sistema, como por exemplo o tempo de resposta e uso de recursos. Implementar estes requisitos irá assegurar o bom funcionamento do sistema. </w:t>
       </w:r>
     </w:p>
     <w:p>
@@ -4764,10 +4758,7 @@
         <w:t xml:space="preserve">Requisitos Não Funcionais de </w:t>
       </w:r>
       <w:r>
-        <w:t>Disponibilidade é utilizado para se referir ao tempo que o sistema está operacional e acessível. A sua importância é garantir que o sistema pode ser utilizado quando necessário.</w:t>
-      </w:r>
-      <w:r>
-        <w:t xml:space="preserve"> </w:t>
+        <w:t xml:space="preserve">Disponibilidade é utilizado para se referir ao tempo que o sistema está operacional e acessível. A sua importância é garantir que o sistema pode ser utilizado quando necessário. </w:t>
       </w:r>
     </w:p>
     <w:p>
@@ -5139,10 +5130,7 @@
         <w:t xml:space="preserve">Requisitos Não Funcionais de </w:t>
       </w:r>
       <w:r>
-        <w:t>Ambiente refere-se às condições técnicas onde o sistema opera. É necessário configurar estes requisitos para assegurar a compatibilidade e funcionamento adequado do programa.</w:t>
-      </w:r>
-      <w:r>
-        <w:t xml:space="preserve"> </w:t>
+        <w:t xml:space="preserve">Ambiente refere-se às condições técnicas onde o sistema opera. É necessário configurar estes requisitos para assegurar a compatibilidade e funcionamento adequado do programa. </w:t>
       </w:r>
     </w:p>
     <w:p>
@@ -5536,13 +5524,7 @@
         <w:t xml:space="preserve">Requisitos Não Funcionais de </w:t>
       </w:r>
       <w:r>
-        <w:t>desenvolvimento refere-se às práticas que devem ser seguidas durante o desenvolvimento do sistema. Seguir os padrões escolhidos permite garantir a qualidade e manutenção</w:t>
-      </w:r>
-      <w:r>
-        <w:t xml:space="preserve"> </w:t>
-      </w:r>
-      <w:r>
-        <w:t>do sistema. Irá também facilitar o trabalho de equipa de desenvolvimento, assim garantido a consistência do trabalho ao longo do tempo.</w:t>
+        <w:t>desenvolvimento refere-se às práticas que devem ser seguidas durante o desenvolvimento do sistema. Seguir os padrões escolhidos permite garantir a qualidade e manutenção do sistema. Irá também facilitar o trabalho de equipa de desenvolvimento, assim garantido a consistência do trabalho ao longo do tempo.</w:t>
       </w:r>
     </w:p>
     <w:p>
@@ -5926,18 +5908,114 @@
     </w:p>
     <w:p>
       <w:r>
-        <w:t xml:space="preserve">&lt;Contextualização das </w:t>
+        <w:t xml:space="preserve">O </w:t>
       </w:r>
       <w:proofErr w:type="spellStart"/>
       <w:r>
-        <w:t>wireframes</w:t>
+        <w:t>wireframe</w:t>
       </w:r>
       <w:proofErr w:type="spellEnd"/>
       <w:r>
-        <w:t xml:space="preserve"> desenvolvidas&gt;</w:t>
-      </w:r>
-    </w:p>
-    <w:p/>
+        <w:t xml:space="preserve"> representa o protótipo visual que queremos obter na interface do módulo cliente. Este </w:t>
+      </w:r>
+      <w:proofErr w:type="spellStart"/>
+      <w:r>
+        <w:t>wireframe</w:t>
+      </w:r>
+      <w:proofErr w:type="spellEnd"/>
+      <w:r>
+        <w:t xml:space="preserve"> foi inspirado de forma a proporcionar uma experiência familiar ao utilizador</w:t>
+      </w:r>
+      <w:r>
+        <w:t>, com tons nostálgicos inspirados no Windows Live Messenger.</w:t>
+      </w:r>
+    </w:p>
+    <w:p>
+      <w:r>
+        <w:t>A interface foi desenhada de forma a implementar os mecanismos de segurança que foram indicados nos requisitos não funcionais, tais como a validação das assinaturas digitais em cada mensagem e o estado de autenticação do utilizador. Desta forma o utilizador percebe que a comunicação está protegida em tempo real.</w:t>
+      </w:r>
+    </w:p>
+    <w:p>
+      <w:r>
+        <w:t xml:space="preserve">Este </w:t>
+      </w:r>
+      <w:proofErr w:type="spellStart"/>
+      <w:r>
+        <w:t>wireframe</w:t>
+      </w:r>
+      <w:proofErr w:type="spellEnd"/>
+      <w:r>
+        <w:t xml:space="preserve"> foi o guia de desenvolvimento para a implementação da interface no Windows </w:t>
+      </w:r>
+      <w:proofErr w:type="spellStart"/>
+      <w:r>
+        <w:t>Forms</w:t>
+      </w:r>
+      <w:proofErr w:type="spellEnd"/>
+      <w:r>
+        <w:t>. Graças a este guia foi possível definir a disposição dos componentes, como o cabeçalho, a área das mensagens, campo de envio, etc.</w:t>
+      </w:r>
+    </w:p>
+    <w:p>
+      <w:pPr>
+        <w:jc w:val="center"/>
+      </w:pPr>
+      <w:r>
+        <w:rPr>
+          <w:noProof/>
+        </w:rPr>
+        <w:drawing>
+          <wp:inline distT="0" distB="0" distL="0" distR="0" wp14:anchorId="58598BDE" wp14:editId="2D6BFDCE">
+            <wp:extent cx="3215996" cy="4538433"/>
+            <wp:effectExtent l="0" t="0" r="0" b="0"/>
+            <wp:docPr id="1935183619" name="Imagem 3"/>
+            <wp:cNvGraphicFramePr>
+              <a:graphicFrameLocks xmlns:a="http://schemas.openxmlformats.org/drawingml/2006/main" noChangeAspect="1"/>
+            </wp:cNvGraphicFramePr>
+            <a:graphic xmlns:a="http://schemas.openxmlformats.org/drawingml/2006/main">
+              <a:graphicData uri="http://schemas.openxmlformats.org/drawingml/2006/picture">
+                <pic:pic xmlns:pic="http://schemas.openxmlformats.org/drawingml/2006/picture">
+                  <pic:nvPicPr>
+                    <pic:cNvPr id="1935183619" name="Imagem 1935183619"/>
+                    <pic:cNvPicPr/>
+                  </pic:nvPicPr>
+                  <pic:blipFill rotWithShape="1">
+                    <a:blip r:embed="rId15">
+                      <a:extLst>
+                        <a:ext uri="{28A0092B-C50C-407E-A947-70E740481C1C}">
+                          <a14:useLocalDpi xmlns:a14="http://schemas.microsoft.com/office/drawing/2010/main" val="0"/>
+                        </a:ext>
+                      </a:extLst>
+                    </a:blip>
+                    <a:srcRect t="-235"/>
+                    <a:stretch>
+                      <a:fillRect/>
+                    </a:stretch>
+                  </pic:blipFill>
+                  <pic:spPr bwMode="auto">
+                    <a:xfrm>
+                      <a:off x="0" y="0"/>
+                      <a:ext cx="3231531" cy="4560356"/>
+                    </a:xfrm>
+                    <a:prstGeom prst="rect">
+                      <a:avLst/>
+                    </a:prstGeom>
+                    <a:ln>
+                      <a:noFill/>
+                    </a:ln>
+                    <a:extLst>
+                      <a:ext uri="{53640926-AAD7-44D8-BBD7-CCE9431645EC}">
+                        <a14:shadowObscured xmlns:a14="http://schemas.microsoft.com/office/drawing/2010/main"/>
+                      </a:ext>
+                    </a:extLst>
+                  </pic:spPr>
+                </pic:pic>
+              </a:graphicData>
+            </a:graphic>
+          </wp:inline>
+        </w:drawing>
+      </w:r>
+    </w:p>
     <w:p>
       <w:pPr>
         <w:pStyle w:val="Ttulo1"/>
@@ -7628,6 +7706,7 @@
   <w:style w:type="character" w:default="1" w:styleId="Tipodeletrapredefinidodopargrafo">
     <w:name w:val="Default Paragraph Font"/>
     <w:uiPriority w:val="1"/>
+    <w:semiHidden/>
     <w:unhideWhenUsed/>
   </w:style>
   <w:style w:type="table" w:default="1" w:styleId="Tabelanormal">
@@ -8880,6 +8959,12 @@
 </file>
 
 <file path=customXml/item1.xml><?xml version="1.0" encoding="utf-8"?>
+<p:properties xmlns:p="http://schemas.microsoft.com/office/2006/metadata/properties" xmlns:xsi="http://www.w3.org/2001/XMLSchema-instance" xmlns:pc="http://schemas.microsoft.com/office/infopath/2007/PartnerControls">
+  <documentManagement/>
+</p:properties>
+</file>
+
+<file path=customXml/item2.xml><?xml version="1.0" encoding="utf-8"?>
 <ct:contentTypeSchema xmlns:ct="http://schemas.microsoft.com/office/2006/metadata/contentType" xmlns:ma="http://schemas.microsoft.com/office/2006/metadata/properties/metaAttributes" ct:_="" ma:_="" ma:contentTypeName="Documento" ma:contentTypeID="0x0101003F8ECAAF88AFCB4AB1D806FDE394FD03" ma:contentTypeVersion="7" ma:contentTypeDescription="Criar um novo documento." ma:contentTypeScope="" ma:versionID="798687853898f8ed54c489be77f9a2ad">
   <xsd:schema xmlns:xsd="http://www.w3.org/2001/XMLSchema" xmlns:xs="http://www.w3.org/2001/XMLSchema" xmlns:p="http://schemas.microsoft.com/office/2006/metadata/properties" xmlns:ns2="52a6887f-9537-4a34-8793-b765f13d0873" targetNamespace="http://schemas.microsoft.com/office/2006/metadata/properties" ma:root="true" ma:fieldsID="68a63200760ff0df8e2889a3ca50214f" ns2:_="">
     <xsd:import namespace="52a6887f-9537-4a34-8793-b765f13d0873"/>
@@ -9043,17 +9128,7 @@
 </ct:contentTypeSchema>
 </file>
 
-<file path=customXml/item2.xml><?xml version="1.0" encoding="utf-8"?>
-<p:properties xmlns:p="http://schemas.microsoft.com/office/2006/metadata/properties" xmlns:xsi="http://www.w3.org/2001/XMLSchema-instance" xmlns:pc="http://schemas.microsoft.com/office/infopath/2007/PartnerControls">
-  <documentManagement/>
-</p:properties>
-</file>
-
 <file path=customXml/item3.xml><?xml version="1.0" encoding="utf-8"?>
-<b:Sources xmlns:b="http://schemas.openxmlformats.org/officeDocument/2006/bibliography" xmlns="http://schemas.openxmlformats.org/officeDocument/2006/bibliography" SelectedStyle="/APASixthEditionOfficeOnline.xsl" StyleName="APA" Version="6"/>
-</file>
-
-<file path=customXml/item4.xml><?xml version="1.0" encoding="utf-8"?>
 <?mso-contentType ?>
 <FormTemplates xmlns="http://schemas.microsoft.com/sharepoint/v3/contenttype/forms">
   <Display>DocumentLibraryForm</Display>
@@ -9062,7 +9137,20 @@
 </FormTemplates>
 </file>
 
+<file path=customXml/item4.xml><?xml version="1.0" encoding="utf-8"?>
+<b:Sources xmlns:b="http://schemas.openxmlformats.org/officeDocument/2006/bibliography" xmlns="http://schemas.openxmlformats.org/officeDocument/2006/bibliography" SelectedStyle="/APASixthEditionOfficeOnline.xsl" StyleName="APA" Version="6"/>
+</file>
+
 <file path=customXml/itemProps1.xml><?xml version="1.0" encoding="utf-8"?>
+<ds:datastoreItem xmlns:ds="http://schemas.openxmlformats.org/officeDocument/2006/customXml" ds:itemID="{0D05F977-E0EB-4BDE-9CCC-35AE7F3468D1}">
+  <ds:schemaRefs>
+    <ds:schemaRef ds:uri="http://schemas.microsoft.com/office/2006/metadata/properties"/>
+    <ds:schemaRef ds:uri="http://schemas.microsoft.com/office/infopath/2007/PartnerControls"/>
+  </ds:schemaRefs>
+</ds:datastoreItem>
+</file>
+
+<file path=customXml/itemProps2.xml><?xml version="1.0" encoding="utf-8"?>
 <ds:datastoreItem xmlns:ds="http://schemas.openxmlformats.org/officeDocument/2006/customXml" ds:itemID="{4E47A284-D0FB-4EA5-B440-9D7D3810D8E5}">
   <ds:schemaRefs>
     <ds:schemaRef ds:uri="http://schemas.microsoft.com/office/2006/metadata/contentType"/>
@@ -9080,27 +9168,18 @@
 </ds:datastoreItem>
 </file>
 
-<file path=customXml/itemProps2.xml><?xml version="1.0" encoding="utf-8"?>
-<ds:datastoreItem xmlns:ds="http://schemas.openxmlformats.org/officeDocument/2006/customXml" ds:itemID="{0D05F977-E0EB-4BDE-9CCC-35AE7F3468D1}">
+<file path=customXml/itemProps3.xml><?xml version="1.0" encoding="utf-8"?>
+<ds:datastoreItem xmlns:ds="http://schemas.openxmlformats.org/officeDocument/2006/customXml" ds:itemID="{3049E901-D460-4040-BE52-BFB2CA5EF0CE}">
   <ds:schemaRefs>
-    <ds:schemaRef ds:uri="http://schemas.microsoft.com/office/2006/metadata/properties"/>
-    <ds:schemaRef ds:uri="http://schemas.microsoft.com/office/infopath/2007/PartnerControls"/>
+    <ds:schemaRef ds:uri="http://schemas.microsoft.com/sharepoint/v3/contenttype/forms"/>
   </ds:schemaRefs>
 </ds:datastoreItem>
 </file>
 
-<file path=customXml/itemProps3.xml><?xml version="1.0" encoding="utf-8"?>
+<file path=customXml/itemProps4.xml><?xml version="1.0" encoding="utf-8"?>
 <ds:datastoreItem xmlns:ds="http://schemas.openxmlformats.org/officeDocument/2006/customXml" ds:itemID="{19617398-908E-4614-909E-0F810C8F0377}">
   <ds:schemaRefs>
     <ds:schemaRef ds:uri="http://schemas.openxmlformats.org/officeDocument/2006/bibliography"/>
   </ds:schemaRefs>
 </ds:datastoreItem>
-</file>
-
-<file path=customXml/itemProps4.xml><?xml version="1.0" encoding="utf-8"?>
-<ds:datastoreItem xmlns:ds="http://schemas.openxmlformats.org/officeDocument/2006/customXml" ds:itemID="{3049E901-D460-4040-BE52-BFB2CA5EF0CE}">
-  <ds:schemaRefs>
-    <ds:schemaRef ds:uri="http://schemas.microsoft.com/sharepoint/v3/contenttype/forms"/>
-  </ds:schemaRefs>
-</ds:datastoreItem>
 </file>
--- a/IPL-TeSP-PSI-TS-2024_Relatório.docx
+++ b/IPL-TeSP-PSI-TS-2024_Relatório.docx
@@ -97,15 +97,7 @@
               <w:jc w:val="center"/>
             </w:pPr>
             <w:r>
-              <w:t xml:space="preserve">Curso de </w:t>
-            </w:r>
-            <w:proofErr w:type="spellStart"/>
-            <w:r>
-              <w:t>TeSP</w:t>
-            </w:r>
-            <w:proofErr w:type="spellEnd"/>
-            <w:r>
-              <w:t xml:space="preserve"> em </w:t>
+              <w:t xml:space="preserve">Curso de TeSP em </w:t>
             </w:r>
             <w:r>
               <w:br/>
@@ -811,27 +803,8 @@
                 <w:rFonts w:asciiTheme="minorHAnsi" w:hAnsiTheme="minorHAnsi" w:cstheme="minorHAnsi"/>
                 <w:b/>
                 <w:sz w:val="20"/>
-                <w:highlight w:val="yellow"/>
               </w:rPr>
-              <w:t>2</w:t>
-            </w:r>
-            <w:r>
-              <w:rPr>
-                <w:rFonts w:asciiTheme="minorHAnsi" w:hAnsiTheme="minorHAnsi" w:cstheme="minorHAnsi"/>
-                <w:b/>
-                <w:sz w:val="20"/>
-                <w:highlight w:val="yellow"/>
-              </w:rPr>
-              <w:t>3</w:t>
-            </w:r>
-            <w:r>
-              <w:rPr>
-                <w:rFonts w:asciiTheme="minorHAnsi" w:hAnsiTheme="minorHAnsi" w:cstheme="minorHAnsi"/>
-                <w:b/>
-                <w:sz w:val="20"/>
-                <w:highlight w:val="yellow"/>
-              </w:rPr>
-              <w:t>90000</w:t>
+              <w:t>2025152794</w:t>
             </w:r>
           </w:p>
         </w:tc>
@@ -859,27 +832,8 @@
                 <w:rFonts w:asciiTheme="minorHAnsi" w:hAnsiTheme="minorHAnsi" w:cstheme="minorHAnsi"/>
                 <w:bCs/>
                 <w:sz w:val="20"/>
-                <w:highlight w:val="yellow"/>
               </w:rPr>
-              <w:t xml:space="preserve">&lt;Nome aluno </w:t>
-            </w:r>
-            <w:r>
-              <w:rPr>
-                <w:rFonts w:asciiTheme="minorHAnsi" w:hAnsiTheme="minorHAnsi" w:cstheme="minorHAnsi"/>
-                <w:bCs/>
-                <w:sz w:val="20"/>
-                <w:highlight w:val="yellow"/>
-              </w:rPr>
-              <w:t>3</w:t>
-            </w:r>
-            <w:r>
-              <w:rPr>
-                <w:rFonts w:asciiTheme="minorHAnsi" w:hAnsiTheme="minorHAnsi" w:cstheme="minorHAnsi"/>
-                <w:bCs/>
-                <w:sz w:val="20"/>
-                <w:highlight w:val="yellow"/>
-              </w:rPr>
-              <w:t>&gt;</w:t>
+              <w:t>Vitor Leonardo</w:t>
             </w:r>
           </w:p>
         </w:tc>
@@ -1080,9 +1034,9 @@
           <w:caps w:val="0"/>
           <w:noProof/>
           <w:color w:val="auto"/>
-          <w:sz w:val="22"/>
-          <w:szCs w:val="22"/>
+          <w:kern w:val="2"/>
           <w:lang w:eastAsia="pt-PT"/>
+          <w14:ligatures w14:val="standardContextual"/>
         </w:rPr>
       </w:pPr>
       <w:r>
@@ -1103,7 +1057,7 @@
         </w:rPr>
         <w:fldChar w:fldCharType="separate"/>
       </w:r>
-      <w:hyperlink w:anchor="_Toc67476478" w:history="1">
+      <w:hyperlink w:anchor="_Toc227577055" w:history="1">
         <w:r>
           <w:rPr>
             <w:rStyle w:val="Hiperligao"/>
@@ -1119,9 +1073,9 @@
             <w:caps w:val="0"/>
             <w:noProof/>
             <w:color w:val="auto"/>
-            <w:sz w:val="22"/>
-            <w:szCs w:val="22"/>
+            <w:kern w:val="2"/>
             <w:lang w:eastAsia="pt-PT"/>
+            <w14:ligatures w14:val="standardContextual"/>
           </w:rPr>
           <w:tab/>
         </w:r>
@@ -1151,7 +1105,7 @@
             <w:noProof/>
             <w:webHidden/>
           </w:rPr>
-          <w:instrText xml:space="preserve"> PAGEREF _Toc67476478 \h </w:instrText>
+          <w:instrText xml:space="preserve"> PAGEREF _Toc227577055 \h </w:instrText>
         </w:r>
         <w:r>
           <w:rPr>
@@ -1196,12 +1150,12 @@
           <w:caps w:val="0"/>
           <w:noProof/>
           <w:color w:val="auto"/>
-          <w:sz w:val="22"/>
-          <w:szCs w:val="22"/>
+          <w:kern w:val="2"/>
           <w:lang w:eastAsia="pt-PT"/>
-        </w:rPr>
-      </w:pPr>
-      <w:hyperlink w:anchor="_Toc67476479" w:history="1">
+          <w14:ligatures w14:val="standardContextual"/>
+        </w:rPr>
+      </w:pPr>
+      <w:hyperlink w:anchor="_Toc227577056" w:history="1">
         <w:r>
           <w:rPr>
             <w:rStyle w:val="Hiperligao"/>
@@ -1217,9 +1171,9 @@
             <w:caps w:val="0"/>
             <w:noProof/>
             <w:color w:val="auto"/>
-            <w:sz w:val="22"/>
-            <w:szCs w:val="22"/>
+            <w:kern w:val="2"/>
             <w:lang w:eastAsia="pt-PT"/>
+            <w14:ligatures w14:val="standardContextual"/>
           </w:rPr>
           <w:tab/>
         </w:r>
@@ -1249,7 +1203,7 @@
             <w:noProof/>
             <w:webHidden/>
           </w:rPr>
-          <w:instrText xml:space="preserve"> PAGEREF _Toc67476479 \h </w:instrText>
+          <w:instrText xml:space="preserve"> PAGEREF _Toc227577056 \h </w:instrText>
         </w:r>
         <w:r>
           <w:rPr>
@@ -1293,12 +1247,14 @@
           <w:bCs w:val="0"/>
           <w:noProof/>
           <w:color w:val="auto"/>
-          <w:sz w:val="22"/>
-          <w:szCs w:val="22"/>
+          <w:kern w:val="2"/>
+          <w:sz w:val="24"/>
+          <w:szCs w:val="24"/>
           <w:lang w:eastAsia="pt-PT"/>
-        </w:rPr>
-      </w:pPr>
-      <w:hyperlink w:anchor="_Toc67476480" w:history="1">
+          <w14:ligatures w14:val="standardContextual"/>
+        </w:rPr>
+      </w:pPr>
+      <w:hyperlink w:anchor="_Toc227577057" w:history="1">
         <w:r>
           <w:rPr>
             <w:rStyle w:val="Hiperligao"/>
@@ -1313,9 +1269,11 @@
             <w:bCs w:val="0"/>
             <w:noProof/>
             <w:color w:val="auto"/>
-            <w:sz w:val="22"/>
-            <w:szCs w:val="22"/>
+            <w:kern w:val="2"/>
+            <w:sz w:val="24"/>
+            <w:szCs w:val="24"/>
             <w:lang w:eastAsia="pt-PT"/>
+            <w14:ligatures w14:val="standardContextual"/>
           </w:rPr>
           <w:tab/>
         </w:r>
@@ -1345,7 +1303,7 @@
             <w:noProof/>
             <w:webHidden/>
           </w:rPr>
-          <w:instrText xml:space="preserve"> PAGEREF _Toc67476480 \h </w:instrText>
+          <w:instrText xml:space="preserve"> PAGEREF _Toc227577057 \h </w:instrText>
         </w:r>
         <w:r>
           <w:rPr>
@@ -1380,19 +1338,21 @@
       <w:pPr>
         <w:pStyle w:val="ndice3"/>
         <w:tabs>
-          <w:tab w:val="left" w:pos="880"/>
+          <w:tab w:val="left" w:pos="1100"/>
           <w:tab w:val="right" w:pos="9394"/>
         </w:tabs>
         <w:rPr>
           <w:rFonts w:eastAsiaTheme="minorEastAsia" w:cstheme="minorBidi"/>
           <w:noProof/>
           <w:color w:val="auto"/>
-          <w:sz w:val="22"/>
-          <w:szCs w:val="22"/>
+          <w:kern w:val="2"/>
+          <w:sz w:val="24"/>
+          <w:szCs w:val="24"/>
           <w:lang w:eastAsia="pt-PT"/>
-        </w:rPr>
-      </w:pPr>
-      <w:hyperlink w:anchor="_Toc67476481" w:history="1">
+          <w14:ligatures w14:val="standardContextual"/>
+        </w:rPr>
+      </w:pPr>
+      <w:hyperlink w:anchor="_Toc227577058" w:history="1">
         <w:r>
           <w:rPr>
             <w:rStyle w:val="Hiperligao"/>
@@ -1405,9 +1365,11 @@
             <w:rFonts w:eastAsiaTheme="minorEastAsia" w:cstheme="minorBidi"/>
             <w:noProof/>
             <w:color w:val="auto"/>
-            <w:sz w:val="22"/>
-            <w:szCs w:val="22"/>
+            <w:kern w:val="2"/>
+            <w:sz w:val="24"/>
+            <w:szCs w:val="24"/>
             <w:lang w:eastAsia="pt-PT"/>
+            <w14:ligatures w14:val="standardContextual"/>
           </w:rPr>
           <w:tab/>
         </w:r>
@@ -1437,7 +1399,7 @@
             <w:noProof/>
             <w:webHidden/>
           </w:rPr>
-          <w:instrText xml:space="preserve"> PAGEREF _Toc67476481 \h </w:instrText>
+          <w:instrText xml:space="preserve"> PAGEREF _Toc227577058 \h </w:instrText>
         </w:r>
         <w:r>
           <w:rPr>
@@ -1472,19 +1434,21 @@
       <w:pPr>
         <w:pStyle w:val="ndice3"/>
         <w:tabs>
-          <w:tab w:val="left" w:pos="880"/>
+          <w:tab w:val="left" w:pos="1100"/>
           <w:tab w:val="right" w:pos="9394"/>
         </w:tabs>
         <w:rPr>
           <w:rFonts w:eastAsiaTheme="minorEastAsia" w:cstheme="minorBidi"/>
           <w:noProof/>
           <w:color w:val="auto"/>
-          <w:sz w:val="22"/>
-          <w:szCs w:val="22"/>
+          <w:kern w:val="2"/>
+          <w:sz w:val="24"/>
+          <w:szCs w:val="24"/>
           <w:lang w:eastAsia="pt-PT"/>
-        </w:rPr>
-      </w:pPr>
-      <w:hyperlink w:anchor="_Toc67476482" w:history="1">
+          <w14:ligatures w14:val="standardContextual"/>
+        </w:rPr>
+      </w:pPr>
+      <w:hyperlink w:anchor="_Toc227577059" w:history="1">
         <w:r>
           <w:rPr>
             <w:rStyle w:val="Hiperligao"/>
@@ -1497,9 +1461,11 @@
             <w:rFonts w:eastAsiaTheme="minorEastAsia" w:cstheme="minorBidi"/>
             <w:noProof/>
             <w:color w:val="auto"/>
-            <w:sz w:val="22"/>
-            <w:szCs w:val="22"/>
+            <w:kern w:val="2"/>
+            <w:sz w:val="24"/>
+            <w:szCs w:val="24"/>
             <w:lang w:eastAsia="pt-PT"/>
+            <w14:ligatures w14:val="standardContextual"/>
           </w:rPr>
           <w:tab/>
         </w:r>
@@ -1529,7 +1495,7 @@
             <w:noProof/>
             <w:webHidden/>
           </w:rPr>
-          <w:instrText xml:space="preserve"> PAGEREF _Toc67476482 \h </w:instrText>
+          <w:instrText xml:space="preserve"> PAGEREF _Toc227577059 \h </w:instrText>
         </w:r>
         <w:r>
           <w:rPr>
@@ -1549,7 +1515,7 @@
             <w:noProof/>
             <w:webHidden/>
           </w:rPr>
-          <w:t>7</w:t>
+          <w:t>8</w:t>
         </w:r>
         <w:r>
           <w:rPr>
@@ -1564,19 +1530,21 @@
       <w:pPr>
         <w:pStyle w:val="ndice3"/>
         <w:tabs>
-          <w:tab w:val="left" w:pos="880"/>
+          <w:tab w:val="left" w:pos="1100"/>
           <w:tab w:val="right" w:pos="9394"/>
         </w:tabs>
         <w:rPr>
           <w:rFonts w:eastAsiaTheme="minorEastAsia" w:cstheme="minorBidi"/>
           <w:noProof/>
           <w:color w:val="auto"/>
-          <w:sz w:val="22"/>
-          <w:szCs w:val="22"/>
+          <w:kern w:val="2"/>
+          <w:sz w:val="24"/>
+          <w:szCs w:val="24"/>
           <w:lang w:eastAsia="pt-PT"/>
-        </w:rPr>
-      </w:pPr>
-      <w:hyperlink w:anchor="_Toc67476483" w:history="1">
+          <w14:ligatures w14:val="standardContextual"/>
+        </w:rPr>
+      </w:pPr>
+      <w:hyperlink w:anchor="_Toc227577060" w:history="1">
         <w:r>
           <w:rPr>
             <w:rStyle w:val="Hiperligao"/>
@@ -1589,9 +1557,11 @@
             <w:rFonts w:eastAsiaTheme="minorEastAsia" w:cstheme="minorBidi"/>
             <w:noProof/>
             <w:color w:val="auto"/>
-            <w:sz w:val="22"/>
-            <w:szCs w:val="22"/>
+            <w:kern w:val="2"/>
+            <w:sz w:val="24"/>
+            <w:szCs w:val="24"/>
             <w:lang w:eastAsia="pt-PT"/>
+            <w14:ligatures w14:val="standardContextual"/>
           </w:rPr>
           <w:tab/>
         </w:r>
@@ -1621,7 +1591,7 @@
             <w:noProof/>
             <w:webHidden/>
           </w:rPr>
-          <w:instrText xml:space="preserve"> PAGEREF _Toc67476483 \h </w:instrText>
+          <w:instrText xml:space="preserve"> PAGEREF _Toc227577060 \h </w:instrText>
         </w:r>
         <w:r>
           <w:rPr>
@@ -1641,7 +1611,7 @@
             <w:noProof/>
             <w:webHidden/>
           </w:rPr>
-          <w:t>14</w:t>
+          <w:t>16</w:t>
         </w:r>
         <w:r>
           <w:rPr>
@@ -1666,12 +1636,12 @@
           <w:caps w:val="0"/>
           <w:noProof/>
           <w:color w:val="auto"/>
-          <w:sz w:val="22"/>
-          <w:szCs w:val="22"/>
+          <w:kern w:val="2"/>
           <w:lang w:eastAsia="pt-PT"/>
-        </w:rPr>
-      </w:pPr>
-      <w:hyperlink w:anchor="_Toc67476484" w:history="1">
+          <w14:ligatures w14:val="standardContextual"/>
+        </w:rPr>
+      </w:pPr>
+      <w:hyperlink w:anchor="_Toc227577061" w:history="1">
         <w:r>
           <w:rPr>
             <w:rStyle w:val="Hiperligao"/>
@@ -1687,9 +1657,9 @@
             <w:caps w:val="0"/>
             <w:noProof/>
             <w:color w:val="auto"/>
-            <w:sz w:val="22"/>
-            <w:szCs w:val="22"/>
+            <w:kern w:val="2"/>
             <w:lang w:eastAsia="pt-PT"/>
+            <w14:ligatures w14:val="standardContextual"/>
           </w:rPr>
           <w:tab/>
         </w:r>
@@ -1698,6 +1668,1081 @@
             <w:rStyle w:val="Hiperligao"/>
             <w:noProof/>
           </w:rPr>
+          <w:t>Servidor de Chat — Explicação</w:t>
+        </w:r>
+        <w:r>
+          <w:rPr>
+            <w:noProof/>
+            <w:webHidden/>
+          </w:rPr>
+          <w:tab/>
+        </w:r>
+        <w:r>
+          <w:rPr>
+            <w:noProof/>
+            <w:webHidden/>
+          </w:rPr>
+          <w:fldChar w:fldCharType="begin"/>
+        </w:r>
+        <w:r>
+          <w:rPr>
+            <w:noProof/>
+            <w:webHidden/>
+          </w:rPr>
+          <w:instrText xml:space="preserve"> PAGEREF _Toc227577061 \h </w:instrText>
+        </w:r>
+        <w:r>
+          <w:rPr>
+            <w:noProof/>
+            <w:webHidden/>
+          </w:rPr>
+        </w:r>
+        <w:r>
+          <w:rPr>
+            <w:noProof/>
+            <w:webHidden/>
+          </w:rPr>
+          <w:fldChar w:fldCharType="separate"/>
+        </w:r>
+        <w:r>
+          <w:rPr>
+            <w:noProof/>
+            <w:webHidden/>
+          </w:rPr>
+          <w:t>17</w:t>
+        </w:r>
+        <w:r>
+          <w:rPr>
+            <w:noProof/>
+            <w:webHidden/>
+          </w:rPr>
+          <w:fldChar w:fldCharType="end"/>
+        </w:r>
+      </w:hyperlink>
+    </w:p>
+    <w:p>
+      <w:pPr>
+        <w:pStyle w:val="ndice2"/>
+        <w:tabs>
+          <w:tab w:val="left" w:pos="660"/>
+          <w:tab w:val="right" w:pos="9394"/>
+        </w:tabs>
+        <w:rPr>
+          <w:rFonts w:eastAsiaTheme="minorEastAsia" w:cstheme="minorBidi"/>
+          <w:b w:val="0"/>
+          <w:bCs w:val="0"/>
+          <w:noProof/>
+          <w:color w:val="auto"/>
+          <w:kern w:val="2"/>
+          <w:sz w:val="24"/>
+          <w:szCs w:val="24"/>
+          <w:lang w:eastAsia="pt-PT"/>
+          <w14:ligatures w14:val="standardContextual"/>
+        </w:rPr>
+      </w:pPr>
+      <w:hyperlink w:anchor="_Toc227577062" w:history="1">
+        <w:r>
+          <w:rPr>
+            <w:rStyle w:val="Hiperligao"/>
+            <w:noProof/>
+          </w:rPr>
+          <w:t>3.1</w:t>
+        </w:r>
+        <w:r>
+          <w:rPr>
+            <w:rFonts w:eastAsiaTheme="minorEastAsia" w:cstheme="minorBidi"/>
+            <w:b w:val="0"/>
+            <w:bCs w:val="0"/>
+            <w:noProof/>
+            <w:color w:val="auto"/>
+            <w:kern w:val="2"/>
+            <w:sz w:val="24"/>
+            <w:szCs w:val="24"/>
+            <w:lang w:eastAsia="pt-PT"/>
+            <w14:ligatures w14:val="standardContextual"/>
+          </w:rPr>
+          <w:tab/>
+        </w:r>
+        <w:r>
+          <w:rPr>
+            <w:rStyle w:val="Hiperligao"/>
+            <w:noProof/>
+          </w:rPr>
+          <w:t>O que faz?</w:t>
+        </w:r>
+        <w:r>
+          <w:rPr>
+            <w:noProof/>
+            <w:webHidden/>
+          </w:rPr>
+          <w:tab/>
+        </w:r>
+        <w:r>
+          <w:rPr>
+            <w:noProof/>
+            <w:webHidden/>
+          </w:rPr>
+          <w:fldChar w:fldCharType="begin"/>
+        </w:r>
+        <w:r>
+          <w:rPr>
+            <w:noProof/>
+            <w:webHidden/>
+          </w:rPr>
+          <w:instrText xml:space="preserve"> PAGEREF _Toc227577062 \h </w:instrText>
+        </w:r>
+        <w:r>
+          <w:rPr>
+            <w:noProof/>
+            <w:webHidden/>
+          </w:rPr>
+        </w:r>
+        <w:r>
+          <w:rPr>
+            <w:noProof/>
+            <w:webHidden/>
+          </w:rPr>
+          <w:fldChar w:fldCharType="separate"/>
+        </w:r>
+        <w:r>
+          <w:rPr>
+            <w:noProof/>
+            <w:webHidden/>
+          </w:rPr>
+          <w:t>17</w:t>
+        </w:r>
+        <w:r>
+          <w:rPr>
+            <w:noProof/>
+            <w:webHidden/>
+          </w:rPr>
+          <w:fldChar w:fldCharType="end"/>
+        </w:r>
+      </w:hyperlink>
+    </w:p>
+    <w:p>
+      <w:pPr>
+        <w:pStyle w:val="ndice2"/>
+        <w:tabs>
+          <w:tab w:val="left" w:pos="660"/>
+          <w:tab w:val="right" w:pos="9394"/>
+        </w:tabs>
+        <w:rPr>
+          <w:rFonts w:eastAsiaTheme="minorEastAsia" w:cstheme="minorBidi"/>
+          <w:b w:val="0"/>
+          <w:bCs w:val="0"/>
+          <w:noProof/>
+          <w:color w:val="auto"/>
+          <w:kern w:val="2"/>
+          <w:sz w:val="24"/>
+          <w:szCs w:val="24"/>
+          <w:lang w:eastAsia="pt-PT"/>
+          <w14:ligatures w14:val="standardContextual"/>
+        </w:rPr>
+      </w:pPr>
+      <w:hyperlink w:anchor="_Toc227577063" w:history="1">
+        <w:r>
+          <w:rPr>
+            <w:rStyle w:val="Hiperligao"/>
+            <w:noProof/>
+          </w:rPr>
+          <w:t>3.2</w:t>
+        </w:r>
+        <w:r>
+          <w:rPr>
+            <w:rFonts w:eastAsiaTheme="minorEastAsia" w:cstheme="minorBidi"/>
+            <w:b w:val="0"/>
+            <w:bCs w:val="0"/>
+            <w:noProof/>
+            <w:color w:val="auto"/>
+            <w:kern w:val="2"/>
+            <w:sz w:val="24"/>
+            <w:szCs w:val="24"/>
+            <w:lang w:eastAsia="pt-PT"/>
+            <w14:ligatures w14:val="standardContextual"/>
+          </w:rPr>
+          <w:tab/>
+        </w:r>
+        <w:r>
+          <w:rPr>
+            <w:rStyle w:val="Hiperligao"/>
+            <w:noProof/>
+          </w:rPr>
+          <w:t>A classe Program</w:t>
+        </w:r>
+        <w:r>
+          <w:rPr>
+            <w:noProof/>
+            <w:webHidden/>
+          </w:rPr>
+          <w:tab/>
+        </w:r>
+        <w:r>
+          <w:rPr>
+            <w:noProof/>
+            <w:webHidden/>
+          </w:rPr>
+          <w:fldChar w:fldCharType="begin"/>
+        </w:r>
+        <w:r>
+          <w:rPr>
+            <w:noProof/>
+            <w:webHidden/>
+          </w:rPr>
+          <w:instrText xml:space="preserve"> PAGEREF _Toc227577063 \h </w:instrText>
+        </w:r>
+        <w:r>
+          <w:rPr>
+            <w:noProof/>
+            <w:webHidden/>
+          </w:rPr>
+        </w:r>
+        <w:r>
+          <w:rPr>
+            <w:noProof/>
+            <w:webHidden/>
+          </w:rPr>
+          <w:fldChar w:fldCharType="separate"/>
+        </w:r>
+        <w:r>
+          <w:rPr>
+            <w:noProof/>
+            <w:webHidden/>
+          </w:rPr>
+          <w:t>17</w:t>
+        </w:r>
+        <w:r>
+          <w:rPr>
+            <w:noProof/>
+            <w:webHidden/>
+          </w:rPr>
+          <w:fldChar w:fldCharType="end"/>
+        </w:r>
+      </w:hyperlink>
+    </w:p>
+    <w:p>
+      <w:pPr>
+        <w:pStyle w:val="ndice3"/>
+        <w:tabs>
+          <w:tab w:val="left" w:pos="1100"/>
+          <w:tab w:val="right" w:pos="9394"/>
+        </w:tabs>
+        <w:rPr>
+          <w:rFonts w:eastAsiaTheme="minorEastAsia" w:cstheme="minorBidi"/>
+          <w:noProof/>
+          <w:color w:val="auto"/>
+          <w:kern w:val="2"/>
+          <w:sz w:val="24"/>
+          <w:szCs w:val="24"/>
+          <w:lang w:eastAsia="pt-PT"/>
+          <w14:ligatures w14:val="standardContextual"/>
+        </w:rPr>
+      </w:pPr>
+      <w:hyperlink w:anchor="_Toc227577064" w:history="1">
+        <w:r>
+          <w:rPr>
+            <w:rStyle w:val="Hiperligao"/>
+            <w:noProof/>
+          </w:rPr>
+          <w:t>3.2.1</w:t>
+        </w:r>
+        <w:r>
+          <w:rPr>
+            <w:rFonts w:eastAsiaTheme="minorEastAsia" w:cstheme="minorBidi"/>
+            <w:noProof/>
+            <w:color w:val="auto"/>
+            <w:kern w:val="2"/>
+            <w:sz w:val="24"/>
+            <w:szCs w:val="24"/>
+            <w:lang w:eastAsia="pt-PT"/>
+            <w14:ligatures w14:val="standardContextual"/>
+          </w:rPr>
+          <w:tab/>
+        </w:r>
+        <w:r>
+          <w:rPr>
+            <w:rStyle w:val="Hiperligao"/>
+            <w:noProof/>
+          </w:rPr>
+          <w:t>Main()</w:t>
+        </w:r>
+        <w:r>
+          <w:rPr>
+            <w:noProof/>
+            <w:webHidden/>
+          </w:rPr>
+          <w:tab/>
+        </w:r>
+        <w:r>
+          <w:rPr>
+            <w:noProof/>
+            <w:webHidden/>
+          </w:rPr>
+          <w:fldChar w:fldCharType="begin"/>
+        </w:r>
+        <w:r>
+          <w:rPr>
+            <w:noProof/>
+            <w:webHidden/>
+          </w:rPr>
+          <w:instrText xml:space="preserve"> PAGEREF _Toc227577064 \h </w:instrText>
+        </w:r>
+        <w:r>
+          <w:rPr>
+            <w:noProof/>
+            <w:webHidden/>
+          </w:rPr>
+        </w:r>
+        <w:r>
+          <w:rPr>
+            <w:noProof/>
+            <w:webHidden/>
+          </w:rPr>
+          <w:fldChar w:fldCharType="separate"/>
+        </w:r>
+        <w:r>
+          <w:rPr>
+            <w:noProof/>
+            <w:webHidden/>
+          </w:rPr>
+          <w:t>17</w:t>
+        </w:r>
+        <w:r>
+          <w:rPr>
+            <w:noProof/>
+            <w:webHidden/>
+          </w:rPr>
+          <w:fldChar w:fldCharType="end"/>
+        </w:r>
+      </w:hyperlink>
+    </w:p>
+    <w:p>
+      <w:pPr>
+        <w:pStyle w:val="ndice2"/>
+        <w:tabs>
+          <w:tab w:val="left" w:pos="660"/>
+          <w:tab w:val="right" w:pos="9394"/>
+        </w:tabs>
+        <w:rPr>
+          <w:rFonts w:eastAsiaTheme="minorEastAsia" w:cstheme="minorBidi"/>
+          <w:b w:val="0"/>
+          <w:bCs w:val="0"/>
+          <w:noProof/>
+          <w:color w:val="auto"/>
+          <w:kern w:val="2"/>
+          <w:sz w:val="24"/>
+          <w:szCs w:val="24"/>
+          <w:lang w:eastAsia="pt-PT"/>
+          <w14:ligatures w14:val="standardContextual"/>
+        </w:rPr>
+      </w:pPr>
+      <w:hyperlink w:anchor="_Toc227577065" w:history="1">
+        <w:r>
+          <w:rPr>
+            <w:rStyle w:val="Hiperligao"/>
+            <w:noProof/>
+          </w:rPr>
+          <w:t>3.3</w:t>
+        </w:r>
+        <w:r>
+          <w:rPr>
+            <w:rFonts w:eastAsiaTheme="minorEastAsia" w:cstheme="minorBidi"/>
+            <w:b w:val="0"/>
+            <w:bCs w:val="0"/>
+            <w:noProof/>
+            <w:color w:val="auto"/>
+            <w:kern w:val="2"/>
+            <w:sz w:val="24"/>
+            <w:szCs w:val="24"/>
+            <w:lang w:eastAsia="pt-PT"/>
+            <w14:ligatures w14:val="standardContextual"/>
+          </w:rPr>
+          <w:tab/>
+        </w:r>
+        <w:r>
+          <w:rPr>
+            <w:rStyle w:val="Hiperligao"/>
+            <w:noProof/>
+          </w:rPr>
+          <w:t>A classe ClientHandler , o coração do servidor</w:t>
+        </w:r>
+        <w:r>
+          <w:rPr>
+            <w:noProof/>
+            <w:webHidden/>
+          </w:rPr>
+          <w:tab/>
+        </w:r>
+        <w:r>
+          <w:rPr>
+            <w:noProof/>
+            <w:webHidden/>
+          </w:rPr>
+          <w:fldChar w:fldCharType="begin"/>
+        </w:r>
+        <w:r>
+          <w:rPr>
+            <w:noProof/>
+            <w:webHidden/>
+          </w:rPr>
+          <w:instrText xml:space="preserve"> PAGEREF _Toc227577065 \h </w:instrText>
+        </w:r>
+        <w:r>
+          <w:rPr>
+            <w:noProof/>
+            <w:webHidden/>
+          </w:rPr>
+        </w:r>
+        <w:r>
+          <w:rPr>
+            <w:noProof/>
+            <w:webHidden/>
+          </w:rPr>
+          <w:fldChar w:fldCharType="separate"/>
+        </w:r>
+        <w:r>
+          <w:rPr>
+            <w:noProof/>
+            <w:webHidden/>
+          </w:rPr>
+          <w:t>17</w:t>
+        </w:r>
+        <w:r>
+          <w:rPr>
+            <w:noProof/>
+            <w:webHidden/>
+          </w:rPr>
+          <w:fldChar w:fldCharType="end"/>
+        </w:r>
+      </w:hyperlink>
+    </w:p>
+    <w:p>
+      <w:pPr>
+        <w:pStyle w:val="ndice3"/>
+        <w:tabs>
+          <w:tab w:val="left" w:pos="1100"/>
+          <w:tab w:val="right" w:pos="9394"/>
+        </w:tabs>
+        <w:rPr>
+          <w:rFonts w:eastAsiaTheme="minorEastAsia" w:cstheme="minorBidi"/>
+          <w:noProof/>
+          <w:color w:val="auto"/>
+          <w:kern w:val="2"/>
+          <w:sz w:val="24"/>
+          <w:szCs w:val="24"/>
+          <w:lang w:eastAsia="pt-PT"/>
+          <w14:ligatures w14:val="standardContextual"/>
+        </w:rPr>
+      </w:pPr>
+      <w:hyperlink w:anchor="_Toc227577066" w:history="1">
+        <w:r>
+          <w:rPr>
+            <w:rStyle w:val="Hiperligao"/>
+            <w:noProof/>
+          </w:rPr>
+          <w:t>3.3.1</w:t>
+        </w:r>
+        <w:r>
+          <w:rPr>
+            <w:rFonts w:eastAsiaTheme="minorEastAsia" w:cstheme="minorBidi"/>
+            <w:noProof/>
+            <w:color w:val="auto"/>
+            <w:kern w:val="2"/>
+            <w:sz w:val="24"/>
+            <w:szCs w:val="24"/>
+            <w:lang w:eastAsia="pt-PT"/>
+            <w14:ligatures w14:val="standardContextual"/>
+          </w:rPr>
+          <w:tab/>
+        </w:r>
+        <w:r>
+          <w:rPr>
+            <w:rStyle w:val="Hiperligao"/>
+            <w:noProof/>
+          </w:rPr>
+          <w:t>Construtor</w:t>
+        </w:r>
+        <w:r>
+          <w:rPr>
+            <w:noProof/>
+            <w:webHidden/>
+          </w:rPr>
+          <w:tab/>
+        </w:r>
+        <w:r>
+          <w:rPr>
+            <w:noProof/>
+            <w:webHidden/>
+          </w:rPr>
+          <w:fldChar w:fldCharType="begin"/>
+        </w:r>
+        <w:r>
+          <w:rPr>
+            <w:noProof/>
+            <w:webHidden/>
+          </w:rPr>
+          <w:instrText xml:space="preserve"> PAGEREF _Toc227577066 \h </w:instrText>
+        </w:r>
+        <w:r>
+          <w:rPr>
+            <w:noProof/>
+            <w:webHidden/>
+          </w:rPr>
+        </w:r>
+        <w:r>
+          <w:rPr>
+            <w:noProof/>
+            <w:webHidden/>
+          </w:rPr>
+          <w:fldChar w:fldCharType="separate"/>
+        </w:r>
+        <w:r>
+          <w:rPr>
+            <w:noProof/>
+            <w:webHidden/>
+          </w:rPr>
+          <w:t>18</w:t>
+        </w:r>
+        <w:r>
+          <w:rPr>
+            <w:noProof/>
+            <w:webHidden/>
+          </w:rPr>
+          <w:fldChar w:fldCharType="end"/>
+        </w:r>
+      </w:hyperlink>
+    </w:p>
+    <w:p>
+      <w:pPr>
+        <w:pStyle w:val="ndice3"/>
+        <w:tabs>
+          <w:tab w:val="left" w:pos="1100"/>
+          <w:tab w:val="right" w:pos="9394"/>
+        </w:tabs>
+        <w:rPr>
+          <w:rFonts w:eastAsiaTheme="minorEastAsia" w:cstheme="minorBidi"/>
+          <w:noProof/>
+          <w:color w:val="auto"/>
+          <w:kern w:val="2"/>
+          <w:sz w:val="24"/>
+          <w:szCs w:val="24"/>
+          <w:lang w:eastAsia="pt-PT"/>
+          <w14:ligatures w14:val="standardContextual"/>
+        </w:rPr>
+      </w:pPr>
+      <w:hyperlink w:anchor="_Toc227577067" w:history="1">
+        <w:r>
+          <w:rPr>
+            <w:rStyle w:val="Hiperligao"/>
+            <w:noProof/>
+          </w:rPr>
+          <w:t>3.3.2</w:t>
+        </w:r>
+        <w:r>
+          <w:rPr>
+            <w:rFonts w:eastAsiaTheme="minorEastAsia" w:cstheme="minorBidi"/>
+            <w:noProof/>
+            <w:color w:val="auto"/>
+            <w:kern w:val="2"/>
+            <w:sz w:val="24"/>
+            <w:szCs w:val="24"/>
+            <w:lang w:eastAsia="pt-PT"/>
+            <w14:ligatures w14:val="standardContextual"/>
+          </w:rPr>
+          <w:tab/>
+        </w:r>
+        <w:r>
+          <w:rPr>
+            <w:rStyle w:val="Hiperligao"/>
+            <w:noProof/>
+          </w:rPr>
+          <w:t>Start()</w:t>
+        </w:r>
+        <w:r>
+          <w:rPr>
+            <w:noProof/>
+            <w:webHidden/>
+          </w:rPr>
+          <w:tab/>
+        </w:r>
+        <w:r>
+          <w:rPr>
+            <w:noProof/>
+            <w:webHidden/>
+          </w:rPr>
+          <w:fldChar w:fldCharType="begin"/>
+        </w:r>
+        <w:r>
+          <w:rPr>
+            <w:noProof/>
+            <w:webHidden/>
+          </w:rPr>
+          <w:instrText xml:space="preserve"> PAGEREF _Toc227577067 \h </w:instrText>
+        </w:r>
+        <w:r>
+          <w:rPr>
+            <w:noProof/>
+            <w:webHidden/>
+          </w:rPr>
+        </w:r>
+        <w:r>
+          <w:rPr>
+            <w:noProof/>
+            <w:webHidden/>
+          </w:rPr>
+          <w:fldChar w:fldCharType="separate"/>
+        </w:r>
+        <w:r>
+          <w:rPr>
+            <w:noProof/>
+            <w:webHidden/>
+          </w:rPr>
+          <w:t>18</w:t>
+        </w:r>
+        <w:r>
+          <w:rPr>
+            <w:noProof/>
+            <w:webHidden/>
+          </w:rPr>
+          <w:fldChar w:fldCharType="end"/>
+        </w:r>
+      </w:hyperlink>
+    </w:p>
+    <w:p>
+      <w:pPr>
+        <w:pStyle w:val="ndice3"/>
+        <w:tabs>
+          <w:tab w:val="left" w:pos="1100"/>
+          <w:tab w:val="right" w:pos="9394"/>
+        </w:tabs>
+        <w:rPr>
+          <w:rFonts w:eastAsiaTheme="minorEastAsia" w:cstheme="minorBidi"/>
+          <w:noProof/>
+          <w:color w:val="auto"/>
+          <w:kern w:val="2"/>
+          <w:sz w:val="24"/>
+          <w:szCs w:val="24"/>
+          <w:lang w:eastAsia="pt-PT"/>
+          <w14:ligatures w14:val="standardContextual"/>
+        </w:rPr>
+      </w:pPr>
+      <w:hyperlink w:anchor="_Toc227577068" w:history="1">
+        <w:r>
+          <w:rPr>
+            <w:rStyle w:val="Hiperligao"/>
+            <w:noProof/>
+          </w:rPr>
+          <w:t>3.3.3</w:t>
+        </w:r>
+        <w:r>
+          <w:rPr>
+            <w:rFonts w:eastAsiaTheme="minorEastAsia" w:cstheme="minorBidi"/>
+            <w:noProof/>
+            <w:color w:val="auto"/>
+            <w:kern w:val="2"/>
+            <w:sz w:val="24"/>
+            <w:szCs w:val="24"/>
+            <w:lang w:eastAsia="pt-PT"/>
+            <w14:ligatures w14:val="standardContextual"/>
+          </w:rPr>
+          <w:tab/>
+        </w:r>
+        <w:r>
+          <w:rPr>
+            <w:rStyle w:val="Hiperligao"/>
+            <w:rFonts w:ascii="Courier New" w:hAnsi="Courier New" w:cs="Courier New"/>
+            <w:noProof/>
+          </w:rPr>
+          <w:t>Handle()</w:t>
+        </w:r>
+        <w:r>
+          <w:rPr>
+            <w:noProof/>
+            <w:webHidden/>
+          </w:rPr>
+          <w:tab/>
+        </w:r>
+        <w:r>
+          <w:rPr>
+            <w:noProof/>
+            <w:webHidden/>
+          </w:rPr>
+          <w:fldChar w:fldCharType="begin"/>
+        </w:r>
+        <w:r>
+          <w:rPr>
+            <w:noProof/>
+            <w:webHidden/>
+          </w:rPr>
+          <w:instrText xml:space="preserve"> PAGEREF _Toc227577068 \h </w:instrText>
+        </w:r>
+        <w:r>
+          <w:rPr>
+            <w:noProof/>
+            <w:webHidden/>
+          </w:rPr>
+        </w:r>
+        <w:r>
+          <w:rPr>
+            <w:noProof/>
+            <w:webHidden/>
+          </w:rPr>
+          <w:fldChar w:fldCharType="separate"/>
+        </w:r>
+        <w:r>
+          <w:rPr>
+            <w:noProof/>
+            <w:webHidden/>
+          </w:rPr>
+          <w:t>18</w:t>
+        </w:r>
+        <w:r>
+          <w:rPr>
+            <w:noProof/>
+            <w:webHidden/>
+          </w:rPr>
+          <w:fldChar w:fldCharType="end"/>
+        </w:r>
+      </w:hyperlink>
+    </w:p>
+    <w:p>
+      <w:pPr>
+        <w:pStyle w:val="ndice3"/>
+        <w:tabs>
+          <w:tab w:val="left" w:pos="1100"/>
+          <w:tab w:val="right" w:pos="9394"/>
+        </w:tabs>
+        <w:rPr>
+          <w:rFonts w:eastAsiaTheme="minorEastAsia" w:cstheme="minorBidi"/>
+          <w:noProof/>
+          <w:color w:val="auto"/>
+          <w:kern w:val="2"/>
+          <w:sz w:val="24"/>
+          <w:szCs w:val="24"/>
+          <w:lang w:eastAsia="pt-PT"/>
+          <w14:ligatures w14:val="standardContextual"/>
+        </w:rPr>
+      </w:pPr>
+      <w:hyperlink w:anchor="_Toc227577069" w:history="1">
+        <w:r>
+          <w:rPr>
+            <w:rStyle w:val="Hiperligao"/>
+            <w:noProof/>
+          </w:rPr>
+          <w:t>3.3.4</w:t>
+        </w:r>
+        <w:r>
+          <w:rPr>
+            <w:rFonts w:eastAsiaTheme="minorEastAsia" w:cstheme="minorBidi"/>
+            <w:noProof/>
+            <w:color w:val="auto"/>
+            <w:kern w:val="2"/>
+            <w:sz w:val="24"/>
+            <w:szCs w:val="24"/>
+            <w:lang w:eastAsia="pt-PT"/>
+            <w14:ligatures w14:val="standardContextual"/>
+          </w:rPr>
+          <w:tab/>
+        </w:r>
+        <w:r>
+          <w:rPr>
+            <w:rStyle w:val="Hiperligao"/>
+            <w:noProof/>
+          </w:rPr>
+          <w:t>BroadcastMessage()</w:t>
+        </w:r>
+        <w:r>
+          <w:rPr>
+            <w:noProof/>
+            <w:webHidden/>
+          </w:rPr>
+          <w:tab/>
+        </w:r>
+        <w:r>
+          <w:rPr>
+            <w:noProof/>
+            <w:webHidden/>
+          </w:rPr>
+          <w:fldChar w:fldCharType="begin"/>
+        </w:r>
+        <w:r>
+          <w:rPr>
+            <w:noProof/>
+            <w:webHidden/>
+          </w:rPr>
+          <w:instrText xml:space="preserve"> PAGEREF _Toc227577069 \h </w:instrText>
+        </w:r>
+        <w:r>
+          <w:rPr>
+            <w:noProof/>
+            <w:webHidden/>
+          </w:rPr>
+        </w:r>
+        <w:r>
+          <w:rPr>
+            <w:noProof/>
+            <w:webHidden/>
+          </w:rPr>
+          <w:fldChar w:fldCharType="separate"/>
+        </w:r>
+        <w:r>
+          <w:rPr>
+            <w:noProof/>
+            <w:webHidden/>
+          </w:rPr>
+          <w:t>19</w:t>
+        </w:r>
+        <w:r>
+          <w:rPr>
+            <w:noProof/>
+            <w:webHidden/>
+          </w:rPr>
+          <w:fldChar w:fldCharType="end"/>
+        </w:r>
+      </w:hyperlink>
+    </w:p>
+    <w:p>
+      <w:pPr>
+        <w:pStyle w:val="ndice3"/>
+        <w:tabs>
+          <w:tab w:val="left" w:pos="1100"/>
+          <w:tab w:val="right" w:pos="9394"/>
+        </w:tabs>
+        <w:rPr>
+          <w:rFonts w:eastAsiaTheme="minorEastAsia" w:cstheme="minorBidi"/>
+          <w:noProof/>
+          <w:color w:val="auto"/>
+          <w:kern w:val="2"/>
+          <w:sz w:val="24"/>
+          <w:szCs w:val="24"/>
+          <w:lang w:eastAsia="pt-PT"/>
+          <w14:ligatures w14:val="standardContextual"/>
+        </w:rPr>
+      </w:pPr>
+      <w:hyperlink w:anchor="_Toc227577070" w:history="1">
+        <w:r>
+          <w:rPr>
+            <w:rStyle w:val="Hiperligao"/>
+            <w:noProof/>
+          </w:rPr>
+          <w:t>3.3.5</w:t>
+        </w:r>
+        <w:r>
+          <w:rPr>
+            <w:rFonts w:eastAsiaTheme="minorEastAsia" w:cstheme="minorBidi"/>
+            <w:noProof/>
+            <w:color w:val="auto"/>
+            <w:kern w:val="2"/>
+            <w:sz w:val="24"/>
+            <w:szCs w:val="24"/>
+            <w:lang w:eastAsia="pt-PT"/>
+            <w14:ligatures w14:val="standardContextual"/>
+          </w:rPr>
+          <w:tab/>
+        </w:r>
+        <w:r>
+          <w:rPr>
+            <w:rStyle w:val="Hiperligao"/>
+            <w:noProof/>
+          </w:rPr>
+          <w:t>SendMessage()</w:t>
+        </w:r>
+        <w:r>
+          <w:rPr>
+            <w:noProof/>
+            <w:webHidden/>
+          </w:rPr>
+          <w:tab/>
+        </w:r>
+        <w:r>
+          <w:rPr>
+            <w:noProof/>
+            <w:webHidden/>
+          </w:rPr>
+          <w:fldChar w:fldCharType="begin"/>
+        </w:r>
+        <w:r>
+          <w:rPr>
+            <w:noProof/>
+            <w:webHidden/>
+          </w:rPr>
+          <w:instrText xml:space="preserve"> PAGEREF _Toc227577070 \h </w:instrText>
+        </w:r>
+        <w:r>
+          <w:rPr>
+            <w:noProof/>
+            <w:webHidden/>
+          </w:rPr>
+        </w:r>
+        <w:r>
+          <w:rPr>
+            <w:noProof/>
+            <w:webHidden/>
+          </w:rPr>
+          <w:fldChar w:fldCharType="separate"/>
+        </w:r>
+        <w:r>
+          <w:rPr>
+            <w:noProof/>
+            <w:webHidden/>
+          </w:rPr>
+          <w:t>19</w:t>
+        </w:r>
+        <w:r>
+          <w:rPr>
+            <w:noProof/>
+            <w:webHidden/>
+          </w:rPr>
+          <w:fldChar w:fldCharType="end"/>
+        </w:r>
+      </w:hyperlink>
+    </w:p>
+    <w:p>
+      <w:pPr>
+        <w:pStyle w:val="ndice2"/>
+        <w:tabs>
+          <w:tab w:val="left" w:pos="660"/>
+          <w:tab w:val="right" w:pos="9394"/>
+        </w:tabs>
+        <w:rPr>
+          <w:rFonts w:eastAsiaTheme="minorEastAsia" w:cstheme="minorBidi"/>
+          <w:b w:val="0"/>
+          <w:bCs w:val="0"/>
+          <w:noProof/>
+          <w:color w:val="auto"/>
+          <w:kern w:val="2"/>
+          <w:sz w:val="24"/>
+          <w:szCs w:val="24"/>
+          <w:lang w:eastAsia="pt-PT"/>
+          <w14:ligatures w14:val="standardContextual"/>
+        </w:rPr>
+      </w:pPr>
+      <w:hyperlink w:anchor="_Toc227577071" w:history="1">
+        <w:r>
+          <w:rPr>
+            <w:rStyle w:val="Hiperligao"/>
+            <w:noProof/>
+          </w:rPr>
+          <w:t>3.4</w:t>
+        </w:r>
+        <w:r>
+          <w:rPr>
+            <w:rFonts w:eastAsiaTheme="minorEastAsia" w:cstheme="minorBidi"/>
+            <w:b w:val="0"/>
+            <w:bCs w:val="0"/>
+            <w:noProof/>
+            <w:color w:val="auto"/>
+            <w:kern w:val="2"/>
+            <w:sz w:val="24"/>
+            <w:szCs w:val="24"/>
+            <w:lang w:eastAsia="pt-PT"/>
+            <w14:ligatures w14:val="standardContextual"/>
+          </w:rPr>
+          <w:tab/>
+        </w:r>
+        <w:r>
+          <w:rPr>
+            <w:rStyle w:val="Hiperligao"/>
+            <w:noProof/>
+          </w:rPr>
+          <w:t>Os conceitos principais em resumo</w:t>
+        </w:r>
+        <w:r>
+          <w:rPr>
+            <w:noProof/>
+            <w:webHidden/>
+          </w:rPr>
+          <w:tab/>
+        </w:r>
+        <w:r>
+          <w:rPr>
+            <w:noProof/>
+            <w:webHidden/>
+          </w:rPr>
+          <w:fldChar w:fldCharType="begin"/>
+        </w:r>
+        <w:r>
+          <w:rPr>
+            <w:noProof/>
+            <w:webHidden/>
+          </w:rPr>
+          <w:instrText xml:space="preserve"> PAGEREF _Toc227577071 \h </w:instrText>
+        </w:r>
+        <w:r>
+          <w:rPr>
+            <w:noProof/>
+            <w:webHidden/>
+          </w:rPr>
+        </w:r>
+        <w:r>
+          <w:rPr>
+            <w:noProof/>
+            <w:webHidden/>
+          </w:rPr>
+          <w:fldChar w:fldCharType="separate"/>
+        </w:r>
+        <w:r>
+          <w:rPr>
+            <w:noProof/>
+            <w:webHidden/>
+          </w:rPr>
+          <w:t>19</w:t>
+        </w:r>
+        <w:r>
+          <w:rPr>
+            <w:noProof/>
+            <w:webHidden/>
+          </w:rPr>
+          <w:fldChar w:fldCharType="end"/>
+        </w:r>
+      </w:hyperlink>
+    </w:p>
+    <w:p>
+      <w:pPr>
+        <w:pStyle w:val="ndice1"/>
+        <w:tabs>
+          <w:tab w:val="left" w:pos="440"/>
+          <w:tab w:val="right" w:pos="9394"/>
+        </w:tabs>
+        <w:rPr>
+          <w:rFonts w:asciiTheme="minorHAnsi" w:eastAsiaTheme="minorEastAsia" w:hAnsiTheme="minorHAnsi" w:cstheme="minorBidi"/>
+          <w:b w:val="0"/>
+          <w:bCs w:val="0"/>
+          <w:caps w:val="0"/>
+          <w:noProof/>
+          <w:color w:val="auto"/>
+          <w:kern w:val="2"/>
+          <w:lang w:eastAsia="pt-PT"/>
+          <w14:ligatures w14:val="standardContextual"/>
+        </w:rPr>
+      </w:pPr>
+      <w:hyperlink w:anchor="_Toc227577072" w:history="1">
+        <w:r>
+          <w:rPr>
+            <w:rStyle w:val="Hiperligao"/>
+            <w:noProof/>
+          </w:rPr>
+          <w:t>4</w:t>
+        </w:r>
+        <w:r>
+          <w:rPr>
+            <w:rFonts w:asciiTheme="minorHAnsi" w:eastAsiaTheme="minorEastAsia" w:hAnsiTheme="minorHAnsi" w:cstheme="minorBidi"/>
+            <w:b w:val="0"/>
+            <w:bCs w:val="0"/>
+            <w:caps w:val="0"/>
+            <w:noProof/>
+            <w:color w:val="auto"/>
+            <w:kern w:val="2"/>
+            <w:lang w:eastAsia="pt-PT"/>
+            <w14:ligatures w14:val="standardContextual"/>
+          </w:rPr>
+          <w:tab/>
+        </w:r>
+        <w:r>
+          <w:rPr>
+            <w:rStyle w:val="Hiperligao"/>
+            <w:noProof/>
+          </w:rPr>
           <w:t>Conclusão</w:t>
         </w:r>
         <w:r>
@@ -1719,7 +2764,7 @@
             <w:noProof/>
             <w:webHidden/>
           </w:rPr>
-          <w:instrText xml:space="preserve"> PAGEREF _Toc67476484 \h </w:instrText>
+          <w:instrText xml:space="preserve"> PAGEREF _Toc227577072 \h </w:instrText>
         </w:r>
         <w:r>
           <w:rPr>
@@ -1739,7 +2784,7 @@
             <w:noProof/>
             <w:webHidden/>
           </w:rPr>
-          <w:t>15</w:t>
+          <w:t>21</w:t>
         </w:r>
         <w:r>
           <w:rPr>
@@ -1751,11 +2796,22 @@
       </w:hyperlink>
     </w:p>
     <w:p>
+      <w:pPr>
+        <w:tabs>
+          <w:tab w:val="left" w:pos="6864"/>
+        </w:tabs>
+      </w:pPr>
       <w:r>
         <w:rPr>
           <w:rFonts w:asciiTheme="minorHAnsi" w:hAnsiTheme="minorHAnsi" w:cstheme="minorHAnsi"/>
         </w:rPr>
         <w:fldChar w:fldCharType="end"/>
+      </w:r>
+      <w:r>
+        <w:rPr>
+          <w:rFonts w:asciiTheme="minorHAnsi" w:hAnsiTheme="minorHAnsi" w:cstheme="minorHAnsi"/>
+        </w:rPr>
+        <w:tab/>
       </w:r>
     </w:p>
     <w:p/>
@@ -1763,15 +2819,6 @@
     <w:p/>
     <w:p/>
     <w:p/>
-    <w:p/>
-    <w:p/>
-    <w:p/>
-    <w:p/>
-    <w:p/>
-    <w:p/>
-    <w:p/>
-    <w:p/>
-    <w:p/>
     <w:p>
       <w:r>
         <w:rPr>
@@ -1780,7 +2827,6 @@
           <w:caps/>
           <w:color w:val="C00000"/>
         </w:rPr>
-        <w:lastRenderedPageBreak/>
         <w:t>Índice de tabelas</w:t>
       </w:r>
     </w:p>
@@ -2387,7 +3433,7 @@
       <w:pPr>
         <w:pStyle w:val="Ttulo1"/>
       </w:pPr>
-      <w:bookmarkStart w:id="0" w:name="_Toc67476478"/>
+      <w:bookmarkStart w:id="0" w:name="_Toc227577055"/>
       <w:r>
         <w:lastRenderedPageBreak/>
         <w:t>I</w:t>
@@ -2433,7 +3479,7 @@
       <w:pPr>
         <w:pStyle w:val="Ttulo1"/>
       </w:pPr>
-      <w:bookmarkStart w:id="1" w:name="_Toc67476479"/>
+      <w:bookmarkStart w:id="1" w:name="_Toc227577056"/>
       <w:r>
         <w:lastRenderedPageBreak/>
         <w:t>Especificação d</w:t>
@@ -2463,7 +3509,7 @@
       <w:pPr>
         <w:pStyle w:val="Ttulo2"/>
       </w:pPr>
-      <w:bookmarkStart w:id="2" w:name="_Toc67476480"/>
+      <w:bookmarkStart w:id="2" w:name="_Toc227577057"/>
       <w:r>
         <w:t>Especificação de Requisitos</w:t>
       </w:r>
@@ -2478,7 +3524,7 @@
       <w:pPr>
         <w:pStyle w:val="Ttulo3"/>
       </w:pPr>
-      <w:bookmarkStart w:id="3" w:name="_Toc67476481"/>
+      <w:bookmarkStart w:id="3" w:name="_Toc227577058"/>
       <w:r>
         <w:t>Requisitos Funcionais (RF)</w:t>
       </w:r>
@@ -3177,7 +4223,7 @@
       <w:pPr>
         <w:pStyle w:val="Ttulo3"/>
       </w:pPr>
-      <w:bookmarkStart w:id="5" w:name="_Toc67476482"/>
+      <w:bookmarkStart w:id="5" w:name="_Toc227577059"/>
       <w:r>
         <w:lastRenderedPageBreak/>
         <w:t>Requisitos Não Funcionais (RNF)</w:t>
@@ -3581,15 +4627,7 @@
         <w:t>Requisitos Não Funcionais de Fiabilidade</w:t>
       </w:r>
       <w:r>
-        <w:t xml:space="preserve"> referem-se à capacidade </w:t>
-      </w:r>
-      <w:proofErr w:type="gramStart"/>
-      <w:r>
-        <w:t>do</w:t>
-      </w:r>
-      <w:proofErr w:type="gramEnd"/>
-      <w:r>
-        <w:t xml:space="preserve"> sistema funcionar correta e eficientemente. Estes requisitos serão utilizados para garantir que não há falhas no sistema, o que garante a confiança do utilizador no sistema e reduz perda de dados.</w:t>
+        <w:t xml:space="preserve"> referem-se à capacidade do sistema funcionar correta e eficientemente. Estes requisitos serão utilizados para garantir que não há falhas no sistema, o que garante a confiança do utilizador no sistema e reduz perda de dados.</w:t>
       </w:r>
     </w:p>
     <w:p>
@@ -3967,15 +5005,7 @@
         <w:t>utilizador e</w:t>
       </w:r>
       <w:r>
-        <w:t xml:space="preserve"> de controlo de acesso aos mesmos. Garantir que estes requisitos são implementados é crucial para proteger as informações sensíveis do utilizador e proteger </w:t>
-      </w:r>
-      <w:proofErr w:type="gramStart"/>
-      <w:r>
-        <w:t>contra ataques</w:t>
-      </w:r>
-      <w:proofErr w:type="gramEnd"/>
-      <w:r>
-        <w:t xml:space="preserve"> indevidos. </w:t>
+        <w:t xml:space="preserve"> de controlo de acesso aos mesmos. Garantir que estes requisitos são implementados é crucial para proteger as informações sensíveis do utilizador e proteger contra ataques indevidos. </w:t>
       </w:r>
     </w:p>
     <w:p>
@@ -5893,7 +6923,7 @@
         <w:pStyle w:val="Ttulo3"/>
       </w:pPr>
       <w:bookmarkStart w:id="13" w:name="_Toc67476432"/>
-      <w:bookmarkStart w:id="14" w:name="_Toc67476483"/>
+      <w:bookmarkStart w:id="14" w:name="_Toc227577060"/>
       <w:proofErr w:type="spellStart"/>
       <w:r>
         <w:lastRenderedPageBreak/>
@@ -6020,12 +7050,2896 @@
       <w:pPr>
         <w:pStyle w:val="Ttulo1"/>
       </w:pPr>
-      <w:bookmarkStart w:id="15" w:name="_Toc67476484"/>
+      <w:bookmarkStart w:id="15" w:name="_Toc227577061"/>
+      <w:r>
+        <w:lastRenderedPageBreak/>
+        <w:t>Servidor de Chat — Explicação</w:t>
+      </w:r>
+      <w:bookmarkEnd w:id="15"/>
+    </w:p>
+    <w:p>
+      <w:pPr>
+        <w:pStyle w:val="Ttulo2"/>
+      </w:pPr>
+      <w:bookmarkStart w:id="16" w:name="_Toc227577062"/>
+      <w:r>
+        <w:t xml:space="preserve">O que </w:t>
+      </w:r>
+      <w:r>
+        <w:t>faz</w:t>
+      </w:r>
+      <w:r>
+        <w:t>?</w:t>
+      </w:r>
+      <w:bookmarkEnd w:id="16"/>
+    </w:p>
+    <w:p>
+      <w:pPr>
+        <w:pStyle w:val="font-claude-response-body"/>
+        <w:rPr>
+          <w:rFonts w:asciiTheme="minorHAnsi" w:hAnsiTheme="minorHAnsi" w:cstheme="minorHAnsi"/>
+        </w:rPr>
+      </w:pPr>
+      <w:r>
+        <w:rPr>
+          <w:rFonts w:asciiTheme="minorHAnsi" w:hAnsiTheme="minorHAnsi" w:cstheme="minorHAnsi"/>
+        </w:rPr>
+        <w:t>L</w:t>
+      </w:r>
+      <w:r>
+        <w:rPr>
+          <w:rFonts w:asciiTheme="minorHAnsi" w:hAnsiTheme="minorHAnsi" w:cstheme="minorHAnsi"/>
+        </w:rPr>
+        <w:t xml:space="preserve">ida com vários clientes ao mesmo tempo. A ideia base </w:t>
+      </w:r>
+      <w:r>
+        <w:rPr>
+          <w:rFonts w:asciiTheme="minorHAnsi" w:hAnsiTheme="minorHAnsi" w:cstheme="minorHAnsi"/>
+        </w:rPr>
+        <w:t xml:space="preserve">é </w:t>
+      </w:r>
+      <w:r>
+        <w:rPr>
+          <w:rFonts w:asciiTheme="minorHAnsi" w:hAnsiTheme="minorHAnsi" w:cstheme="minorHAnsi"/>
+        </w:rPr>
+        <w:t>de o</w:t>
+      </w:r>
+      <w:r>
+        <w:rPr>
+          <w:rFonts w:asciiTheme="minorHAnsi" w:hAnsiTheme="minorHAnsi" w:cstheme="minorHAnsi"/>
+        </w:rPr>
+        <w:t xml:space="preserve"> servidor est</w:t>
+      </w:r>
+      <w:r>
+        <w:rPr>
+          <w:rFonts w:asciiTheme="minorHAnsi" w:hAnsiTheme="minorHAnsi" w:cstheme="minorHAnsi"/>
+        </w:rPr>
+        <w:t>ar</w:t>
+      </w:r>
+      <w:r>
+        <w:rPr>
+          <w:rFonts w:asciiTheme="minorHAnsi" w:hAnsiTheme="minorHAnsi" w:cstheme="minorHAnsi"/>
+        </w:rPr>
+        <w:t xml:space="preserve"> sempre à escuta, quando alguém se liga cria um</w:t>
+      </w:r>
+      <w:r>
+        <w:rPr>
+          <w:rFonts w:asciiTheme="minorHAnsi" w:hAnsiTheme="minorHAnsi" w:cstheme="minorHAnsi"/>
+        </w:rPr>
+        <w:t xml:space="preserve"> canal</w:t>
+      </w:r>
+      <w:r>
+        <w:rPr>
+          <w:rFonts w:asciiTheme="minorHAnsi" w:hAnsiTheme="minorHAnsi" w:cstheme="minorHAnsi"/>
+        </w:rPr>
+        <w:t xml:space="preserve"> para essa pessoa, e quando ela escreve uma mensagem o servidor reencaminha para tod</w:t>
+      </w:r>
+      <w:r>
+        <w:rPr>
+          <w:rFonts w:asciiTheme="minorHAnsi" w:hAnsiTheme="minorHAnsi" w:cstheme="minorHAnsi"/>
+        </w:rPr>
+        <w:t>as pessoas ligadas.</w:t>
+      </w:r>
+      <w:r>
+        <w:rPr>
+          <w:rFonts w:asciiTheme="minorHAnsi" w:hAnsiTheme="minorHAnsi" w:cstheme="minorHAnsi"/>
+        </w:rPr>
+        <w:t xml:space="preserve"> </w:t>
+      </w:r>
+    </w:p>
+    <w:p>
+      <w:pPr>
+        <w:pStyle w:val="Ttulo2"/>
+      </w:pPr>
+      <w:bookmarkStart w:id="17" w:name="_Toc227577063"/>
+      <w:r>
+        <w:t xml:space="preserve">A classe </w:t>
+      </w:r>
+      <w:proofErr w:type="spellStart"/>
+      <w:r>
+        <w:rPr>
+          <w:rStyle w:val="CdigoHTML"/>
+          <w:rFonts w:asciiTheme="minorHAnsi" w:hAnsiTheme="minorHAnsi" w:cs="Times New Roman"/>
+          <w:sz w:val="24"/>
+        </w:rPr>
+        <w:t>Program</w:t>
+      </w:r>
+      <w:bookmarkEnd w:id="17"/>
+      <w:proofErr w:type="spellEnd"/>
+    </w:p>
+    <w:p>
+      <w:pPr>
+        <w:pStyle w:val="Ttulo3"/>
+      </w:pPr>
+      <w:bookmarkStart w:id="18" w:name="_Toc227577064"/>
+      <w:proofErr w:type="spellStart"/>
+      <w:r>
+        <w:rPr>
+          <w:rStyle w:val="CdigoHTML"/>
+          <w:rFonts w:ascii="Calibri" w:eastAsiaTheme="majorEastAsia" w:hAnsi="Calibri" w:cstheme="majorBidi"/>
+          <w:sz w:val="24"/>
+          <w:szCs w:val="24"/>
+        </w:rPr>
+        <w:t>Main</w:t>
+      </w:r>
+      <w:proofErr w:type="spellEnd"/>
+      <w:r>
+        <w:rPr>
+          <w:rStyle w:val="CdigoHTML"/>
+          <w:rFonts w:ascii="Calibri" w:eastAsiaTheme="majorEastAsia" w:hAnsi="Calibri" w:cstheme="majorBidi"/>
+          <w:sz w:val="24"/>
+          <w:szCs w:val="24"/>
+        </w:rPr>
+        <w:t>()</w:t>
+      </w:r>
+      <w:bookmarkEnd w:id="18"/>
+    </w:p>
+    <w:p>
+      <w:pPr>
+        <w:pStyle w:val="font-claude-response-body"/>
+        <w:rPr>
+          <w:rFonts w:asciiTheme="minorHAnsi" w:hAnsiTheme="minorHAnsi" w:cstheme="minorHAnsi"/>
+        </w:rPr>
+      </w:pPr>
+      <w:r>
+        <w:rPr>
+          <w:rFonts w:asciiTheme="minorHAnsi" w:hAnsiTheme="minorHAnsi" w:cstheme="minorHAnsi"/>
+        </w:rPr>
+        <w:t xml:space="preserve">O </w:t>
+      </w:r>
+      <w:proofErr w:type="spellStart"/>
+      <w:r>
+        <w:rPr>
+          <w:rStyle w:val="CdigoHTML"/>
+          <w:rFonts w:asciiTheme="minorHAnsi" w:hAnsiTheme="minorHAnsi" w:cstheme="minorHAnsi"/>
+          <w:sz w:val="24"/>
+          <w:szCs w:val="24"/>
+        </w:rPr>
+        <w:t>Main</w:t>
+      </w:r>
+      <w:proofErr w:type="spellEnd"/>
+      <w:r>
+        <w:rPr>
+          <w:rFonts w:asciiTheme="minorHAnsi" w:hAnsiTheme="minorHAnsi" w:cstheme="minorHAnsi"/>
+        </w:rPr>
+        <w:t xml:space="preserve"> é o arranque do servidor. Basicamente faz três coisas:</w:t>
+      </w:r>
+    </w:p>
+    <w:p>
+      <w:pPr>
+        <w:pStyle w:val="font-claude-response-body"/>
+        <w:rPr>
+          <w:rFonts w:asciiTheme="minorHAnsi" w:hAnsiTheme="minorHAnsi" w:cstheme="minorHAnsi"/>
+        </w:rPr>
+      </w:pPr>
+      <w:r>
+        <w:rPr>
+          <w:rFonts w:asciiTheme="minorHAnsi" w:hAnsiTheme="minorHAnsi" w:cstheme="minorHAnsi"/>
+        </w:rPr>
+        <w:t xml:space="preserve">Primeiro cria um </w:t>
+      </w:r>
+      <w:proofErr w:type="spellStart"/>
+      <w:r>
+        <w:rPr>
+          <w:rStyle w:val="CdigoHTML"/>
+          <w:rFonts w:asciiTheme="minorHAnsi" w:hAnsiTheme="minorHAnsi" w:cstheme="minorHAnsi"/>
+          <w:sz w:val="24"/>
+          <w:szCs w:val="24"/>
+        </w:rPr>
+        <w:t>TcpListener</w:t>
+      </w:r>
+      <w:proofErr w:type="spellEnd"/>
+      <w:r>
+        <w:rPr>
+          <w:rFonts w:asciiTheme="minorHAnsi" w:hAnsiTheme="minorHAnsi" w:cstheme="minorHAnsi"/>
+        </w:rPr>
+        <w:t xml:space="preserve"> na porta 10000 e arranca-o com </w:t>
+      </w:r>
+      <w:proofErr w:type="spellStart"/>
+      <w:r>
+        <w:rPr>
+          <w:rStyle w:val="CdigoHTML"/>
+          <w:rFonts w:asciiTheme="minorHAnsi" w:hAnsiTheme="minorHAnsi" w:cstheme="minorHAnsi"/>
+          <w:sz w:val="24"/>
+          <w:szCs w:val="24"/>
+        </w:rPr>
+        <w:t>listener.Start</w:t>
+      </w:r>
+      <w:proofErr w:type="spellEnd"/>
+      <w:r>
+        <w:rPr>
+          <w:rStyle w:val="CdigoHTML"/>
+          <w:rFonts w:asciiTheme="minorHAnsi" w:hAnsiTheme="minorHAnsi" w:cstheme="minorHAnsi"/>
+          <w:sz w:val="24"/>
+          <w:szCs w:val="24"/>
+        </w:rPr>
+        <w:t>()</w:t>
+      </w:r>
+      <w:r>
+        <w:rPr>
+          <w:rFonts w:asciiTheme="minorHAnsi" w:hAnsiTheme="minorHAnsi" w:cstheme="minorHAnsi"/>
+        </w:rPr>
+        <w:t xml:space="preserve">. O </w:t>
+      </w:r>
+      <w:proofErr w:type="spellStart"/>
+      <w:r>
+        <w:rPr>
+          <w:rStyle w:val="CdigoHTML"/>
+          <w:rFonts w:asciiTheme="minorHAnsi" w:hAnsiTheme="minorHAnsi" w:cstheme="minorHAnsi"/>
+          <w:sz w:val="24"/>
+          <w:szCs w:val="24"/>
+        </w:rPr>
+        <w:t>IPAddress.Any</w:t>
+      </w:r>
+      <w:proofErr w:type="spellEnd"/>
+      <w:r>
+        <w:rPr>
+          <w:rFonts w:asciiTheme="minorHAnsi" w:hAnsiTheme="minorHAnsi" w:cstheme="minorHAnsi"/>
+        </w:rPr>
+        <w:t xml:space="preserve"> significa que aceita ligações de qualquer placa de rede da máquina, não só do </w:t>
+      </w:r>
+      <w:proofErr w:type="spellStart"/>
+      <w:r>
+        <w:rPr>
+          <w:rFonts w:asciiTheme="minorHAnsi" w:hAnsiTheme="minorHAnsi" w:cstheme="minorHAnsi"/>
+        </w:rPr>
+        <w:t>localhost</w:t>
+      </w:r>
+      <w:proofErr w:type="spellEnd"/>
+      <w:r>
+        <w:rPr>
+          <w:rFonts w:asciiTheme="minorHAnsi" w:hAnsiTheme="minorHAnsi" w:cstheme="minorHAnsi"/>
+        </w:rPr>
+        <w:t>.</w:t>
+      </w:r>
+    </w:p>
+    <w:p>
+      <w:pPr>
+        <w:pStyle w:val="font-claude-response-body"/>
+        <w:rPr>
+          <w:rFonts w:asciiTheme="minorHAnsi" w:hAnsiTheme="minorHAnsi" w:cstheme="minorHAnsi"/>
+        </w:rPr>
+      </w:pPr>
+      <w:r>
+        <w:rPr>
+          <w:rFonts w:asciiTheme="minorHAnsi" w:hAnsiTheme="minorHAnsi" w:cstheme="minorHAnsi"/>
+        </w:rPr>
+        <w:t xml:space="preserve">Depois entra num </w:t>
+      </w:r>
+      <w:proofErr w:type="spellStart"/>
+      <w:r>
+        <w:rPr>
+          <w:rStyle w:val="CdigoHTML"/>
+          <w:rFonts w:asciiTheme="minorHAnsi" w:hAnsiTheme="minorHAnsi" w:cstheme="minorHAnsi"/>
+          <w:sz w:val="24"/>
+          <w:szCs w:val="24"/>
+        </w:rPr>
+        <w:t>while</w:t>
+      </w:r>
+      <w:proofErr w:type="spellEnd"/>
+      <w:r>
+        <w:rPr>
+          <w:rStyle w:val="CdigoHTML"/>
+          <w:rFonts w:asciiTheme="minorHAnsi" w:hAnsiTheme="minorHAnsi" w:cstheme="minorHAnsi"/>
+          <w:sz w:val="24"/>
+          <w:szCs w:val="24"/>
+        </w:rPr>
+        <w:t>(</w:t>
+      </w:r>
+      <w:proofErr w:type="spellStart"/>
+      <w:r>
+        <w:rPr>
+          <w:rStyle w:val="CdigoHTML"/>
+          <w:rFonts w:asciiTheme="minorHAnsi" w:hAnsiTheme="minorHAnsi" w:cstheme="minorHAnsi"/>
+          <w:sz w:val="24"/>
+          <w:szCs w:val="24"/>
+        </w:rPr>
+        <w:t>true</w:t>
+      </w:r>
+      <w:proofErr w:type="spellEnd"/>
+      <w:r>
+        <w:rPr>
+          <w:rStyle w:val="CdigoHTML"/>
+          <w:rFonts w:asciiTheme="minorHAnsi" w:hAnsiTheme="minorHAnsi" w:cstheme="minorHAnsi"/>
+          <w:sz w:val="24"/>
+          <w:szCs w:val="24"/>
+        </w:rPr>
+        <w:t>)</w:t>
+      </w:r>
+      <w:r>
+        <w:rPr>
+          <w:rFonts w:asciiTheme="minorHAnsi" w:hAnsiTheme="minorHAnsi" w:cstheme="minorHAnsi"/>
+        </w:rPr>
+        <w:t>.</w:t>
+      </w:r>
+      <w:r>
+        <w:rPr>
+          <w:rFonts w:asciiTheme="minorHAnsi" w:hAnsiTheme="minorHAnsi" w:cstheme="minorHAnsi"/>
+        </w:rPr>
+        <w:t xml:space="preserve"> </w:t>
+      </w:r>
+      <w:r>
+        <w:rPr>
+          <w:rFonts w:asciiTheme="minorHAnsi" w:hAnsiTheme="minorHAnsi" w:cstheme="minorHAnsi"/>
+        </w:rPr>
+        <w:t>U</w:t>
+      </w:r>
+      <w:r>
+        <w:rPr>
+          <w:rFonts w:asciiTheme="minorHAnsi" w:hAnsiTheme="minorHAnsi" w:cstheme="minorHAnsi"/>
+        </w:rPr>
+        <w:t xml:space="preserve">m ciclo que nunca para enquanto o servidor estiver ligado. </w:t>
+      </w:r>
+    </w:p>
+    <w:p>
+      <w:pPr>
+        <w:pStyle w:val="HTMLpr-formatado"/>
+        <w:rPr>
+          <w:rFonts w:asciiTheme="minorHAnsi" w:hAnsiTheme="minorHAnsi" w:cstheme="minorHAnsi"/>
+          <w:sz w:val="24"/>
+          <w:szCs w:val="24"/>
+        </w:rPr>
+      </w:pPr>
+      <w:r>
+        <w:rPr>
+          <w:rStyle w:val="token"/>
+          <w:rFonts w:asciiTheme="minorHAnsi" w:hAnsiTheme="minorHAnsi" w:cstheme="minorHAnsi"/>
+          <w:sz w:val="24"/>
+          <w:szCs w:val="24"/>
+        </w:rPr>
+        <w:t>A linha “</w:t>
+      </w:r>
+      <w:proofErr w:type="spellStart"/>
+      <w:r>
+        <w:rPr>
+          <w:rStyle w:val="token"/>
+          <w:rFonts w:asciiTheme="minorHAnsi" w:hAnsiTheme="minorHAnsi" w:cstheme="minorHAnsi"/>
+          <w:sz w:val="24"/>
+          <w:szCs w:val="24"/>
+        </w:rPr>
+        <w:t>TcpClient</w:t>
+      </w:r>
+      <w:proofErr w:type="spellEnd"/>
+      <w:r>
+        <w:rPr>
+          <w:rStyle w:val="CdigoHTML"/>
+          <w:rFonts w:asciiTheme="minorHAnsi" w:hAnsiTheme="minorHAnsi" w:cstheme="minorHAnsi"/>
+          <w:sz w:val="24"/>
+          <w:szCs w:val="24"/>
+        </w:rPr>
+        <w:t xml:space="preserve"> </w:t>
+      </w:r>
+      <w:proofErr w:type="spellStart"/>
+      <w:r>
+        <w:rPr>
+          <w:rStyle w:val="CdigoHTML"/>
+          <w:rFonts w:asciiTheme="minorHAnsi" w:hAnsiTheme="minorHAnsi" w:cstheme="minorHAnsi"/>
+          <w:sz w:val="24"/>
+          <w:szCs w:val="24"/>
+        </w:rPr>
+        <w:t>tcpClient</w:t>
+      </w:r>
+      <w:proofErr w:type="spellEnd"/>
+      <w:r>
+        <w:rPr>
+          <w:rStyle w:val="CdigoHTML"/>
+          <w:rFonts w:asciiTheme="minorHAnsi" w:hAnsiTheme="minorHAnsi" w:cstheme="minorHAnsi"/>
+          <w:sz w:val="24"/>
+          <w:szCs w:val="24"/>
+        </w:rPr>
+        <w:t xml:space="preserve"> </w:t>
+      </w:r>
+      <w:r>
+        <w:rPr>
+          <w:rStyle w:val="token"/>
+          <w:rFonts w:asciiTheme="minorHAnsi" w:hAnsiTheme="minorHAnsi" w:cstheme="minorHAnsi"/>
+          <w:sz w:val="24"/>
+          <w:szCs w:val="24"/>
+        </w:rPr>
+        <w:t>=</w:t>
+      </w:r>
+      <w:r>
+        <w:rPr>
+          <w:rStyle w:val="CdigoHTML"/>
+          <w:rFonts w:asciiTheme="minorHAnsi" w:hAnsiTheme="minorHAnsi" w:cstheme="minorHAnsi"/>
+          <w:sz w:val="24"/>
+          <w:szCs w:val="24"/>
+        </w:rPr>
+        <w:t xml:space="preserve"> </w:t>
+      </w:r>
+      <w:proofErr w:type="spellStart"/>
+      <w:r>
+        <w:rPr>
+          <w:rStyle w:val="CdigoHTML"/>
+          <w:rFonts w:asciiTheme="minorHAnsi" w:hAnsiTheme="minorHAnsi" w:cstheme="minorHAnsi"/>
+          <w:sz w:val="24"/>
+          <w:szCs w:val="24"/>
+        </w:rPr>
+        <w:t>listener</w:t>
+      </w:r>
+      <w:r>
+        <w:rPr>
+          <w:rStyle w:val="token"/>
+          <w:rFonts w:asciiTheme="minorHAnsi" w:hAnsiTheme="minorHAnsi" w:cstheme="minorHAnsi"/>
+          <w:sz w:val="24"/>
+          <w:szCs w:val="24"/>
+        </w:rPr>
+        <w:t>.AcceptTcpClient</w:t>
+      </w:r>
+      <w:proofErr w:type="spellEnd"/>
+      <w:r>
+        <w:rPr>
+          <w:rStyle w:val="token"/>
+          <w:rFonts w:asciiTheme="minorHAnsi" w:hAnsiTheme="minorHAnsi" w:cstheme="minorHAnsi"/>
+          <w:sz w:val="24"/>
+          <w:szCs w:val="24"/>
+        </w:rPr>
+        <w:t>()</w:t>
+      </w:r>
+      <w:r>
+        <w:rPr>
+          <w:rStyle w:val="token"/>
+          <w:rFonts w:asciiTheme="minorHAnsi" w:hAnsiTheme="minorHAnsi" w:cstheme="minorHAnsi"/>
+          <w:sz w:val="24"/>
+          <w:szCs w:val="24"/>
+        </w:rPr>
+        <w:t xml:space="preserve">”, </w:t>
+      </w:r>
+      <w:r>
+        <w:rPr>
+          <w:rStyle w:val="Forte"/>
+          <w:rFonts w:asciiTheme="minorHAnsi" w:hAnsiTheme="minorHAnsi" w:cstheme="minorHAnsi"/>
+          <w:b w:val="0"/>
+          <w:bCs w:val="0"/>
+          <w:sz w:val="24"/>
+          <w:szCs w:val="24"/>
+        </w:rPr>
+        <w:t>bloqueia tudo</w:t>
+      </w:r>
+      <w:r>
+        <w:rPr>
+          <w:rFonts w:asciiTheme="minorHAnsi" w:hAnsiTheme="minorHAnsi" w:cstheme="minorHAnsi"/>
+          <w:sz w:val="24"/>
+          <w:szCs w:val="24"/>
+        </w:rPr>
+        <w:t xml:space="preserve"> até alguém se ligar. Quando um cliente aparece, cria um </w:t>
+      </w:r>
+      <w:proofErr w:type="spellStart"/>
+      <w:r>
+        <w:rPr>
+          <w:rStyle w:val="CdigoHTML"/>
+          <w:rFonts w:asciiTheme="minorHAnsi" w:hAnsiTheme="minorHAnsi" w:cstheme="minorHAnsi"/>
+          <w:sz w:val="24"/>
+          <w:szCs w:val="24"/>
+        </w:rPr>
+        <w:t>ClientHandler</w:t>
+      </w:r>
+      <w:proofErr w:type="spellEnd"/>
+      <w:r>
+        <w:rPr>
+          <w:rFonts w:asciiTheme="minorHAnsi" w:hAnsiTheme="minorHAnsi" w:cstheme="minorHAnsi"/>
+          <w:sz w:val="24"/>
+          <w:szCs w:val="24"/>
+        </w:rPr>
+        <w:t xml:space="preserve"> para ele, adiciona-o à lista global e chama </w:t>
+      </w:r>
+      <w:proofErr w:type="spellStart"/>
+      <w:r>
+        <w:rPr>
+          <w:rStyle w:val="CdigoHTML"/>
+          <w:rFonts w:asciiTheme="minorHAnsi" w:hAnsiTheme="minorHAnsi" w:cstheme="minorHAnsi"/>
+          <w:sz w:val="24"/>
+          <w:szCs w:val="24"/>
+        </w:rPr>
+        <w:t>handler.Start</w:t>
+      </w:r>
+      <w:proofErr w:type="spellEnd"/>
+      <w:r>
+        <w:rPr>
+          <w:rStyle w:val="CdigoHTML"/>
+          <w:rFonts w:asciiTheme="minorHAnsi" w:hAnsiTheme="minorHAnsi" w:cstheme="minorHAnsi"/>
+          <w:sz w:val="24"/>
+          <w:szCs w:val="24"/>
+        </w:rPr>
+        <w:t>()</w:t>
+      </w:r>
+      <w:r>
+        <w:rPr>
+          <w:rFonts w:asciiTheme="minorHAnsi" w:hAnsiTheme="minorHAnsi" w:cstheme="minorHAnsi"/>
+          <w:sz w:val="24"/>
+          <w:szCs w:val="24"/>
+        </w:rPr>
+        <w:t xml:space="preserve"> para lançar a </w:t>
+      </w:r>
+      <w:proofErr w:type="spellStart"/>
+      <w:r>
+        <w:rPr>
+          <w:rFonts w:asciiTheme="minorHAnsi" w:hAnsiTheme="minorHAnsi" w:cstheme="minorHAnsi"/>
+          <w:sz w:val="24"/>
+          <w:szCs w:val="24"/>
+        </w:rPr>
+        <w:t>thread</w:t>
+      </w:r>
+      <w:proofErr w:type="spellEnd"/>
+      <w:r>
+        <w:rPr>
+          <w:rFonts w:asciiTheme="minorHAnsi" w:hAnsiTheme="minorHAnsi" w:cstheme="minorHAnsi"/>
+          <w:sz w:val="24"/>
+          <w:szCs w:val="24"/>
+        </w:rPr>
+        <w:t xml:space="preserve"> (</w:t>
+      </w:r>
+      <w:r>
+        <w:rPr>
+          <w:rFonts w:asciiTheme="minorHAnsi" w:hAnsiTheme="minorHAnsi" w:cstheme="minorHAnsi"/>
+          <w:sz w:val="24"/>
+          <w:szCs w:val="24"/>
+        </w:rPr>
+        <w:t>um fluxo de execução independente dentro do mesmo programa, que permite fazer várias coisas ao mesmo tempo</w:t>
+      </w:r>
+      <w:r>
+        <w:rPr>
+          <w:rFonts w:asciiTheme="minorHAnsi" w:hAnsiTheme="minorHAnsi" w:cstheme="minorHAnsi"/>
+          <w:sz w:val="24"/>
+          <w:szCs w:val="24"/>
+        </w:rPr>
+        <w:t xml:space="preserve"> </w:t>
+      </w:r>
+      <w:r>
+        <w:rPr>
+          <w:rFonts w:asciiTheme="minorHAnsi" w:hAnsiTheme="minorHAnsi" w:cstheme="minorHAnsi"/>
+          <w:sz w:val="24"/>
+          <w:szCs w:val="24"/>
+        </w:rPr>
+        <w:t>sem que uma bloqueie as outras.</w:t>
+      </w:r>
+      <w:r>
+        <w:rPr>
+          <w:rFonts w:asciiTheme="minorHAnsi" w:hAnsiTheme="minorHAnsi" w:cstheme="minorHAnsi"/>
+          <w:sz w:val="24"/>
+          <w:szCs w:val="24"/>
+        </w:rPr>
+        <w:t>)</w:t>
+      </w:r>
+      <w:r>
+        <w:rPr>
+          <w:rFonts w:asciiTheme="minorHAnsi" w:hAnsiTheme="minorHAnsi" w:cstheme="minorHAnsi"/>
+          <w:sz w:val="24"/>
+          <w:szCs w:val="24"/>
+        </w:rPr>
+        <w:t>. Depois disso regressa imediatamente ao início do ciclo para ficar à espera do próximo.</w:t>
+      </w:r>
+    </w:p>
+    <w:p>
+      <w:pPr>
+        <w:pStyle w:val="font-claude-response-body"/>
+        <w:rPr>
+          <w:rFonts w:asciiTheme="minorHAnsi" w:hAnsiTheme="minorHAnsi" w:cstheme="minorHAnsi"/>
+        </w:rPr>
+      </w:pPr>
+      <w:r>
+        <w:rPr>
+          <w:rFonts w:asciiTheme="minorHAnsi" w:hAnsiTheme="minorHAnsi" w:cstheme="minorHAnsi"/>
+        </w:rPr>
+        <w:t xml:space="preserve">O </w:t>
+      </w:r>
+      <w:proofErr w:type="spellStart"/>
+      <w:r>
+        <w:rPr>
+          <w:rStyle w:val="CdigoHTML"/>
+          <w:rFonts w:asciiTheme="minorHAnsi" w:hAnsiTheme="minorHAnsi" w:cstheme="minorHAnsi"/>
+          <w:sz w:val="24"/>
+          <w:szCs w:val="24"/>
+        </w:rPr>
+        <w:t>lock</w:t>
+      </w:r>
+      <w:proofErr w:type="spellEnd"/>
+      <w:r>
+        <w:rPr>
+          <w:rStyle w:val="CdigoHTML"/>
+          <w:rFonts w:asciiTheme="minorHAnsi" w:hAnsiTheme="minorHAnsi" w:cstheme="minorHAnsi"/>
+          <w:sz w:val="24"/>
+          <w:szCs w:val="24"/>
+        </w:rPr>
+        <w:t>(</w:t>
+      </w:r>
+      <w:proofErr w:type="spellStart"/>
+      <w:r>
+        <w:rPr>
+          <w:rStyle w:val="CdigoHTML"/>
+          <w:rFonts w:asciiTheme="minorHAnsi" w:hAnsiTheme="minorHAnsi" w:cstheme="minorHAnsi"/>
+          <w:sz w:val="24"/>
+          <w:szCs w:val="24"/>
+        </w:rPr>
+        <w:t>clientsLock</w:t>
+      </w:r>
+      <w:proofErr w:type="spellEnd"/>
+      <w:r>
+        <w:rPr>
+          <w:rStyle w:val="CdigoHTML"/>
+          <w:rFonts w:asciiTheme="minorHAnsi" w:hAnsiTheme="minorHAnsi" w:cstheme="minorHAnsi"/>
+          <w:sz w:val="24"/>
+          <w:szCs w:val="24"/>
+        </w:rPr>
+        <w:t>)</w:t>
+      </w:r>
+      <w:r>
+        <w:rPr>
+          <w:rFonts w:asciiTheme="minorHAnsi" w:hAnsiTheme="minorHAnsi" w:cstheme="minorHAnsi"/>
+        </w:rPr>
+        <w:t xml:space="preserve"> à volta do </w:t>
+      </w:r>
+      <w:proofErr w:type="spellStart"/>
+      <w:r>
+        <w:rPr>
+          <w:rStyle w:val="CdigoHTML"/>
+          <w:rFonts w:asciiTheme="minorHAnsi" w:hAnsiTheme="minorHAnsi" w:cstheme="minorHAnsi"/>
+          <w:sz w:val="24"/>
+          <w:szCs w:val="24"/>
+        </w:rPr>
+        <w:t>clients.Add</w:t>
+      </w:r>
+      <w:proofErr w:type="spellEnd"/>
+      <w:r>
+        <w:rPr>
+          <w:rStyle w:val="CdigoHTML"/>
+          <w:rFonts w:asciiTheme="minorHAnsi" w:hAnsiTheme="minorHAnsi" w:cstheme="minorHAnsi"/>
+          <w:sz w:val="24"/>
+          <w:szCs w:val="24"/>
+        </w:rPr>
+        <w:t>(</w:t>
+      </w:r>
+      <w:proofErr w:type="spellStart"/>
+      <w:r>
+        <w:rPr>
+          <w:rStyle w:val="CdigoHTML"/>
+          <w:rFonts w:asciiTheme="minorHAnsi" w:hAnsiTheme="minorHAnsi" w:cstheme="minorHAnsi"/>
+          <w:sz w:val="24"/>
+          <w:szCs w:val="24"/>
+        </w:rPr>
+        <w:t>handler</w:t>
+      </w:r>
+      <w:proofErr w:type="spellEnd"/>
+      <w:r>
+        <w:rPr>
+          <w:rStyle w:val="CdigoHTML"/>
+          <w:rFonts w:asciiTheme="minorHAnsi" w:hAnsiTheme="minorHAnsi" w:cstheme="minorHAnsi"/>
+          <w:sz w:val="24"/>
+          <w:szCs w:val="24"/>
+        </w:rPr>
+        <w:t>)</w:t>
+      </w:r>
+      <w:r>
+        <w:rPr>
+          <w:rFonts w:asciiTheme="minorHAnsi" w:hAnsiTheme="minorHAnsi" w:cstheme="minorHAnsi"/>
+        </w:rPr>
+        <w:t xml:space="preserve"> existe porque várias </w:t>
+      </w:r>
+      <w:proofErr w:type="spellStart"/>
+      <w:r>
+        <w:rPr>
+          <w:rFonts w:asciiTheme="minorHAnsi" w:hAnsiTheme="minorHAnsi" w:cstheme="minorHAnsi"/>
+        </w:rPr>
+        <w:t>threads</w:t>
+      </w:r>
+      <w:proofErr w:type="spellEnd"/>
+      <w:r>
+        <w:rPr>
+          <w:rFonts w:asciiTheme="minorHAnsi" w:hAnsiTheme="minorHAnsi" w:cstheme="minorHAnsi"/>
+        </w:rPr>
+        <w:t xml:space="preserve"> podiam tentar modificar a lista ao mesmo tempo, o que causaria erros. O </w:t>
+      </w:r>
+      <w:proofErr w:type="spellStart"/>
+      <w:r>
+        <w:rPr>
+          <w:rFonts w:asciiTheme="minorHAnsi" w:hAnsiTheme="minorHAnsi" w:cstheme="minorHAnsi"/>
+        </w:rPr>
+        <w:t>lock</w:t>
+      </w:r>
+      <w:proofErr w:type="spellEnd"/>
+      <w:r>
+        <w:rPr>
+          <w:rFonts w:asciiTheme="minorHAnsi" w:hAnsiTheme="minorHAnsi" w:cstheme="minorHAnsi"/>
+        </w:rPr>
+        <w:t xml:space="preserve"> garante que só uma </w:t>
+      </w:r>
+      <w:proofErr w:type="spellStart"/>
+      <w:r>
+        <w:rPr>
+          <w:rFonts w:asciiTheme="minorHAnsi" w:hAnsiTheme="minorHAnsi" w:cstheme="minorHAnsi"/>
+        </w:rPr>
+        <w:t>thread</w:t>
+      </w:r>
+      <w:proofErr w:type="spellEnd"/>
+      <w:r>
+        <w:rPr>
+          <w:rFonts w:asciiTheme="minorHAnsi" w:hAnsiTheme="minorHAnsi" w:cstheme="minorHAnsi"/>
+        </w:rPr>
+        <w:t xml:space="preserve"> mexe na lista de cada vez.</w:t>
+      </w:r>
+    </w:p>
+    <w:p>
+      <w:pPr>
+        <w:pStyle w:val="Ttulo2"/>
+      </w:pPr>
+      <w:bookmarkStart w:id="19" w:name="_Toc227577065"/>
+      <w:r>
+        <w:t xml:space="preserve">A classe </w:t>
+      </w:r>
+      <w:proofErr w:type="spellStart"/>
+      <w:r>
+        <w:rPr>
+          <w:rStyle w:val="CdigoHTML"/>
+          <w:rFonts w:asciiTheme="minorHAnsi" w:hAnsiTheme="minorHAnsi" w:cs="Times New Roman"/>
+          <w:sz w:val="24"/>
+        </w:rPr>
+        <w:t>ClientHandler</w:t>
+      </w:r>
+      <w:proofErr w:type="spellEnd"/>
+      <w:r>
+        <w:t>,</w:t>
+      </w:r>
+      <w:r>
+        <w:t xml:space="preserve"> </w:t>
+      </w:r>
+      <w:r>
+        <w:t>o coração do servidor</w:t>
+      </w:r>
+      <w:bookmarkEnd w:id="19"/>
+    </w:p>
+    <w:p>
+      <w:pPr>
+        <w:pStyle w:val="font-claude-response-body"/>
+        <w:rPr>
+          <w:rFonts w:asciiTheme="minorHAnsi" w:hAnsiTheme="minorHAnsi" w:cstheme="minorHAnsi"/>
+        </w:rPr>
+      </w:pPr>
+      <w:r>
+        <w:rPr>
+          <w:rFonts w:asciiTheme="minorHAnsi" w:hAnsiTheme="minorHAnsi" w:cstheme="minorHAnsi"/>
+        </w:rPr>
+        <w:t xml:space="preserve">Esta é a classe que realmente faz o trabalho todo. Cada cliente que se liga tem o seu próprio </w:t>
+      </w:r>
+      <w:proofErr w:type="spellStart"/>
+      <w:r>
+        <w:rPr>
+          <w:rStyle w:val="CdigoHTML"/>
+          <w:rFonts w:asciiTheme="minorHAnsi" w:hAnsiTheme="minorHAnsi" w:cstheme="minorHAnsi"/>
+          <w:sz w:val="24"/>
+          <w:szCs w:val="24"/>
+        </w:rPr>
+        <w:t>ClientHandler</w:t>
+      </w:r>
+      <w:proofErr w:type="spellEnd"/>
+      <w:r>
+        <w:rPr>
+          <w:rFonts w:asciiTheme="minorHAnsi" w:hAnsiTheme="minorHAnsi" w:cstheme="minorHAnsi"/>
+        </w:rPr>
+        <w:t xml:space="preserve"> a correr numa </w:t>
+      </w:r>
+      <w:proofErr w:type="spellStart"/>
+      <w:r>
+        <w:rPr>
+          <w:rFonts w:asciiTheme="minorHAnsi" w:hAnsiTheme="minorHAnsi" w:cstheme="minorHAnsi"/>
+        </w:rPr>
+        <w:t>thread</w:t>
+      </w:r>
+      <w:proofErr w:type="spellEnd"/>
+      <w:r>
+        <w:rPr>
+          <w:rFonts w:asciiTheme="minorHAnsi" w:hAnsiTheme="minorHAnsi" w:cstheme="minorHAnsi"/>
+        </w:rPr>
+        <w:t xml:space="preserve"> separada.</w:t>
+      </w:r>
+    </w:p>
+    <w:p>
+      <w:pPr>
+        <w:pStyle w:val="Ttulo3"/>
+      </w:pPr>
+      <w:bookmarkStart w:id="20" w:name="_Toc227577066"/>
+      <w:r>
+        <w:t>Construtor</w:t>
+      </w:r>
+      <w:bookmarkEnd w:id="20"/>
+    </w:p>
+    <w:p>
+      <w:pPr>
+        <w:pStyle w:val="font-claude-response-body"/>
+        <w:rPr>
+          <w:rFonts w:asciiTheme="minorHAnsi" w:hAnsiTheme="minorHAnsi" w:cstheme="minorHAnsi"/>
+        </w:rPr>
+      </w:pPr>
+      <w:r>
+        <w:rPr>
+          <w:rFonts w:asciiTheme="minorHAnsi" w:hAnsiTheme="minorHAnsi" w:cstheme="minorHAnsi"/>
+        </w:rPr>
+        <w:t xml:space="preserve">Recebe o </w:t>
+      </w:r>
+      <w:proofErr w:type="spellStart"/>
+      <w:r>
+        <w:rPr>
+          <w:rStyle w:val="CdigoHTML"/>
+          <w:rFonts w:asciiTheme="minorHAnsi" w:hAnsiTheme="minorHAnsi" w:cstheme="minorHAnsi"/>
+          <w:sz w:val="24"/>
+          <w:szCs w:val="24"/>
+        </w:rPr>
+        <w:t>TcpClient</w:t>
+      </w:r>
+      <w:proofErr w:type="spellEnd"/>
+      <w:r>
+        <w:rPr>
+          <w:rFonts w:asciiTheme="minorHAnsi" w:hAnsiTheme="minorHAnsi" w:cstheme="minorHAnsi"/>
+        </w:rPr>
+        <w:t xml:space="preserve">, um ID, a lista de clientes e o </w:t>
+      </w:r>
+      <w:proofErr w:type="spellStart"/>
+      <w:r>
+        <w:rPr>
+          <w:rFonts w:asciiTheme="minorHAnsi" w:hAnsiTheme="minorHAnsi" w:cstheme="minorHAnsi"/>
+        </w:rPr>
+        <w:t>lock</w:t>
+      </w:r>
+      <w:proofErr w:type="spellEnd"/>
+      <w:r>
+        <w:rPr>
+          <w:rFonts w:asciiTheme="minorHAnsi" w:hAnsiTheme="minorHAnsi" w:cstheme="minorHAnsi"/>
+        </w:rPr>
+        <w:t xml:space="preserve"> partilhado. Logo aqui vai buscar o </w:t>
+      </w:r>
+      <w:proofErr w:type="spellStart"/>
+      <w:r>
+        <w:rPr>
+          <w:rStyle w:val="CdigoHTML"/>
+          <w:rFonts w:asciiTheme="minorHAnsi" w:hAnsiTheme="minorHAnsi" w:cstheme="minorHAnsi"/>
+          <w:sz w:val="24"/>
+          <w:szCs w:val="24"/>
+        </w:rPr>
+        <w:t>NetworkStream</w:t>
+      </w:r>
+      <w:proofErr w:type="spellEnd"/>
+      <w:r>
+        <w:rPr>
+          <w:rFonts w:asciiTheme="minorHAnsi" w:hAnsiTheme="minorHAnsi" w:cstheme="minorHAnsi"/>
+        </w:rPr>
+        <w:t xml:space="preserve"> do cliente, que é o canal por onde os bytes entram e saem.</w:t>
+      </w:r>
+    </w:p>
+    <w:p>
+      <w:pPr>
+        <w:pStyle w:val="Ttulo3"/>
+      </w:pPr>
+      <w:bookmarkStart w:id="21" w:name="_Toc227577067"/>
+      <w:proofErr w:type="spellStart"/>
+      <w:r>
+        <w:rPr>
+          <w:rStyle w:val="CdigoHTML"/>
+          <w:rFonts w:ascii="Calibri" w:eastAsiaTheme="majorEastAsia" w:hAnsi="Calibri" w:cstheme="majorBidi"/>
+          <w:sz w:val="24"/>
+          <w:szCs w:val="24"/>
+        </w:rPr>
+        <w:lastRenderedPageBreak/>
+        <w:t>Start</w:t>
+      </w:r>
+      <w:proofErr w:type="spellEnd"/>
+      <w:r>
+        <w:rPr>
+          <w:rStyle w:val="CdigoHTML"/>
+          <w:rFonts w:ascii="Calibri" w:eastAsiaTheme="majorEastAsia" w:hAnsi="Calibri" w:cstheme="majorBidi"/>
+          <w:sz w:val="24"/>
+          <w:szCs w:val="24"/>
+        </w:rPr>
+        <w:t>()</w:t>
+      </w:r>
+      <w:bookmarkEnd w:id="21"/>
+    </w:p>
+    <w:p>
+      <w:pPr>
+        <w:pStyle w:val="font-claude-response-body"/>
+        <w:rPr>
+          <w:rFonts w:asciiTheme="minorHAnsi" w:hAnsiTheme="minorHAnsi" w:cstheme="minorHAnsi"/>
+        </w:rPr>
+      </w:pPr>
+      <w:r>
+        <w:rPr>
+          <w:rFonts w:asciiTheme="minorHAnsi" w:hAnsiTheme="minorHAnsi" w:cstheme="minorHAnsi"/>
+        </w:rPr>
+        <w:t xml:space="preserve">Cria uma </w:t>
+      </w:r>
+      <w:proofErr w:type="spellStart"/>
+      <w:r>
+        <w:rPr>
+          <w:rFonts w:asciiTheme="minorHAnsi" w:hAnsiTheme="minorHAnsi" w:cstheme="minorHAnsi"/>
+        </w:rPr>
+        <w:t>thread</w:t>
+      </w:r>
+      <w:proofErr w:type="spellEnd"/>
+      <w:r>
+        <w:rPr>
+          <w:rFonts w:asciiTheme="minorHAnsi" w:hAnsiTheme="minorHAnsi" w:cstheme="minorHAnsi"/>
+        </w:rPr>
+        <w:t xml:space="preserve"> que vai correr o método </w:t>
+      </w:r>
+      <w:proofErr w:type="spellStart"/>
+      <w:r>
+        <w:rPr>
+          <w:rStyle w:val="CdigoHTML"/>
+          <w:rFonts w:asciiTheme="minorHAnsi" w:hAnsiTheme="minorHAnsi" w:cstheme="minorHAnsi"/>
+          <w:sz w:val="24"/>
+          <w:szCs w:val="24"/>
+        </w:rPr>
+        <w:t>Handle</w:t>
+      </w:r>
+      <w:proofErr w:type="spellEnd"/>
+      <w:r>
+        <w:rPr>
+          <w:rStyle w:val="CdigoHTML"/>
+          <w:rFonts w:asciiTheme="minorHAnsi" w:hAnsiTheme="minorHAnsi" w:cstheme="minorHAnsi"/>
+          <w:sz w:val="24"/>
+          <w:szCs w:val="24"/>
+        </w:rPr>
+        <w:t>()</w:t>
+      </w:r>
+      <w:r>
+        <w:rPr>
+          <w:rFonts w:asciiTheme="minorHAnsi" w:hAnsiTheme="minorHAnsi" w:cstheme="minorHAnsi"/>
+        </w:rPr>
+        <w:t xml:space="preserve"> e arranca-a. Tem </w:t>
+      </w:r>
+      <w:r>
+        <w:rPr>
+          <w:rFonts w:asciiTheme="minorHAnsi" w:hAnsiTheme="minorHAnsi" w:cstheme="minorHAnsi"/>
+        </w:rPr>
+        <w:t>uma</w:t>
+      </w:r>
+      <w:r>
+        <w:rPr>
+          <w:rFonts w:asciiTheme="minorHAnsi" w:hAnsiTheme="minorHAnsi" w:cstheme="minorHAnsi"/>
+        </w:rPr>
+        <w:t xml:space="preserve"> coisa</w:t>
+      </w:r>
+      <w:r>
+        <w:rPr>
+          <w:rFonts w:asciiTheme="minorHAnsi" w:hAnsiTheme="minorHAnsi" w:cstheme="minorHAnsi"/>
+        </w:rPr>
+        <w:t xml:space="preserve"> importante, a parte do código “</w:t>
+      </w:r>
+      <w:proofErr w:type="spellStart"/>
+      <w:r>
+        <w:rPr>
+          <w:rStyle w:val="CdigoHTML"/>
+          <w:rFonts w:asciiTheme="minorHAnsi" w:hAnsiTheme="minorHAnsi" w:cstheme="minorHAnsi"/>
+          <w:sz w:val="24"/>
+          <w:szCs w:val="24"/>
+        </w:rPr>
+        <w:t>thread</w:t>
+      </w:r>
+      <w:r>
+        <w:rPr>
+          <w:rStyle w:val="token"/>
+          <w:rFonts w:asciiTheme="minorHAnsi" w:hAnsiTheme="minorHAnsi" w:cstheme="minorHAnsi"/>
+        </w:rPr>
+        <w:t>.</w:t>
+      </w:r>
+      <w:r>
+        <w:rPr>
+          <w:rStyle w:val="CdigoHTML"/>
+          <w:rFonts w:asciiTheme="minorHAnsi" w:hAnsiTheme="minorHAnsi" w:cstheme="minorHAnsi"/>
+          <w:sz w:val="24"/>
+          <w:szCs w:val="24"/>
+        </w:rPr>
+        <w:t>IsBackground</w:t>
+      </w:r>
+      <w:proofErr w:type="spellEnd"/>
+      <w:r>
+        <w:rPr>
+          <w:rStyle w:val="CdigoHTML"/>
+          <w:rFonts w:asciiTheme="minorHAnsi" w:hAnsiTheme="minorHAnsi" w:cstheme="minorHAnsi"/>
+          <w:sz w:val="24"/>
+          <w:szCs w:val="24"/>
+        </w:rPr>
+        <w:t xml:space="preserve"> </w:t>
+      </w:r>
+      <w:r>
+        <w:rPr>
+          <w:rStyle w:val="token"/>
+          <w:rFonts w:asciiTheme="minorHAnsi" w:hAnsiTheme="minorHAnsi" w:cstheme="minorHAnsi"/>
+        </w:rPr>
+        <w:t>=</w:t>
+      </w:r>
+      <w:r>
+        <w:rPr>
+          <w:rStyle w:val="CdigoHTML"/>
+          <w:rFonts w:asciiTheme="minorHAnsi" w:hAnsiTheme="minorHAnsi" w:cstheme="minorHAnsi"/>
+          <w:sz w:val="24"/>
+          <w:szCs w:val="24"/>
+        </w:rPr>
+        <w:t xml:space="preserve"> </w:t>
+      </w:r>
+      <w:proofErr w:type="spellStart"/>
+      <w:r>
+        <w:rPr>
+          <w:rStyle w:val="token"/>
+          <w:rFonts w:asciiTheme="minorHAnsi" w:hAnsiTheme="minorHAnsi" w:cstheme="minorHAnsi"/>
+        </w:rPr>
+        <w:t>true</w:t>
+      </w:r>
+      <w:proofErr w:type="spellEnd"/>
+      <w:r>
+        <w:rPr>
+          <w:rStyle w:val="token"/>
+          <w:rFonts w:asciiTheme="minorHAnsi" w:hAnsiTheme="minorHAnsi" w:cstheme="minorHAnsi"/>
+        </w:rPr>
+        <w:t>;</w:t>
+      </w:r>
+      <w:r>
+        <w:rPr>
+          <w:rStyle w:val="token"/>
+          <w:rFonts w:asciiTheme="minorHAnsi" w:hAnsiTheme="minorHAnsi" w:cstheme="minorHAnsi"/>
+        </w:rPr>
+        <w:t>”</w:t>
+      </w:r>
+    </w:p>
+    <w:p>
+      <w:pPr>
+        <w:pStyle w:val="font-claude-response-body"/>
+        <w:rPr>
+          <w:rFonts w:asciiTheme="minorHAnsi" w:hAnsiTheme="minorHAnsi" w:cstheme="minorHAnsi"/>
+        </w:rPr>
+      </w:pPr>
+      <w:r>
+        <w:rPr>
+          <w:rFonts w:asciiTheme="minorHAnsi" w:hAnsiTheme="minorHAnsi" w:cstheme="minorHAnsi"/>
+        </w:rPr>
+        <w:t>Isto é importante</w:t>
+      </w:r>
+      <w:r>
+        <w:rPr>
+          <w:rFonts w:asciiTheme="minorHAnsi" w:hAnsiTheme="minorHAnsi" w:cstheme="minorHAnsi"/>
+        </w:rPr>
+        <w:t xml:space="preserve"> porque</w:t>
+      </w:r>
+      <w:r>
+        <w:rPr>
+          <w:rFonts w:asciiTheme="minorHAnsi" w:hAnsiTheme="minorHAnsi" w:cstheme="minorHAnsi"/>
+        </w:rPr>
+        <w:t xml:space="preserve"> marca a </w:t>
+      </w:r>
+      <w:proofErr w:type="spellStart"/>
+      <w:r>
+        <w:rPr>
+          <w:rFonts w:asciiTheme="minorHAnsi" w:hAnsiTheme="minorHAnsi" w:cstheme="minorHAnsi"/>
+        </w:rPr>
+        <w:t>thread</w:t>
+      </w:r>
+      <w:proofErr w:type="spellEnd"/>
+      <w:r>
+        <w:rPr>
+          <w:rFonts w:asciiTheme="minorHAnsi" w:hAnsiTheme="minorHAnsi" w:cstheme="minorHAnsi"/>
+        </w:rPr>
+        <w:t xml:space="preserve"> como "background", o que significa que quando o processo principal fechar, estas </w:t>
+      </w:r>
+      <w:proofErr w:type="spellStart"/>
+      <w:r>
+        <w:rPr>
+          <w:rFonts w:asciiTheme="minorHAnsi" w:hAnsiTheme="minorHAnsi" w:cstheme="minorHAnsi"/>
+        </w:rPr>
+        <w:t>threads</w:t>
+      </w:r>
+      <w:proofErr w:type="spellEnd"/>
+      <w:r>
+        <w:rPr>
+          <w:rFonts w:asciiTheme="minorHAnsi" w:hAnsiTheme="minorHAnsi" w:cstheme="minorHAnsi"/>
+        </w:rPr>
+        <w:t xml:space="preserve"> morrem automaticamente. Sem isto, se </w:t>
+      </w:r>
+      <w:r>
+        <w:rPr>
+          <w:rFonts w:asciiTheme="minorHAnsi" w:hAnsiTheme="minorHAnsi" w:cstheme="minorHAnsi"/>
+        </w:rPr>
+        <w:t>fossemos fechar</w:t>
+      </w:r>
+      <w:r>
+        <w:rPr>
+          <w:rFonts w:asciiTheme="minorHAnsi" w:hAnsiTheme="minorHAnsi" w:cstheme="minorHAnsi"/>
+        </w:rPr>
+        <w:t xml:space="preserve"> o servidor havia </w:t>
+      </w:r>
+      <w:proofErr w:type="spellStart"/>
+      <w:r>
+        <w:rPr>
+          <w:rFonts w:asciiTheme="minorHAnsi" w:hAnsiTheme="minorHAnsi" w:cstheme="minorHAnsi"/>
+        </w:rPr>
+        <w:t>threads</w:t>
+      </w:r>
+      <w:proofErr w:type="spellEnd"/>
+      <w:r>
+        <w:rPr>
+          <w:rFonts w:asciiTheme="minorHAnsi" w:hAnsiTheme="minorHAnsi" w:cstheme="minorHAnsi"/>
+        </w:rPr>
+        <w:t xml:space="preserve"> presas enquanto houvesse clientes ligados.</w:t>
+      </w:r>
+    </w:p>
+    <w:p>
+      <w:pPr>
+        <w:pStyle w:val="Ttulo3"/>
+      </w:pPr>
+      <w:bookmarkStart w:id="22" w:name="_Toc227577068"/>
+      <w:proofErr w:type="spellStart"/>
+      <w:r>
+        <w:rPr>
+          <w:rStyle w:val="CdigoHTML"/>
+          <w:rFonts w:eastAsiaTheme="majorEastAsia"/>
+        </w:rPr>
+        <w:t>Handle</w:t>
+      </w:r>
+      <w:proofErr w:type="spellEnd"/>
+      <w:r>
+        <w:rPr>
+          <w:rStyle w:val="CdigoHTML"/>
+          <w:rFonts w:eastAsiaTheme="majorEastAsia"/>
+        </w:rPr>
+        <w:t>()</w:t>
+      </w:r>
+      <w:bookmarkEnd w:id="22"/>
+      <w:r>
+        <w:t xml:space="preserve"> </w:t>
+      </w:r>
+    </w:p>
+    <w:p>
+      <w:pPr>
+        <w:pStyle w:val="font-claude-response-body"/>
+        <w:rPr>
+          <w:rFonts w:asciiTheme="minorHAnsi" w:hAnsiTheme="minorHAnsi" w:cstheme="minorHAnsi"/>
+        </w:rPr>
+      </w:pPr>
+      <w:r>
+        <w:rPr>
+          <w:rFonts w:asciiTheme="minorHAnsi" w:hAnsiTheme="minorHAnsi" w:cstheme="minorHAnsi"/>
+        </w:rPr>
+        <w:t xml:space="preserve">É aqui que fica o ciclo principal de cada cliente. Corre na sua própria </w:t>
+      </w:r>
+      <w:proofErr w:type="spellStart"/>
+      <w:r>
+        <w:rPr>
+          <w:rFonts w:asciiTheme="minorHAnsi" w:hAnsiTheme="minorHAnsi" w:cstheme="minorHAnsi"/>
+        </w:rPr>
+        <w:t>thread</w:t>
+      </w:r>
+      <w:proofErr w:type="spellEnd"/>
+      <w:r>
+        <w:rPr>
+          <w:rFonts w:asciiTheme="minorHAnsi" w:hAnsiTheme="minorHAnsi" w:cstheme="minorHAnsi"/>
+        </w:rPr>
+        <w:t xml:space="preserve"> e </w:t>
+      </w:r>
+      <w:r>
+        <w:rPr>
+          <w:rFonts w:asciiTheme="minorHAnsi" w:hAnsiTheme="minorHAnsi" w:cstheme="minorHAnsi"/>
+        </w:rPr>
+        <w:t xml:space="preserve">a função é, </w:t>
+      </w:r>
+      <w:r>
+        <w:rPr>
+          <w:rStyle w:val="CdigoHTML"/>
+          <w:rFonts w:asciiTheme="minorHAnsi" w:hAnsiTheme="minorHAnsi" w:cstheme="minorHAnsi"/>
+          <w:color w:val="14181F"/>
+          <w:sz w:val="24"/>
+          <w:szCs w:val="24"/>
+        </w:rPr>
+        <w:t>enquanto (</w:t>
+      </w:r>
+      <w:proofErr w:type="spellStart"/>
+      <w:r>
+        <w:rPr>
+          <w:rStyle w:val="CdigoHTML"/>
+          <w:rFonts w:asciiTheme="minorHAnsi" w:hAnsiTheme="minorHAnsi" w:cstheme="minorHAnsi"/>
+          <w:color w:val="14181F"/>
+          <w:sz w:val="24"/>
+          <w:szCs w:val="24"/>
+        </w:rPr>
+        <w:t>true</w:t>
+      </w:r>
+      <w:proofErr w:type="spellEnd"/>
+      <w:r>
+        <w:rPr>
+          <w:rStyle w:val="CdigoHTML"/>
+          <w:rFonts w:asciiTheme="minorHAnsi" w:hAnsiTheme="minorHAnsi" w:cstheme="minorHAnsi"/>
+          <w:color w:val="14181F"/>
+          <w:sz w:val="24"/>
+          <w:szCs w:val="24"/>
+        </w:rPr>
+        <w:t>)</w:t>
+      </w:r>
+      <w:r>
+        <w:rPr>
+          <w:rStyle w:val="CdigoHTML"/>
+          <w:rFonts w:asciiTheme="minorHAnsi" w:hAnsiTheme="minorHAnsi" w:cstheme="minorHAnsi"/>
+          <w:color w:val="14181F"/>
+          <w:sz w:val="24"/>
+          <w:szCs w:val="24"/>
+        </w:rPr>
+        <w:t xml:space="preserve">, </w:t>
+      </w:r>
+      <w:r>
+        <w:rPr>
+          <w:rStyle w:val="CdigoHTML"/>
+          <w:rFonts w:asciiTheme="minorHAnsi" w:hAnsiTheme="minorHAnsi" w:cstheme="minorHAnsi"/>
+          <w:color w:val="14181F"/>
+          <w:sz w:val="24"/>
+          <w:szCs w:val="24"/>
+        </w:rPr>
+        <w:t>lê bytes do cliente</w:t>
+      </w:r>
+      <w:r>
+        <w:rPr>
+          <w:rStyle w:val="CdigoHTML"/>
+          <w:rFonts w:asciiTheme="minorHAnsi" w:hAnsiTheme="minorHAnsi" w:cstheme="minorHAnsi"/>
+          <w:color w:val="14181F"/>
+          <w:sz w:val="24"/>
+          <w:szCs w:val="24"/>
+        </w:rPr>
+        <w:t xml:space="preserve">, </w:t>
+      </w:r>
+      <w:r>
+        <w:rPr>
+          <w:rStyle w:val="CdigoHTML"/>
+          <w:rFonts w:asciiTheme="minorHAnsi" w:hAnsiTheme="minorHAnsi" w:cstheme="minorHAnsi"/>
+          <w:color w:val="14181F"/>
+          <w:sz w:val="24"/>
+          <w:szCs w:val="24"/>
+        </w:rPr>
+        <w:t xml:space="preserve">verifica que tipo de pacote </w:t>
+      </w:r>
+      <w:r>
+        <w:rPr>
+          <w:rStyle w:val="CdigoHTML"/>
+          <w:rFonts w:asciiTheme="minorHAnsi" w:hAnsiTheme="minorHAnsi" w:cstheme="minorHAnsi"/>
+          <w:color w:val="14181F"/>
+          <w:sz w:val="24"/>
+          <w:szCs w:val="24"/>
+        </w:rPr>
+        <w:t>é e</w:t>
+      </w:r>
+      <w:r>
+        <w:rPr>
+          <w:rStyle w:val="CdigoHTML"/>
+          <w:rFonts w:asciiTheme="minorHAnsi" w:hAnsiTheme="minorHAnsi" w:cstheme="minorHAnsi"/>
+          <w:color w:val="14181F"/>
+          <w:sz w:val="24"/>
+          <w:szCs w:val="24"/>
+        </w:rPr>
+        <w:t xml:space="preserve"> trata o pacote</w:t>
+      </w:r>
+      <w:r>
+        <w:rPr>
+          <w:rStyle w:val="CdigoHTML"/>
+          <w:rFonts w:asciiTheme="minorHAnsi" w:hAnsiTheme="minorHAnsi" w:cstheme="minorHAnsi"/>
+          <w:color w:val="14181F"/>
+          <w:sz w:val="24"/>
+          <w:szCs w:val="24"/>
+        </w:rPr>
+        <w:t>.</w:t>
+      </w:r>
+    </w:p>
+    <w:p>
+      <w:pPr>
+        <w:pStyle w:val="font-claude-response-body"/>
+        <w:rPr>
+          <w:rFonts w:asciiTheme="minorHAnsi" w:hAnsiTheme="minorHAnsi" w:cstheme="minorHAnsi"/>
+        </w:rPr>
+      </w:pPr>
+      <w:r>
+        <w:rPr>
+          <w:rFonts w:asciiTheme="minorHAnsi" w:hAnsiTheme="minorHAnsi" w:cstheme="minorHAnsi"/>
+        </w:rPr>
+        <w:t xml:space="preserve">O </w:t>
+      </w:r>
+      <w:proofErr w:type="spellStart"/>
+      <w:r>
+        <w:rPr>
+          <w:rStyle w:val="CdigoHTML"/>
+          <w:rFonts w:asciiTheme="minorHAnsi" w:hAnsiTheme="minorHAnsi" w:cstheme="minorHAnsi"/>
+          <w:sz w:val="24"/>
+          <w:szCs w:val="24"/>
+        </w:rPr>
+        <w:t>networkStream.Read</w:t>
+      </w:r>
+      <w:proofErr w:type="spellEnd"/>
+      <w:r>
+        <w:rPr>
+          <w:rStyle w:val="CdigoHTML"/>
+          <w:rFonts w:asciiTheme="minorHAnsi" w:hAnsiTheme="minorHAnsi" w:cstheme="minorHAnsi"/>
+          <w:sz w:val="24"/>
+          <w:szCs w:val="24"/>
+        </w:rPr>
+        <w:t>()</w:t>
+      </w:r>
+      <w:r>
+        <w:rPr>
+          <w:rFonts w:asciiTheme="minorHAnsi" w:hAnsiTheme="minorHAnsi" w:cstheme="minorHAnsi"/>
+        </w:rPr>
+        <w:t xml:space="preserve"> bloqueia a </w:t>
+      </w:r>
+      <w:proofErr w:type="spellStart"/>
+      <w:r>
+        <w:rPr>
+          <w:rFonts w:asciiTheme="minorHAnsi" w:hAnsiTheme="minorHAnsi" w:cstheme="minorHAnsi"/>
+        </w:rPr>
+        <w:t>thread</w:t>
+      </w:r>
+      <w:proofErr w:type="spellEnd"/>
+      <w:r>
+        <w:rPr>
+          <w:rFonts w:asciiTheme="minorHAnsi" w:hAnsiTheme="minorHAnsi" w:cstheme="minorHAnsi"/>
+        </w:rPr>
+        <w:t xml:space="preserve"> até o cliente enviar alguma coisa. Se devolver 0 bytes significa que o cliente fechou a ligação a força, sem avisar, e o ciclo termina.</w:t>
+      </w:r>
+    </w:p>
+    <w:p>
+      <w:pPr>
+        <w:pStyle w:val="font-claude-response-body"/>
+        <w:rPr>
+          <w:rFonts w:asciiTheme="minorHAnsi" w:hAnsiTheme="minorHAnsi" w:cstheme="minorHAnsi"/>
+        </w:rPr>
+      </w:pPr>
+      <w:r>
+        <w:rPr>
+          <w:rFonts w:asciiTheme="minorHAnsi" w:hAnsiTheme="minorHAnsi" w:cstheme="minorHAnsi"/>
+        </w:rPr>
+        <w:t xml:space="preserve">O </w:t>
+      </w:r>
+      <w:proofErr w:type="spellStart"/>
+      <w:r>
+        <w:rPr>
+          <w:rStyle w:val="CdigoHTML"/>
+          <w:rFonts w:asciiTheme="minorHAnsi" w:hAnsiTheme="minorHAnsi" w:cstheme="minorHAnsi"/>
+          <w:sz w:val="24"/>
+          <w:szCs w:val="24"/>
+        </w:rPr>
+        <w:t>switch</w:t>
+      </w:r>
+      <w:proofErr w:type="spellEnd"/>
+      <w:r>
+        <w:rPr>
+          <w:rFonts w:asciiTheme="minorHAnsi" w:hAnsiTheme="minorHAnsi" w:cstheme="minorHAnsi"/>
+        </w:rPr>
+        <w:t xml:space="preserve"> trata três tipos de pacotes:</w:t>
+      </w:r>
+    </w:p>
+    <w:p>
+      <w:pPr>
+        <w:pStyle w:val="font-claude-response-body"/>
+        <w:rPr>
+          <w:rFonts w:asciiTheme="minorHAnsi" w:hAnsiTheme="minorHAnsi" w:cstheme="minorHAnsi"/>
+        </w:rPr>
+      </w:pPr>
+      <w:r>
+        <w:rPr>
+          <w:rStyle w:val="CdigoHTML"/>
+          <w:rFonts w:asciiTheme="minorHAnsi" w:hAnsiTheme="minorHAnsi" w:cstheme="minorHAnsi"/>
+          <w:b/>
+          <w:bCs/>
+          <w:sz w:val="24"/>
+          <w:szCs w:val="24"/>
+        </w:rPr>
+        <w:t>USER_OPTION_1</w:t>
+      </w:r>
+      <w:r>
+        <w:rPr>
+          <w:rFonts w:asciiTheme="minorHAnsi" w:hAnsiTheme="minorHAnsi" w:cstheme="minorHAnsi"/>
+        </w:rPr>
+        <w:t xml:space="preserve"> — é o primeiro pacote que o cliente envia quando se liga, com o seu nome de utilizador. O servidor guarda o nome, faz </w:t>
+      </w:r>
+      <w:proofErr w:type="spellStart"/>
+      <w:r>
+        <w:rPr>
+          <w:rFonts w:asciiTheme="minorHAnsi" w:hAnsiTheme="minorHAnsi" w:cstheme="minorHAnsi"/>
+        </w:rPr>
+        <w:t>broadcast</w:t>
+      </w:r>
+      <w:proofErr w:type="spellEnd"/>
+      <w:r>
+        <w:rPr>
+          <w:rFonts w:asciiTheme="minorHAnsi" w:hAnsiTheme="minorHAnsi" w:cstheme="minorHAnsi"/>
+        </w:rPr>
+        <w:t xml:space="preserve"> a dizer que a pessoa entrou, e responde com </w:t>
+      </w:r>
+      <w:r>
+        <w:rPr>
+          <w:rStyle w:val="CdigoHTML"/>
+          <w:rFonts w:asciiTheme="minorHAnsi" w:hAnsiTheme="minorHAnsi" w:cstheme="minorHAnsi"/>
+          <w:sz w:val="24"/>
+          <w:szCs w:val="24"/>
+        </w:rPr>
+        <w:t>ACK</w:t>
+      </w:r>
+      <w:r>
+        <w:rPr>
+          <w:rStyle w:val="CdigoHTML"/>
+          <w:rFonts w:asciiTheme="minorHAnsi" w:hAnsiTheme="minorHAnsi" w:cstheme="minorHAnsi"/>
+          <w:sz w:val="24"/>
+          <w:szCs w:val="24"/>
+        </w:rPr>
+        <w:t xml:space="preserve"> (uma confirmação)</w:t>
+      </w:r>
+      <w:r>
+        <w:rPr>
+          <w:rFonts w:asciiTheme="minorHAnsi" w:hAnsiTheme="minorHAnsi" w:cstheme="minorHAnsi"/>
+        </w:rPr>
+        <w:t xml:space="preserve"> para o cliente saber que foi aceite.</w:t>
+      </w:r>
+    </w:p>
+    <w:p>
+      <w:pPr>
+        <w:pStyle w:val="font-claude-response-body"/>
+        <w:rPr>
+          <w:rFonts w:asciiTheme="minorHAnsi" w:hAnsiTheme="minorHAnsi" w:cstheme="minorHAnsi"/>
+        </w:rPr>
+      </w:pPr>
+      <w:r>
+        <w:rPr>
+          <w:rStyle w:val="CdigoHTML"/>
+          <w:rFonts w:asciiTheme="minorHAnsi" w:hAnsiTheme="minorHAnsi" w:cstheme="minorHAnsi"/>
+          <w:b/>
+          <w:bCs/>
+          <w:sz w:val="24"/>
+          <w:szCs w:val="24"/>
+        </w:rPr>
+        <w:t>DATA</w:t>
+      </w:r>
+      <w:r>
+        <w:rPr>
+          <w:rFonts w:asciiTheme="minorHAnsi" w:hAnsiTheme="minorHAnsi" w:cstheme="minorHAnsi"/>
+        </w:rPr>
+        <w:t xml:space="preserve"> — mensagem de chat normal. O servidor lê o texto, escreve na consola e reencaminha para todos os outros com </w:t>
+      </w:r>
+      <w:proofErr w:type="spellStart"/>
+      <w:r>
+        <w:rPr>
+          <w:rStyle w:val="CdigoHTML"/>
+          <w:rFonts w:asciiTheme="minorHAnsi" w:hAnsiTheme="minorHAnsi" w:cstheme="minorHAnsi"/>
+          <w:sz w:val="24"/>
+          <w:szCs w:val="24"/>
+        </w:rPr>
+        <w:t>BroadcastMessage</w:t>
+      </w:r>
+      <w:proofErr w:type="spellEnd"/>
+      <w:r>
+        <w:rPr>
+          <w:rStyle w:val="CdigoHTML"/>
+          <w:rFonts w:asciiTheme="minorHAnsi" w:hAnsiTheme="minorHAnsi" w:cstheme="minorHAnsi"/>
+          <w:sz w:val="24"/>
+          <w:szCs w:val="24"/>
+        </w:rPr>
+        <w:t>()</w:t>
+      </w:r>
+      <w:r>
+        <w:rPr>
+          <w:rFonts w:asciiTheme="minorHAnsi" w:hAnsiTheme="minorHAnsi" w:cstheme="minorHAnsi"/>
+        </w:rPr>
+        <w:t>.</w:t>
+      </w:r>
+    </w:p>
+    <w:p>
+      <w:pPr>
+        <w:pStyle w:val="font-claude-response-body"/>
+        <w:rPr>
+          <w:rFonts w:asciiTheme="minorHAnsi" w:hAnsiTheme="minorHAnsi" w:cstheme="minorHAnsi"/>
+        </w:rPr>
+      </w:pPr>
+      <w:r>
+        <w:rPr>
+          <w:rStyle w:val="CdigoHTML"/>
+          <w:rFonts w:asciiTheme="minorHAnsi" w:hAnsiTheme="minorHAnsi" w:cstheme="minorHAnsi"/>
+          <w:b/>
+          <w:bCs/>
+          <w:sz w:val="24"/>
+          <w:szCs w:val="24"/>
+        </w:rPr>
+        <w:t>EOT</w:t>
+      </w:r>
+      <w:r>
+        <w:rPr>
+          <w:rFonts w:asciiTheme="minorHAnsi" w:hAnsiTheme="minorHAnsi" w:cstheme="minorHAnsi"/>
+        </w:rPr>
+        <w:t xml:space="preserve"> — o cliente pediu para sair de forma limpa. O servidor anuncia a saída e termina o ciclo com </w:t>
+      </w:r>
+      <w:proofErr w:type="spellStart"/>
+      <w:r>
+        <w:rPr>
+          <w:rStyle w:val="CdigoHTML"/>
+          <w:rFonts w:asciiTheme="minorHAnsi" w:hAnsiTheme="minorHAnsi" w:cstheme="minorHAnsi"/>
+          <w:sz w:val="24"/>
+          <w:szCs w:val="24"/>
+        </w:rPr>
+        <w:t>return</w:t>
+      </w:r>
+      <w:proofErr w:type="spellEnd"/>
+      <w:r>
+        <w:rPr>
+          <w:rFonts w:asciiTheme="minorHAnsi" w:hAnsiTheme="minorHAnsi" w:cstheme="minorHAnsi"/>
+        </w:rPr>
+        <w:t>.</w:t>
+      </w:r>
+    </w:p>
+    <w:p>
+      <w:pPr>
+        <w:pStyle w:val="font-claude-response-body"/>
+        <w:rPr>
+          <w:rFonts w:asciiTheme="minorHAnsi" w:hAnsiTheme="minorHAnsi" w:cstheme="minorHAnsi"/>
+        </w:rPr>
+      </w:pPr>
+      <w:r>
+        <w:rPr>
+          <w:rFonts w:asciiTheme="minorHAnsi" w:hAnsiTheme="minorHAnsi" w:cstheme="minorHAnsi"/>
+        </w:rPr>
+        <w:t xml:space="preserve">O bloco </w:t>
+      </w:r>
+      <w:proofErr w:type="spellStart"/>
+      <w:r>
+        <w:rPr>
+          <w:rStyle w:val="CdigoHTML"/>
+          <w:rFonts w:asciiTheme="minorHAnsi" w:hAnsiTheme="minorHAnsi" w:cstheme="minorHAnsi"/>
+          <w:sz w:val="24"/>
+          <w:szCs w:val="24"/>
+        </w:rPr>
+        <w:t>finally</w:t>
+      </w:r>
+      <w:proofErr w:type="spellEnd"/>
+      <w:r>
+        <w:rPr>
+          <w:rFonts w:asciiTheme="minorHAnsi" w:hAnsiTheme="minorHAnsi" w:cstheme="minorHAnsi"/>
+        </w:rPr>
+        <w:t xml:space="preserve"> no fim é</w:t>
+      </w:r>
+      <w:r>
+        <w:rPr>
+          <w:rFonts w:asciiTheme="minorHAnsi" w:hAnsiTheme="minorHAnsi" w:cstheme="minorHAnsi"/>
+        </w:rPr>
+        <w:t xml:space="preserve"> importante porque </w:t>
+      </w:r>
+      <w:r>
+        <w:rPr>
+          <w:rFonts w:asciiTheme="minorHAnsi" w:hAnsiTheme="minorHAnsi" w:cstheme="minorHAnsi"/>
+        </w:rPr>
+        <w:t xml:space="preserve">corre </w:t>
+      </w:r>
+      <w:r>
+        <w:rPr>
+          <w:rStyle w:val="Forte"/>
+          <w:rFonts w:asciiTheme="minorHAnsi" w:hAnsiTheme="minorHAnsi" w:cstheme="minorHAnsi"/>
+          <w:b w:val="0"/>
+          <w:bCs w:val="0"/>
+        </w:rPr>
+        <w:t>sempre</w:t>
+      </w:r>
+      <w:r>
+        <w:rPr>
+          <w:rFonts w:asciiTheme="minorHAnsi" w:hAnsiTheme="minorHAnsi" w:cstheme="minorHAnsi"/>
+          <w:b/>
+          <w:bCs/>
+        </w:rPr>
+        <w:t>,</w:t>
+      </w:r>
+      <w:r>
+        <w:rPr>
+          <w:rFonts w:asciiTheme="minorHAnsi" w:hAnsiTheme="minorHAnsi" w:cstheme="minorHAnsi"/>
+        </w:rPr>
+        <w:t xml:space="preserve"> quer o ciclo tenha terminado normalmente, quer tenha rebentado com uma </w:t>
+      </w:r>
+      <w:r>
+        <w:rPr>
+          <w:rFonts w:asciiTheme="minorHAnsi" w:hAnsiTheme="minorHAnsi" w:cstheme="minorHAnsi"/>
+        </w:rPr>
+        <w:t>exceção</w:t>
+      </w:r>
+      <w:r>
+        <w:rPr>
+          <w:rFonts w:asciiTheme="minorHAnsi" w:hAnsiTheme="minorHAnsi" w:cstheme="minorHAnsi"/>
+        </w:rPr>
+        <w:t xml:space="preserve">. É ele que remove o cliente da lista e fecha a ligação, </w:t>
+      </w:r>
+      <w:r>
+        <w:rPr>
+          <w:rFonts w:asciiTheme="minorHAnsi" w:hAnsiTheme="minorHAnsi" w:cstheme="minorHAnsi"/>
+        </w:rPr>
+        <w:t>na qual liberta</w:t>
+      </w:r>
+      <w:r>
+        <w:rPr>
+          <w:rFonts w:asciiTheme="minorHAnsi" w:hAnsiTheme="minorHAnsi" w:cstheme="minorHAnsi"/>
+        </w:rPr>
+        <w:t xml:space="preserve"> os recursos. Sem isto</w:t>
+      </w:r>
+      <w:r>
+        <w:rPr>
+          <w:rFonts w:asciiTheme="minorHAnsi" w:hAnsiTheme="minorHAnsi" w:cstheme="minorHAnsi"/>
+        </w:rPr>
+        <w:t xml:space="preserve">, iria-se ficar </w:t>
+      </w:r>
+      <w:r>
+        <w:rPr>
+          <w:rFonts w:asciiTheme="minorHAnsi" w:hAnsiTheme="minorHAnsi" w:cstheme="minorHAnsi"/>
+        </w:rPr>
+        <w:t>com clientes "fantasma" na lista.</w:t>
+      </w:r>
+    </w:p>
+    <w:p>
+      <w:pPr>
+        <w:pStyle w:val="Ttulo3"/>
+      </w:pPr>
+      <w:bookmarkStart w:id="23" w:name="_Toc227577069"/>
+      <w:proofErr w:type="spellStart"/>
+      <w:r>
+        <w:rPr>
+          <w:rStyle w:val="CdigoHTML"/>
+          <w:rFonts w:ascii="Calibri" w:eastAsiaTheme="majorEastAsia" w:hAnsi="Calibri" w:cstheme="majorBidi"/>
+          <w:sz w:val="24"/>
+          <w:szCs w:val="24"/>
+        </w:rPr>
+        <w:t>BroadcastMessage</w:t>
+      </w:r>
+      <w:proofErr w:type="spellEnd"/>
+      <w:r>
+        <w:rPr>
+          <w:rStyle w:val="CdigoHTML"/>
+          <w:rFonts w:ascii="Calibri" w:eastAsiaTheme="majorEastAsia" w:hAnsi="Calibri" w:cstheme="majorBidi"/>
+          <w:sz w:val="24"/>
+          <w:szCs w:val="24"/>
+        </w:rPr>
+        <w:t>()</w:t>
+      </w:r>
+      <w:bookmarkEnd w:id="23"/>
+    </w:p>
+    <w:p>
+      <w:pPr>
+        <w:pStyle w:val="font-claude-response-body"/>
+        <w:rPr>
+          <w:rFonts w:asciiTheme="minorHAnsi" w:hAnsiTheme="minorHAnsi" w:cstheme="minorHAnsi"/>
+        </w:rPr>
+      </w:pPr>
+      <w:r>
+        <w:rPr>
+          <w:rFonts w:asciiTheme="minorHAnsi" w:hAnsiTheme="minorHAnsi" w:cstheme="minorHAnsi"/>
+        </w:rPr>
+        <w:t xml:space="preserve">Aqui há um pormenor que se aprende a valorizar quando se começa a trabalhar com </w:t>
+      </w:r>
+      <w:proofErr w:type="spellStart"/>
+      <w:r>
+        <w:rPr>
+          <w:rFonts w:asciiTheme="minorHAnsi" w:hAnsiTheme="minorHAnsi" w:cstheme="minorHAnsi"/>
+        </w:rPr>
+        <w:t>threads</w:t>
+      </w:r>
+      <w:proofErr w:type="spellEnd"/>
+      <w:r>
+        <w:rPr>
+          <w:rFonts w:asciiTheme="minorHAnsi" w:hAnsiTheme="minorHAnsi" w:cstheme="minorHAnsi"/>
+        </w:rPr>
+        <w:t>. Não</w:t>
+      </w:r>
+      <w:r>
+        <w:rPr>
+          <w:rFonts w:asciiTheme="minorHAnsi" w:hAnsiTheme="minorHAnsi" w:cstheme="minorHAnsi"/>
+        </w:rPr>
+        <w:t xml:space="preserve"> se</w:t>
+      </w:r>
+      <w:r>
+        <w:rPr>
+          <w:rFonts w:asciiTheme="minorHAnsi" w:hAnsiTheme="minorHAnsi" w:cstheme="minorHAnsi"/>
+        </w:rPr>
+        <w:t xml:space="preserve"> pode fazer um </w:t>
+      </w:r>
+      <w:proofErr w:type="spellStart"/>
+      <w:r>
+        <w:rPr>
+          <w:rStyle w:val="CdigoHTML"/>
+          <w:rFonts w:asciiTheme="minorHAnsi" w:hAnsiTheme="minorHAnsi" w:cstheme="minorHAnsi"/>
+          <w:sz w:val="24"/>
+          <w:szCs w:val="24"/>
+        </w:rPr>
+        <w:t>foreach</w:t>
+      </w:r>
+      <w:proofErr w:type="spellEnd"/>
+      <w:r>
+        <w:rPr>
+          <w:rFonts w:asciiTheme="minorHAnsi" w:hAnsiTheme="minorHAnsi" w:cstheme="minorHAnsi"/>
+        </w:rPr>
+        <w:t xml:space="preserve"> sobre </w:t>
+      </w:r>
+      <w:proofErr w:type="spellStart"/>
+      <w:r>
+        <w:rPr>
+          <w:rStyle w:val="CdigoHTML"/>
+          <w:rFonts w:asciiTheme="minorHAnsi" w:hAnsiTheme="minorHAnsi" w:cstheme="minorHAnsi"/>
+          <w:sz w:val="24"/>
+          <w:szCs w:val="24"/>
+        </w:rPr>
+        <w:t>allClients</w:t>
+      </w:r>
+      <w:proofErr w:type="spellEnd"/>
+      <w:r>
+        <w:rPr>
+          <w:rFonts w:asciiTheme="minorHAnsi" w:hAnsiTheme="minorHAnsi" w:cstheme="minorHAnsi"/>
+        </w:rPr>
+        <w:t xml:space="preserve"> </w:t>
+      </w:r>
+      <w:r>
+        <w:rPr>
+          <w:rFonts w:asciiTheme="minorHAnsi" w:hAnsiTheme="minorHAnsi" w:cstheme="minorHAnsi"/>
+        </w:rPr>
+        <w:t>diretamente</w:t>
+      </w:r>
+      <w:r>
+        <w:rPr>
+          <w:rFonts w:asciiTheme="minorHAnsi" w:hAnsiTheme="minorHAnsi" w:cstheme="minorHAnsi"/>
+        </w:rPr>
+        <w:t>, porque enquanto</w:t>
+      </w:r>
+      <w:r>
+        <w:rPr>
+          <w:rFonts w:asciiTheme="minorHAnsi" w:hAnsiTheme="minorHAnsi" w:cstheme="minorHAnsi"/>
+        </w:rPr>
+        <w:t xml:space="preserve"> se</w:t>
+      </w:r>
+      <w:r>
+        <w:rPr>
+          <w:rFonts w:asciiTheme="minorHAnsi" w:hAnsiTheme="minorHAnsi" w:cstheme="minorHAnsi"/>
+        </w:rPr>
+        <w:t xml:space="preserve"> itera</w:t>
+      </w:r>
+      <w:r>
+        <w:rPr>
+          <w:rFonts w:asciiTheme="minorHAnsi" w:hAnsiTheme="minorHAnsi" w:cstheme="minorHAnsi"/>
+        </w:rPr>
+        <w:t>r-se</w:t>
+      </w:r>
+      <w:r>
+        <w:rPr>
+          <w:rFonts w:asciiTheme="minorHAnsi" w:hAnsiTheme="minorHAnsi" w:cstheme="minorHAnsi"/>
+        </w:rPr>
+        <w:t xml:space="preserve"> outra </w:t>
+      </w:r>
+      <w:proofErr w:type="spellStart"/>
+      <w:r>
+        <w:rPr>
+          <w:rFonts w:asciiTheme="minorHAnsi" w:hAnsiTheme="minorHAnsi" w:cstheme="minorHAnsi"/>
+        </w:rPr>
+        <w:t>thread</w:t>
+      </w:r>
+      <w:proofErr w:type="spellEnd"/>
+      <w:r>
+        <w:rPr>
+          <w:rFonts w:asciiTheme="minorHAnsi" w:hAnsiTheme="minorHAnsi" w:cstheme="minorHAnsi"/>
+        </w:rPr>
+        <w:t xml:space="preserve"> pode estar a fazer </w:t>
+      </w:r>
+      <w:proofErr w:type="spellStart"/>
+      <w:r>
+        <w:rPr>
+          <w:rStyle w:val="CdigoHTML"/>
+          <w:rFonts w:asciiTheme="minorHAnsi" w:hAnsiTheme="minorHAnsi" w:cstheme="minorHAnsi"/>
+          <w:sz w:val="24"/>
+          <w:szCs w:val="24"/>
+        </w:rPr>
+        <w:t>Add</w:t>
+      </w:r>
+      <w:proofErr w:type="spellEnd"/>
+      <w:r>
+        <w:rPr>
+          <w:rStyle w:val="CdigoHTML"/>
+          <w:rFonts w:asciiTheme="minorHAnsi" w:hAnsiTheme="minorHAnsi" w:cstheme="minorHAnsi"/>
+          <w:sz w:val="24"/>
+          <w:szCs w:val="24"/>
+        </w:rPr>
+        <w:t>()</w:t>
+      </w:r>
+      <w:r>
+        <w:rPr>
+          <w:rFonts w:asciiTheme="minorHAnsi" w:hAnsiTheme="minorHAnsi" w:cstheme="minorHAnsi"/>
+        </w:rPr>
+        <w:t xml:space="preserve"> ou </w:t>
+      </w:r>
+      <w:r>
+        <w:rPr>
+          <w:rStyle w:val="CdigoHTML"/>
+          <w:rFonts w:asciiTheme="minorHAnsi" w:hAnsiTheme="minorHAnsi" w:cstheme="minorHAnsi"/>
+          <w:sz w:val="24"/>
+          <w:szCs w:val="24"/>
+        </w:rPr>
+        <w:t>Remove()</w:t>
+      </w:r>
+      <w:r>
+        <w:rPr>
+          <w:rFonts w:asciiTheme="minorHAnsi" w:hAnsiTheme="minorHAnsi" w:cstheme="minorHAnsi"/>
+        </w:rPr>
+        <w:t xml:space="preserve"> na lista, o que rebenta com uma </w:t>
+      </w:r>
+      <w:r>
+        <w:rPr>
+          <w:rFonts w:asciiTheme="minorHAnsi" w:hAnsiTheme="minorHAnsi" w:cstheme="minorHAnsi"/>
+        </w:rPr>
+        <w:t>exceção</w:t>
+      </w:r>
+      <w:r>
+        <w:rPr>
+          <w:rFonts w:asciiTheme="minorHAnsi" w:hAnsiTheme="minorHAnsi" w:cstheme="minorHAnsi"/>
+        </w:rPr>
+        <w:t>.</w:t>
+      </w:r>
+    </w:p>
+    <w:p>
+      <w:pPr>
+        <w:pStyle w:val="font-claude-response-body"/>
+        <w:rPr>
+          <w:rFonts w:asciiTheme="minorHAnsi" w:hAnsiTheme="minorHAnsi" w:cstheme="minorHAnsi"/>
+        </w:rPr>
+      </w:pPr>
+      <w:r>
+        <w:rPr>
+          <w:rFonts w:asciiTheme="minorHAnsi" w:hAnsiTheme="minorHAnsi" w:cstheme="minorHAnsi"/>
+        </w:rPr>
+        <w:t xml:space="preserve">A solução é tirar uma cópia da lista dentro de um </w:t>
+      </w:r>
+      <w:proofErr w:type="spellStart"/>
+      <w:r>
+        <w:rPr>
+          <w:rStyle w:val="CdigoHTML"/>
+          <w:rFonts w:asciiTheme="minorHAnsi" w:hAnsiTheme="minorHAnsi" w:cstheme="minorHAnsi"/>
+          <w:sz w:val="24"/>
+          <w:szCs w:val="24"/>
+        </w:rPr>
+        <w:t>lock</w:t>
+      </w:r>
+      <w:proofErr w:type="spellEnd"/>
+      <w:r>
+        <w:rPr>
+          <w:rFonts w:asciiTheme="minorHAnsi" w:hAnsiTheme="minorHAnsi" w:cstheme="minorHAnsi"/>
+        </w:rPr>
+        <w:t xml:space="preserve"> e depois iterar sobre essa cópia:</w:t>
+      </w:r>
+    </w:p>
+    <w:p>
+      <w:pPr>
+        <w:pStyle w:val="HTMLpr-formatado"/>
+        <w:rPr>
+          <w:rStyle w:val="CdigoHTML"/>
+          <w:rFonts w:asciiTheme="minorHAnsi" w:hAnsiTheme="minorHAnsi" w:cstheme="minorHAnsi"/>
+          <w:i/>
+          <w:iCs/>
+          <w:sz w:val="24"/>
+          <w:szCs w:val="24"/>
+          <w:lang w:val="en-US"/>
+        </w:rPr>
+      </w:pPr>
+      <w:r>
+        <w:rPr>
+          <w:rStyle w:val="token"/>
+          <w:rFonts w:asciiTheme="minorHAnsi" w:hAnsiTheme="minorHAnsi" w:cstheme="minorHAnsi"/>
+          <w:i/>
+          <w:iCs/>
+          <w:sz w:val="24"/>
+          <w:szCs w:val="24"/>
+          <w:lang w:val="en-US"/>
+        </w:rPr>
+        <w:lastRenderedPageBreak/>
+        <w:t>List&lt;</w:t>
+      </w:r>
+      <w:proofErr w:type="spellStart"/>
+      <w:r>
+        <w:rPr>
+          <w:rStyle w:val="token"/>
+          <w:rFonts w:asciiTheme="minorHAnsi" w:hAnsiTheme="minorHAnsi" w:cstheme="minorHAnsi"/>
+          <w:i/>
+          <w:iCs/>
+          <w:sz w:val="24"/>
+          <w:szCs w:val="24"/>
+          <w:lang w:val="en-US"/>
+        </w:rPr>
+        <w:t>ClientHandler</w:t>
+      </w:r>
+      <w:proofErr w:type="spellEnd"/>
+      <w:r>
+        <w:rPr>
+          <w:rStyle w:val="token"/>
+          <w:rFonts w:asciiTheme="minorHAnsi" w:hAnsiTheme="minorHAnsi" w:cstheme="minorHAnsi"/>
+          <w:i/>
+          <w:iCs/>
+          <w:sz w:val="24"/>
+          <w:szCs w:val="24"/>
+          <w:lang w:val="en-US"/>
+        </w:rPr>
+        <w:t>&gt;</w:t>
+      </w:r>
+      <w:r>
+        <w:rPr>
+          <w:rStyle w:val="CdigoHTML"/>
+          <w:rFonts w:asciiTheme="minorHAnsi" w:hAnsiTheme="minorHAnsi" w:cstheme="minorHAnsi"/>
+          <w:i/>
+          <w:iCs/>
+          <w:sz w:val="24"/>
+          <w:szCs w:val="24"/>
+          <w:lang w:val="en-US"/>
+        </w:rPr>
+        <w:t xml:space="preserve"> snapshot</w:t>
+      </w:r>
+      <w:r>
+        <w:rPr>
+          <w:rStyle w:val="token"/>
+          <w:rFonts w:asciiTheme="minorHAnsi" w:hAnsiTheme="minorHAnsi" w:cstheme="minorHAnsi"/>
+          <w:i/>
+          <w:iCs/>
+          <w:sz w:val="24"/>
+          <w:szCs w:val="24"/>
+          <w:lang w:val="en-US"/>
+        </w:rPr>
+        <w:t>;</w:t>
+      </w:r>
+    </w:p>
+    <w:p>
+      <w:pPr>
+        <w:pStyle w:val="HTMLpr-formatado"/>
+        <w:rPr>
+          <w:rStyle w:val="CdigoHTML"/>
+          <w:rFonts w:asciiTheme="minorHAnsi" w:hAnsiTheme="minorHAnsi" w:cstheme="minorHAnsi"/>
+          <w:i/>
+          <w:iCs/>
+          <w:sz w:val="24"/>
+          <w:szCs w:val="24"/>
+          <w:lang w:val="en-US"/>
+        </w:rPr>
+      </w:pPr>
+      <w:r>
+        <w:rPr>
+          <w:rStyle w:val="token"/>
+          <w:rFonts w:asciiTheme="minorHAnsi" w:hAnsiTheme="minorHAnsi" w:cstheme="minorHAnsi"/>
+          <w:i/>
+          <w:iCs/>
+          <w:sz w:val="24"/>
+          <w:szCs w:val="24"/>
+          <w:lang w:val="en-US"/>
+        </w:rPr>
+        <w:t>lock</w:t>
+      </w:r>
+      <w:r>
+        <w:rPr>
+          <w:rStyle w:val="CdigoHTML"/>
+          <w:rFonts w:asciiTheme="minorHAnsi" w:hAnsiTheme="minorHAnsi" w:cstheme="minorHAnsi"/>
+          <w:i/>
+          <w:iCs/>
+          <w:sz w:val="24"/>
+          <w:szCs w:val="24"/>
+          <w:lang w:val="en-US"/>
+        </w:rPr>
+        <w:t xml:space="preserve"> </w:t>
+      </w:r>
+      <w:r>
+        <w:rPr>
+          <w:rStyle w:val="token"/>
+          <w:rFonts w:asciiTheme="minorHAnsi" w:hAnsiTheme="minorHAnsi" w:cstheme="minorHAnsi"/>
+          <w:i/>
+          <w:iCs/>
+          <w:sz w:val="24"/>
+          <w:szCs w:val="24"/>
+          <w:lang w:val="en-US"/>
+        </w:rPr>
+        <w:t>(</w:t>
+      </w:r>
+      <w:proofErr w:type="spellStart"/>
+      <w:r>
+        <w:rPr>
+          <w:rStyle w:val="CdigoHTML"/>
+          <w:rFonts w:asciiTheme="minorHAnsi" w:hAnsiTheme="minorHAnsi" w:cstheme="minorHAnsi"/>
+          <w:i/>
+          <w:iCs/>
+          <w:sz w:val="24"/>
+          <w:szCs w:val="24"/>
+          <w:lang w:val="en-US"/>
+        </w:rPr>
+        <w:t>clientsLock</w:t>
+      </w:r>
+      <w:proofErr w:type="spellEnd"/>
+      <w:r>
+        <w:rPr>
+          <w:rStyle w:val="token"/>
+          <w:rFonts w:asciiTheme="minorHAnsi" w:hAnsiTheme="minorHAnsi" w:cstheme="minorHAnsi"/>
+          <w:i/>
+          <w:iCs/>
+          <w:sz w:val="24"/>
+          <w:szCs w:val="24"/>
+          <w:lang w:val="en-US"/>
+        </w:rPr>
+        <w:t>)</w:t>
+      </w:r>
+    </w:p>
+    <w:p>
+      <w:pPr>
+        <w:pStyle w:val="HTMLpr-formatado"/>
+        <w:rPr>
+          <w:rStyle w:val="CdigoHTML"/>
+          <w:rFonts w:asciiTheme="minorHAnsi" w:hAnsiTheme="minorHAnsi" w:cstheme="minorHAnsi"/>
+          <w:i/>
+          <w:iCs/>
+          <w:sz w:val="24"/>
+          <w:szCs w:val="24"/>
+          <w:lang w:val="en-US"/>
+        </w:rPr>
+      </w:pPr>
+      <w:r>
+        <w:rPr>
+          <w:rStyle w:val="token"/>
+          <w:rFonts w:asciiTheme="minorHAnsi" w:hAnsiTheme="minorHAnsi" w:cstheme="minorHAnsi"/>
+          <w:i/>
+          <w:iCs/>
+          <w:sz w:val="24"/>
+          <w:szCs w:val="24"/>
+          <w:lang w:val="en-US"/>
+        </w:rPr>
+        <w:t>{</w:t>
+      </w:r>
+    </w:p>
+    <w:p>
+      <w:pPr>
+        <w:pStyle w:val="HTMLpr-formatado"/>
+        <w:rPr>
+          <w:rStyle w:val="CdigoHTML"/>
+          <w:rFonts w:asciiTheme="minorHAnsi" w:hAnsiTheme="minorHAnsi" w:cstheme="minorHAnsi"/>
+          <w:i/>
+          <w:iCs/>
+          <w:sz w:val="24"/>
+          <w:szCs w:val="24"/>
+          <w:lang w:val="en-US"/>
+        </w:rPr>
+      </w:pPr>
+      <w:r>
+        <w:rPr>
+          <w:rStyle w:val="CdigoHTML"/>
+          <w:rFonts w:asciiTheme="minorHAnsi" w:hAnsiTheme="minorHAnsi" w:cstheme="minorHAnsi"/>
+          <w:i/>
+          <w:iCs/>
+          <w:sz w:val="24"/>
+          <w:szCs w:val="24"/>
+          <w:lang w:val="en-US"/>
+        </w:rPr>
+        <w:t xml:space="preserve">    snapshot </w:t>
+      </w:r>
+      <w:r>
+        <w:rPr>
+          <w:rStyle w:val="token"/>
+          <w:rFonts w:asciiTheme="minorHAnsi" w:hAnsiTheme="minorHAnsi" w:cstheme="minorHAnsi"/>
+          <w:i/>
+          <w:iCs/>
+          <w:sz w:val="24"/>
+          <w:szCs w:val="24"/>
+          <w:lang w:val="en-US"/>
+        </w:rPr>
+        <w:t>=</w:t>
+      </w:r>
+      <w:r>
+        <w:rPr>
+          <w:rStyle w:val="CdigoHTML"/>
+          <w:rFonts w:asciiTheme="minorHAnsi" w:hAnsiTheme="minorHAnsi" w:cstheme="minorHAnsi"/>
+          <w:i/>
+          <w:iCs/>
+          <w:sz w:val="24"/>
+          <w:szCs w:val="24"/>
+          <w:lang w:val="en-US"/>
+        </w:rPr>
+        <w:t xml:space="preserve"> </w:t>
+      </w:r>
+      <w:r>
+        <w:rPr>
+          <w:rStyle w:val="token"/>
+          <w:rFonts w:asciiTheme="minorHAnsi" w:hAnsiTheme="minorHAnsi" w:cstheme="minorHAnsi"/>
+          <w:i/>
+          <w:iCs/>
+          <w:sz w:val="24"/>
+          <w:szCs w:val="24"/>
+          <w:lang w:val="en-US"/>
+        </w:rPr>
+        <w:t>new</w:t>
+      </w:r>
+      <w:r>
+        <w:rPr>
+          <w:rStyle w:val="CdigoHTML"/>
+          <w:rFonts w:asciiTheme="minorHAnsi" w:hAnsiTheme="minorHAnsi" w:cstheme="minorHAnsi"/>
+          <w:i/>
+          <w:iCs/>
+          <w:sz w:val="24"/>
+          <w:szCs w:val="24"/>
+          <w:lang w:val="en-US"/>
+        </w:rPr>
+        <w:t xml:space="preserve"> </w:t>
+      </w:r>
+      <w:r>
+        <w:rPr>
+          <w:rStyle w:val="token"/>
+          <w:rFonts w:asciiTheme="minorHAnsi" w:hAnsiTheme="minorHAnsi" w:cstheme="minorHAnsi"/>
+          <w:i/>
+          <w:iCs/>
+          <w:sz w:val="24"/>
+          <w:szCs w:val="24"/>
+          <w:lang w:val="en-US"/>
+        </w:rPr>
+        <w:t>List&lt;</w:t>
+      </w:r>
+      <w:proofErr w:type="spellStart"/>
+      <w:r>
+        <w:rPr>
+          <w:rStyle w:val="token"/>
+          <w:rFonts w:asciiTheme="minorHAnsi" w:hAnsiTheme="minorHAnsi" w:cstheme="minorHAnsi"/>
+          <w:i/>
+          <w:iCs/>
+          <w:sz w:val="24"/>
+          <w:szCs w:val="24"/>
+          <w:lang w:val="en-US"/>
+        </w:rPr>
+        <w:t>ClientHandler</w:t>
+      </w:r>
+      <w:proofErr w:type="spellEnd"/>
+      <w:r>
+        <w:rPr>
+          <w:rStyle w:val="token"/>
+          <w:rFonts w:asciiTheme="minorHAnsi" w:hAnsiTheme="minorHAnsi" w:cstheme="minorHAnsi"/>
+          <w:i/>
+          <w:iCs/>
+          <w:sz w:val="24"/>
+          <w:szCs w:val="24"/>
+          <w:lang w:val="en-US"/>
+        </w:rPr>
+        <w:t>&gt;(</w:t>
+      </w:r>
+      <w:proofErr w:type="spellStart"/>
+      <w:r>
+        <w:rPr>
+          <w:rStyle w:val="CdigoHTML"/>
+          <w:rFonts w:asciiTheme="minorHAnsi" w:hAnsiTheme="minorHAnsi" w:cstheme="minorHAnsi"/>
+          <w:i/>
+          <w:iCs/>
+          <w:sz w:val="24"/>
+          <w:szCs w:val="24"/>
+          <w:lang w:val="en-US"/>
+        </w:rPr>
+        <w:t>allClients</w:t>
+      </w:r>
+      <w:proofErr w:type="spellEnd"/>
+      <w:r>
+        <w:rPr>
+          <w:rStyle w:val="token"/>
+          <w:rFonts w:asciiTheme="minorHAnsi" w:hAnsiTheme="minorHAnsi" w:cstheme="minorHAnsi"/>
+          <w:i/>
+          <w:iCs/>
+          <w:sz w:val="24"/>
+          <w:szCs w:val="24"/>
+          <w:lang w:val="en-US"/>
+        </w:rPr>
+        <w:t>);</w:t>
+      </w:r>
+    </w:p>
+    <w:p>
+      <w:pPr>
+        <w:pStyle w:val="HTMLpr-formatado"/>
+        <w:rPr>
+          <w:rStyle w:val="CdigoHTML"/>
+          <w:rFonts w:asciiTheme="minorHAnsi" w:hAnsiTheme="minorHAnsi" w:cstheme="minorHAnsi"/>
+          <w:i/>
+          <w:iCs/>
+          <w:sz w:val="24"/>
+          <w:szCs w:val="24"/>
+        </w:rPr>
+      </w:pPr>
+      <w:r>
+        <w:rPr>
+          <w:rStyle w:val="token"/>
+          <w:rFonts w:asciiTheme="minorHAnsi" w:hAnsiTheme="minorHAnsi" w:cstheme="minorHAnsi"/>
+          <w:i/>
+          <w:iCs/>
+          <w:sz w:val="24"/>
+          <w:szCs w:val="24"/>
+        </w:rPr>
+        <w:t>}</w:t>
+      </w:r>
+    </w:p>
+    <w:p>
+      <w:pPr>
+        <w:pStyle w:val="HTMLpr-formatado"/>
+        <w:rPr>
+          <w:rFonts w:asciiTheme="minorHAnsi" w:hAnsiTheme="minorHAnsi" w:cstheme="minorHAnsi"/>
+          <w:i/>
+          <w:iCs/>
+          <w:sz w:val="24"/>
+          <w:szCs w:val="24"/>
+        </w:rPr>
+      </w:pPr>
+      <w:r>
+        <w:rPr>
+          <w:rStyle w:val="token"/>
+          <w:rFonts w:asciiTheme="minorHAnsi" w:hAnsiTheme="minorHAnsi" w:cstheme="minorHAnsi"/>
+          <w:i/>
+          <w:iCs/>
+          <w:sz w:val="24"/>
+          <w:szCs w:val="24"/>
+        </w:rPr>
+        <w:t xml:space="preserve">// itera sobre </w:t>
+      </w:r>
+      <w:proofErr w:type="spellStart"/>
+      <w:r>
+        <w:rPr>
+          <w:rStyle w:val="token"/>
+          <w:rFonts w:asciiTheme="minorHAnsi" w:hAnsiTheme="minorHAnsi" w:cstheme="minorHAnsi"/>
+          <w:i/>
+          <w:iCs/>
+          <w:sz w:val="24"/>
+          <w:szCs w:val="24"/>
+        </w:rPr>
+        <w:t>snapshot</w:t>
+      </w:r>
+      <w:proofErr w:type="spellEnd"/>
+      <w:r>
+        <w:rPr>
+          <w:rStyle w:val="token"/>
+          <w:rFonts w:asciiTheme="minorHAnsi" w:hAnsiTheme="minorHAnsi" w:cstheme="minorHAnsi"/>
+          <w:i/>
+          <w:iCs/>
+          <w:sz w:val="24"/>
+          <w:szCs w:val="24"/>
+        </w:rPr>
+        <w:t xml:space="preserve">, fora do </w:t>
+      </w:r>
+      <w:proofErr w:type="spellStart"/>
+      <w:r>
+        <w:rPr>
+          <w:rStyle w:val="token"/>
+          <w:rFonts w:asciiTheme="minorHAnsi" w:hAnsiTheme="minorHAnsi" w:cstheme="minorHAnsi"/>
+          <w:i/>
+          <w:iCs/>
+          <w:sz w:val="24"/>
+          <w:szCs w:val="24"/>
+        </w:rPr>
+        <w:t>lock</w:t>
+      </w:r>
+      <w:proofErr w:type="spellEnd"/>
+    </w:p>
+    <w:p>
+      <w:pPr>
+        <w:pStyle w:val="font-claude-response-body"/>
+        <w:rPr>
+          <w:rFonts w:asciiTheme="minorHAnsi" w:hAnsiTheme="minorHAnsi" w:cstheme="minorHAnsi"/>
+        </w:rPr>
+      </w:pPr>
+      <w:r>
+        <w:rPr>
+          <w:rFonts w:asciiTheme="minorHAnsi" w:hAnsiTheme="minorHAnsi" w:cstheme="minorHAnsi"/>
+        </w:rPr>
+        <w:t xml:space="preserve">Assim o </w:t>
+      </w:r>
+      <w:proofErr w:type="spellStart"/>
+      <w:r>
+        <w:rPr>
+          <w:rFonts w:asciiTheme="minorHAnsi" w:hAnsiTheme="minorHAnsi" w:cstheme="minorHAnsi"/>
+        </w:rPr>
+        <w:t>lock</w:t>
+      </w:r>
+      <w:proofErr w:type="spellEnd"/>
+      <w:r>
+        <w:rPr>
+          <w:rFonts w:asciiTheme="minorHAnsi" w:hAnsiTheme="minorHAnsi" w:cstheme="minorHAnsi"/>
+        </w:rPr>
+        <w:t xml:space="preserve"> é mantido o mínimo de tempo possível e a iteração é segura.</w:t>
+      </w:r>
+    </w:p>
+    <w:p>
+      <w:pPr>
+        <w:pStyle w:val="Ttulo3"/>
+      </w:pPr>
+      <w:bookmarkStart w:id="24" w:name="_Toc227577070"/>
+      <w:proofErr w:type="spellStart"/>
+      <w:r>
+        <w:rPr>
+          <w:rStyle w:val="CdigoHTML"/>
+          <w:rFonts w:ascii="Calibri" w:eastAsiaTheme="majorEastAsia" w:hAnsi="Calibri" w:cstheme="majorBidi"/>
+          <w:sz w:val="24"/>
+          <w:szCs w:val="24"/>
+        </w:rPr>
+        <w:t>SendMessage</w:t>
+      </w:r>
+      <w:proofErr w:type="spellEnd"/>
+      <w:r>
+        <w:rPr>
+          <w:rStyle w:val="CdigoHTML"/>
+          <w:rFonts w:ascii="Calibri" w:eastAsiaTheme="majorEastAsia" w:hAnsi="Calibri" w:cstheme="majorBidi"/>
+          <w:sz w:val="24"/>
+          <w:szCs w:val="24"/>
+        </w:rPr>
+        <w:t>()</w:t>
+      </w:r>
+      <w:bookmarkEnd w:id="24"/>
+    </w:p>
+    <w:p>
+      <w:pPr>
+        <w:pStyle w:val="font-claude-response-body"/>
+        <w:rPr>
+          <w:rFonts w:asciiTheme="minorHAnsi" w:hAnsiTheme="minorHAnsi" w:cstheme="minorHAnsi"/>
+        </w:rPr>
+      </w:pPr>
+      <w:r>
+        <w:rPr>
+          <w:rFonts w:asciiTheme="minorHAnsi" w:hAnsiTheme="minorHAnsi" w:cstheme="minorHAnsi"/>
+        </w:rPr>
+        <w:t xml:space="preserve">Cria o pacote e escreve no </w:t>
+      </w:r>
+      <w:proofErr w:type="spellStart"/>
+      <w:r>
+        <w:rPr>
+          <w:rStyle w:val="CdigoHTML"/>
+          <w:rFonts w:asciiTheme="minorHAnsi" w:hAnsiTheme="minorHAnsi" w:cstheme="minorHAnsi"/>
+          <w:sz w:val="24"/>
+          <w:szCs w:val="24"/>
+        </w:rPr>
+        <w:t>NetworkStream</w:t>
+      </w:r>
+      <w:proofErr w:type="spellEnd"/>
+      <w:r>
+        <w:rPr>
+          <w:rFonts w:asciiTheme="minorHAnsi" w:hAnsiTheme="minorHAnsi" w:cstheme="minorHAnsi"/>
+        </w:rPr>
+        <w:t xml:space="preserve"> do cliente. O </w:t>
+      </w:r>
+      <w:proofErr w:type="spellStart"/>
+      <w:r>
+        <w:rPr>
+          <w:rStyle w:val="CdigoHTML"/>
+          <w:rFonts w:asciiTheme="minorHAnsi" w:hAnsiTheme="minorHAnsi" w:cstheme="minorHAnsi"/>
+          <w:sz w:val="24"/>
+          <w:szCs w:val="24"/>
+        </w:rPr>
+        <w:t>lock</w:t>
+      </w:r>
+      <w:proofErr w:type="spellEnd"/>
+      <w:r>
+        <w:rPr>
+          <w:rStyle w:val="CdigoHTML"/>
+          <w:rFonts w:asciiTheme="minorHAnsi" w:hAnsiTheme="minorHAnsi" w:cstheme="minorHAnsi"/>
+          <w:sz w:val="24"/>
+          <w:szCs w:val="24"/>
+        </w:rPr>
+        <w:t>(</w:t>
+      </w:r>
+      <w:proofErr w:type="spellStart"/>
+      <w:r>
+        <w:rPr>
+          <w:rStyle w:val="CdigoHTML"/>
+          <w:rFonts w:asciiTheme="minorHAnsi" w:hAnsiTheme="minorHAnsi" w:cstheme="minorHAnsi"/>
+          <w:sz w:val="24"/>
+          <w:szCs w:val="24"/>
+        </w:rPr>
+        <w:t>sendLock</w:t>
+      </w:r>
+      <w:proofErr w:type="spellEnd"/>
+      <w:r>
+        <w:rPr>
+          <w:rStyle w:val="CdigoHTML"/>
+          <w:rFonts w:asciiTheme="minorHAnsi" w:hAnsiTheme="minorHAnsi" w:cstheme="minorHAnsi"/>
+          <w:sz w:val="24"/>
+          <w:szCs w:val="24"/>
+        </w:rPr>
+        <w:t>)</w:t>
+      </w:r>
+      <w:r>
+        <w:rPr>
+          <w:rFonts w:asciiTheme="minorHAnsi" w:hAnsiTheme="minorHAnsi" w:cstheme="minorHAnsi"/>
+        </w:rPr>
+        <w:t xml:space="preserve"> aqui protege contra dois </w:t>
+      </w:r>
+      <w:proofErr w:type="spellStart"/>
+      <w:r>
+        <w:rPr>
+          <w:rFonts w:asciiTheme="minorHAnsi" w:hAnsiTheme="minorHAnsi" w:cstheme="minorHAnsi"/>
+        </w:rPr>
+        <w:t>broadcasts</w:t>
+      </w:r>
+      <w:proofErr w:type="spellEnd"/>
+      <w:r>
+        <w:rPr>
+          <w:rFonts w:asciiTheme="minorHAnsi" w:hAnsiTheme="minorHAnsi" w:cstheme="minorHAnsi"/>
+        </w:rPr>
+        <w:t xml:space="preserve"> a chegarem ao mesmo tempo</w:t>
+      </w:r>
+      <w:r>
+        <w:rPr>
+          <w:rFonts w:asciiTheme="minorHAnsi" w:hAnsiTheme="minorHAnsi" w:cstheme="minorHAnsi"/>
+        </w:rPr>
+        <w:t>.</w:t>
+      </w:r>
+      <w:r>
+        <w:rPr>
+          <w:rFonts w:asciiTheme="minorHAnsi" w:hAnsiTheme="minorHAnsi" w:cstheme="minorHAnsi"/>
+        </w:rPr>
+        <w:t xml:space="preserve"> </w:t>
+      </w:r>
+      <w:r>
+        <w:rPr>
+          <w:rFonts w:asciiTheme="minorHAnsi" w:hAnsiTheme="minorHAnsi" w:cstheme="minorHAnsi"/>
+        </w:rPr>
+        <w:t>S</w:t>
+      </w:r>
+      <w:r>
+        <w:rPr>
+          <w:rFonts w:asciiTheme="minorHAnsi" w:hAnsiTheme="minorHAnsi" w:cstheme="minorHAnsi"/>
+        </w:rPr>
+        <w:t xml:space="preserve">e duas </w:t>
+      </w:r>
+      <w:proofErr w:type="spellStart"/>
+      <w:r>
+        <w:rPr>
+          <w:rFonts w:asciiTheme="minorHAnsi" w:hAnsiTheme="minorHAnsi" w:cstheme="minorHAnsi"/>
+        </w:rPr>
+        <w:t>threads</w:t>
+      </w:r>
+      <w:proofErr w:type="spellEnd"/>
+      <w:r>
+        <w:rPr>
+          <w:rFonts w:asciiTheme="minorHAnsi" w:hAnsiTheme="minorHAnsi" w:cstheme="minorHAnsi"/>
+        </w:rPr>
+        <w:t xml:space="preserve"> tentassem escrever no mesmo </w:t>
+      </w:r>
+      <w:proofErr w:type="spellStart"/>
+      <w:r>
+        <w:rPr>
+          <w:rFonts w:asciiTheme="minorHAnsi" w:hAnsiTheme="minorHAnsi" w:cstheme="minorHAnsi"/>
+        </w:rPr>
+        <w:t>stream</w:t>
+      </w:r>
+      <w:proofErr w:type="spellEnd"/>
+      <w:r>
+        <w:rPr>
+          <w:rFonts w:asciiTheme="minorHAnsi" w:hAnsiTheme="minorHAnsi" w:cstheme="minorHAnsi"/>
+        </w:rPr>
+        <w:t xml:space="preserve"> simultaneamente os bytes ficavam misturados e o protocolo corrompia. Como cada cliente tem o seu próprio </w:t>
+      </w:r>
+      <w:proofErr w:type="spellStart"/>
+      <w:r>
+        <w:rPr>
+          <w:rStyle w:val="CdigoHTML"/>
+          <w:rFonts w:asciiTheme="minorHAnsi" w:hAnsiTheme="minorHAnsi" w:cstheme="minorHAnsi"/>
+          <w:sz w:val="24"/>
+          <w:szCs w:val="24"/>
+        </w:rPr>
+        <w:t>sendLock</w:t>
+      </w:r>
+      <w:proofErr w:type="spellEnd"/>
+      <w:r>
+        <w:rPr>
+          <w:rFonts w:asciiTheme="minorHAnsi" w:hAnsiTheme="minorHAnsi" w:cstheme="minorHAnsi"/>
+        </w:rPr>
+        <w:t>, isto resolve-se de forma elegante.</w:t>
+      </w:r>
+    </w:p>
+    <w:p>
+      <w:pPr>
+        <w:pStyle w:val="font-claude-response-body"/>
+        <w:rPr>
+          <w:rFonts w:asciiTheme="minorHAnsi" w:hAnsiTheme="minorHAnsi" w:cstheme="minorHAnsi"/>
+        </w:rPr>
+      </w:pPr>
+      <w:r>
+        <w:rPr>
+          <w:rFonts w:asciiTheme="minorHAnsi" w:hAnsiTheme="minorHAnsi" w:cstheme="minorHAnsi"/>
+        </w:rPr>
+        <w:t xml:space="preserve">O </w:t>
+      </w:r>
+      <w:proofErr w:type="spellStart"/>
+      <w:r>
+        <w:rPr>
+          <w:rStyle w:val="CdigoHTML"/>
+          <w:rFonts w:asciiTheme="minorHAnsi" w:hAnsiTheme="minorHAnsi" w:cstheme="minorHAnsi"/>
+          <w:sz w:val="24"/>
+          <w:szCs w:val="24"/>
+        </w:rPr>
+        <w:t>catch</w:t>
+      </w:r>
+      <w:proofErr w:type="spellEnd"/>
+      <w:r>
+        <w:rPr>
+          <w:rStyle w:val="CdigoHTML"/>
+          <w:rFonts w:asciiTheme="minorHAnsi" w:hAnsiTheme="minorHAnsi" w:cstheme="minorHAnsi"/>
+          <w:sz w:val="24"/>
+          <w:szCs w:val="24"/>
+        </w:rPr>
+        <w:t xml:space="preserve"> { }</w:t>
+      </w:r>
+      <w:r>
+        <w:rPr>
+          <w:rFonts w:asciiTheme="minorHAnsi" w:hAnsiTheme="minorHAnsi" w:cstheme="minorHAnsi"/>
+        </w:rPr>
+        <w:t xml:space="preserve"> vazio no fim é intencional</w:t>
+      </w:r>
+      <w:r>
+        <w:rPr>
+          <w:rFonts w:asciiTheme="minorHAnsi" w:hAnsiTheme="minorHAnsi" w:cstheme="minorHAnsi"/>
+        </w:rPr>
+        <w:t>. S</w:t>
+      </w:r>
+      <w:r>
+        <w:rPr>
+          <w:rFonts w:asciiTheme="minorHAnsi" w:hAnsiTheme="minorHAnsi" w:cstheme="minorHAnsi"/>
+        </w:rPr>
+        <w:t xml:space="preserve">e o cliente já </w:t>
+      </w:r>
+      <w:r>
+        <w:rPr>
+          <w:rFonts w:asciiTheme="minorHAnsi" w:hAnsiTheme="minorHAnsi" w:cstheme="minorHAnsi"/>
+        </w:rPr>
+        <w:t>fechou a sessão,</w:t>
+      </w:r>
+      <w:r>
+        <w:rPr>
+          <w:rFonts w:asciiTheme="minorHAnsi" w:hAnsiTheme="minorHAnsi" w:cstheme="minorHAnsi"/>
+        </w:rPr>
+        <w:t xml:space="preserve"> a </w:t>
+      </w:r>
+      <w:r>
+        <w:rPr>
+          <w:rFonts w:asciiTheme="minorHAnsi" w:hAnsiTheme="minorHAnsi" w:cstheme="minorHAnsi"/>
+        </w:rPr>
+        <w:t>exceção</w:t>
+      </w:r>
+      <w:r>
+        <w:rPr>
+          <w:rFonts w:asciiTheme="minorHAnsi" w:hAnsiTheme="minorHAnsi" w:cstheme="minorHAnsi"/>
+        </w:rPr>
+        <w:t xml:space="preserve"> é ignorada silenciosamente, porque não há nada útil a fazer nessa situação.</w:t>
+      </w:r>
+    </w:p>
+    <w:p>
+      <w:r>
+        <w:pict w14:anchorId="4C938A45">
+          <v:rect id="_x0000_i1027" style="width:0;height:1.5pt" o:hralign="center" o:hrstd="t" o:hr="t" fillcolor="#a0a0a0" stroked="f"/>
+        </w:pict>
+      </w:r>
+    </w:p>
+    <w:p>
+      <w:pPr>
+        <w:pStyle w:val="Ttulo2"/>
+      </w:pPr>
+      <w:bookmarkStart w:id="25" w:name="_Toc227577071"/>
+      <w:r>
+        <w:t>Os conceitos principais em resumo</w:t>
+      </w:r>
+      <w:bookmarkEnd w:id="25"/>
+    </w:p>
+    <w:p>
+      <w:pPr>
+        <w:pStyle w:val="font-claude-response-body"/>
+        <w:rPr>
+          <w:rFonts w:asciiTheme="minorHAnsi" w:hAnsiTheme="minorHAnsi" w:cstheme="minorHAnsi"/>
+        </w:rPr>
+      </w:pPr>
+      <w:r>
+        <w:rPr>
+          <w:rFonts w:asciiTheme="minorHAnsi" w:hAnsiTheme="minorHAnsi" w:cstheme="minorHAnsi"/>
+        </w:rPr>
+        <w:t xml:space="preserve">A parte mais difícil de perceber neste código não é a lógica </w:t>
+      </w:r>
+      <w:r>
+        <w:rPr>
+          <w:rFonts w:asciiTheme="minorHAnsi" w:hAnsiTheme="minorHAnsi" w:cstheme="minorHAnsi"/>
+        </w:rPr>
+        <w:t>mas sim</w:t>
+      </w:r>
+      <w:r>
+        <w:rPr>
+          <w:rFonts w:asciiTheme="minorHAnsi" w:hAnsiTheme="minorHAnsi" w:cstheme="minorHAnsi"/>
+        </w:rPr>
+        <w:t xml:space="preserve"> a gestão de concorrência. Há basicamente três coisas a </w:t>
+      </w:r>
+      <w:r>
+        <w:rPr>
+          <w:rFonts w:asciiTheme="minorHAnsi" w:hAnsiTheme="minorHAnsi" w:cstheme="minorHAnsi"/>
+        </w:rPr>
+        <w:t>reter</w:t>
+      </w:r>
+      <w:r>
+        <w:rPr>
+          <w:rFonts w:asciiTheme="minorHAnsi" w:hAnsiTheme="minorHAnsi" w:cstheme="minorHAnsi"/>
+        </w:rPr>
+        <w:t>:</w:t>
+      </w:r>
+    </w:p>
+    <w:p>
+      <w:pPr>
+        <w:pStyle w:val="font-claude-response-body"/>
+        <w:rPr>
+          <w:rFonts w:asciiTheme="minorHAnsi" w:hAnsiTheme="minorHAnsi" w:cstheme="minorHAnsi"/>
+        </w:rPr>
+      </w:pPr>
+      <w:proofErr w:type="spellStart"/>
+      <w:r>
+        <w:rPr>
+          <w:rStyle w:val="Forte"/>
+          <w:rFonts w:asciiTheme="minorHAnsi" w:hAnsiTheme="minorHAnsi" w:cstheme="minorHAnsi"/>
+        </w:rPr>
+        <w:t>Thread</w:t>
+      </w:r>
+      <w:proofErr w:type="spellEnd"/>
+      <w:r>
+        <w:rPr>
+          <w:rStyle w:val="Forte"/>
+          <w:rFonts w:asciiTheme="minorHAnsi" w:hAnsiTheme="minorHAnsi" w:cstheme="minorHAnsi"/>
+        </w:rPr>
+        <w:t xml:space="preserve"> por cliente</w:t>
+      </w:r>
+      <w:r>
+        <w:rPr>
+          <w:rFonts w:asciiTheme="minorHAnsi" w:hAnsiTheme="minorHAnsi" w:cstheme="minorHAnsi"/>
+        </w:rPr>
+        <w:t xml:space="preserve"> — cada cliente tem a sua </w:t>
+      </w:r>
+      <w:proofErr w:type="spellStart"/>
+      <w:r>
+        <w:rPr>
+          <w:rFonts w:asciiTheme="minorHAnsi" w:hAnsiTheme="minorHAnsi" w:cstheme="minorHAnsi"/>
+        </w:rPr>
+        <w:t>thread</w:t>
+      </w:r>
+      <w:proofErr w:type="spellEnd"/>
+      <w:r>
+        <w:rPr>
+          <w:rFonts w:asciiTheme="minorHAnsi" w:hAnsiTheme="minorHAnsi" w:cstheme="minorHAnsi"/>
+        </w:rPr>
+        <w:t xml:space="preserve"> própria. Isto permite que o </w:t>
+      </w:r>
+      <w:proofErr w:type="spellStart"/>
+      <w:r>
+        <w:rPr>
+          <w:rStyle w:val="CdigoHTML"/>
+          <w:rFonts w:asciiTheme="minorHAnsi" w:hAnsiTheme="minorHAnsi" w:cstheme="minorHAnsi"/>
+          <w:sz w:val="24"/>
+          <w:szCs w:val="24"/>
+        </w:rPr>
+        <w:t>Read</w:t>
+      </w:r>
+      <w:proofErr w:type="spellEnd"/>
+      <w:r>
+        <w:rPr>
+          <w:rStyle w:val="CdigoHTML"/>
+          <w:rFonts w:asciiTheme="minorHAnsi" w:hAnsiTheme="minorHAnsi" w:cstheme="minorHAnsi"/>
+          <w:sz w:val="24"/>
+          <w:szCs w:val="24"/>
+        </w:rPr>
+        <w:t>()</w:t>
+      </w:r>
+      <w:r>
+        <w:rPr>
+          <w:rFonts w:asciiTheme="minorHAnsi" w:hAnsiTheme="minorHAnsi" w:cstheme="minorHAnsi"/>
+        </w:rPr>
+        <w:t xml:space="preserve"> bloqueante de um cliente não </w:t>
+      </w:r>
+      <w:proofErr w:type="spellStart"/>
+      <w:r>
+        <w:rPr>
+          <w:rFonts w:asciiTheme="minorHAnsi" w:hAnsiTheme="minorHAnsi" w:cstheme="minorHAnsi"/>
+        </w:rPr>
+        <w:t>afecte</w:t>
+      </w:r>
+      <w:proofErr w:type="spellEnd"/>
+      <w:r>
+        <w:rPr>
+          <w:rFonts w:asciiTheme="minorHAnsi" w:hAnsiTheme="minorHAnsi" w:cstheme="minorHAnsi"/>
+        </w:rPr>
+        <w:t xml:space="preserve"> os outros.</w:t>
+      </w:r>
+    </w:p>
+    <w:p>
+      <w:pPr>
+        <w:pStyle w:val="font-claude-response-body"/>
+        <w:rPr>
+          <w:rFonts w:asciiTheme="minorHAnsi" w:hAnsiTheme="minorHAnsi" w:cstheme="minorHAnsi"/>
+        </w:rPr>
+      </w:pPr>
+      <w:r>
+        <w:rPr>
+          <w:rStyle w:val="Forte"/>
+          <w:rFonts w:asciiTheme="minorHAnsi" w:hAnsiTheme="minorHAnsi" w:cstheme="minorHAnsi"/>
+        </w:rPr>
+        <w:t xml:space="preserve">Dois </w:t>
+      </w:r>
+      <w:proofErr w:type="spellStart"/>
+      <w:r>
+        <w:rPr>
+          <w:rStyle w:val="Forte"/>
+          <w:rFonts w:asciiTheme="minorHAnsi" w:hAnsiTheme="minorHAnsi" w:cstheme="minorHAnsi"/>
+        </w:rPr>
+        <w:t>locks</w:t>
+      </w:r>
+      <w:proofErr w:type="spellEnd"/>
+      <w:r>
+        <w:rPr>
+          <w:rStyle w:val="Forte"/>
+          <w:rFonts w:asciiTheme="minorHAnsi" w:hAnsiTheme="minorHAnsi" w:cstheme="minorHAnsi"/>
+        </w:rPr>
+        <w:t xml:space="preserve"> diferentes</w:t>
+      </w:r>
+      <w:r>
+        <w:rPr>
+          <w:rFonts w:asciiTheme="minorHAnsi" w:hAnsiTheme="minorHAnsi" w:cstheme="minorHAnsi"/>
+        </w:rPr>
+        <w:t xml:space="preserve"> — o </w:t>
+      </w:r>
+      <w:proofErr w:type="spellStart"/>
+      <w:r>
+        <w:rPr>
+          <w:rStyle w:val="CdigoHTML"/>
+          <w:rFonts w:asciiTheme="minorHAnsi" w:hAnsiTheme="minorHAnsi" w:cstheme="minorHAnsi"/>
+          <w:sz w:val="24"/>
+          <w:szCs w:val="24"/>
+        </w:rPr>
+        <w:t>clientsLock</w:t>
+      </w:r>
+      <w:proofErr w:type="spellEnd"/>
+      <w:r>
+        <w:rPr>
+          <w:rFonts w:asciiTheme="minorHAnsi" w:hAnsiTheme="minorHAnsi" w:cstheme="minorHAnsi"/>
+        </w:rPr>
+        <w:t xml:space="preserve"> protege a lista de clientes (para </w:t>
+      </w:r>
+      <w:proofErr w:type="spellStart"/>
+      <w:r>
+        <w:rPr>
+          <w:rFonts w:asciiTheme="minorHAnsi" w:hAnsiTheme="minorHAnsi" w:cstheme="minorHAnsi"/>
+        </w:rPr>
+        <w:t>Add</w:t>
+      </w:r>
+      <w:proofErr w:type="spellEnd"/>
+      <w:r>
+        <w:rPr>
+          <w:rFonts w:asciiTheme="minorHAnsi" w:hAnsiTheme="minorHAnsi" w:cstheme="minorHAnsi"/>
+        </w:rPr>
+        <w:t>/Remove/</w:t>
+      </w:r>
+      <w:proofErr w:type="spellStart"/>
+      <w:r>
+        <w:rPr>
+          <w:rFonts w:asciiTheme="minorHAnsi" w:hAnsiTheme="minorHAnsi" w:cstheme="minorHAnsi"/>
+        </w:rPr>
+        <w:t>snapshot</w:t>
+      </w:r>
+      <w:proofErr w:type="spellEnd"/>
+      <w:r>
+        <w:rPr>
+          <w:rFonts w:asciiTheme="minorHAnsi" w:hAnsiTheme="minorHAnsi" w:cstheme="minorHAnsi"/>
+        </w:rPr>
+        <w:t xml:space="preserve">), e o </w:t>
+      </w:r>
+      <w:proofErr w:type="spellStart"/>
+      <w:r>
+        <w:rPr>
+          <w:rStyle w:val="CdigoHTML"/>
+          <w:rFonts w:asciiTheme="minorHAnsi" w:hAnsiTheme="minorHAnsi" w:cstheme="minorHAnsi"/>
+          <w:sz w:val="24"/>
+          <w:szCs w:val="24"/>
+        </w:rPr>
+        <w:t>sendLock</w:t>
+      </w:r>
+      <w:proofErr w:type="spellEnd"/>
+      <w:r>
+        <w:rPr>
+          <w:rFonts w:asciiTheme="minorHAnsi" w:hAnsiTheme="minorHAnsi" w:cstheme="minorHAnsi"/>
+        </w:rPr>
+        <w:t xml:space="preserve"> protege a escrita no </w:t>
+      </w:r>
+      <w:proofErr w:type="spellStart"/>
+      <w:r>
+        <w:rPr>
+          <w:rFonts w:asciiTheme="minorHAnsi" w:hAnsiTheme="minorHAnsi" w:cstheme="minorHAnsi"/>
+        </w:rPr>
+        <w:t>stream</w:t>
+      </w:r>
+      <w:proofErr w:type="spellEnd"/>
+      <w:r>
+        <w:rPr>
+          <w:rFonts w:asciiTheme="minorHAnsi" w:hAnsiTheme="minorHAnsi" w:cstheme="minorHAnsi"/>
+        </w:rPr>
+        <w:t xml:space="preserve"> de cada cliente individual. São problemas diferentes e por isso têm </w:t>
+      </w:r>
+      <w:proofErr w:type="spellStart"/>
+      <w:r>
+        <w:rPr>
+          <w:rFonts w:asciiTheme="minorHAnsi" w:hAnsiTheme="minorHAnsi" w:cstheme="minorHAnsi"/>
+        </w:rPr>
+        <w:t>locks</w:t>
+      </w:r>
+      <w:proofErr w:type="spellEnd"/>
+      <w:r>
+        <w:rPr>
+          <w:rFonts w:asciiTheme="minorHAnsi" w:hAnsiTheme="minorHAnsi" w:cstheme="minorHAnsi"/>
+        </w:rPr>
+        <w:t xml:space="preserve"> diferentes.</w:t>
+      </w:r>
+    </w:p>
+    <w:p>
+      <w:pPr>
+        <w:pStyle w:val="font-claude-response-body"/>
+        <w:rPr>
+          <w:rFonts w:asciiTheme="minorHAnsi" w:hAnsiTheme="minorHAnsi" w:cstheme="minorHAnsi"/>
+        </w:rPr>
+      </w:pPr>
+      <w:r>
+        <w:rPr>
+          <w:rStyle w:val="Forte"/>
+          <w:rFonts w:asciiTheme="minorHAnsi" w:hAnsiTheme="minorHAnsi" w:cstheme="minorHAnsi"/>
+        </w:rPr>
+        <w:t xml:space="preserve">O bloco </w:t>
+      </w:r>
+      <w:proofErr w:type="spellStart"/>
+      <w:r>
+        <w:rPr>
+          <w:rStyle w:val="CdigoHTML"/>
+          <w:rFonts w:asciiTheme="minorHAnsi" w:hAnsiTheme="minorHAnsi" w:cstheme="minorHAnsi"/>
+          <w:b/>
+          <w:bCs/>
+          <w:sz w:val="24"/>
+          <w:szCs w:val="24"/>
+        </w:rPr>
+        <w:t>finally</w:t>
+      </w:r>
+      <w:proofErr w:type="spellEnd"/>
+      <w:r>
+        <w:rPr>
+          <w:rFonts w:asciiTheme="minorHAnsi" w:hAnsiTheme="minorHAnsi" w:cstheme="minorHAnsi"/>
+        </w:rPr>
+        <w:t xml:space="preserve"> — é a garantia de que os recursos são sempre libertados, mesmo que rebente tudo. Em código de rede isto é fundamental porque se não fecharmos os </w:t>
+      </w:r>
+      <w:proofErr w:type="spellStart"/>
+      <w:r>
+        <w:rPr>
+          <w:rFonts w:asciiTheme="minorHAnsi" w:hAnsiTheme="minorHAnsi" w:cstheme="minorHAnsi"/>
+        </w:rPr>
+        <w:t>sockets</w:t>
+      </w:r>
+      <w:proofErr w:type="spellEnd"/>
+      <w:r>
+        <w:rPr>
+          <w:rFonts w:asciiTheme="minorHAnsi" w:hAnsiTheme="minorHAnsi" w:cstheme="minorHAnsi"/>
+        </w:rPr>
+        <w:t xml:space="preserve"> ficamos com recursos presos.</w:t>
+      </w:r>
+    </w:p>
+    <w:p>
+      <w:pPr>
+        <w:jc w:val="center"/>
+      </w:pPr>
+    </w:p>
+    <w:p>
+      <w:pPr>
+        <w:pStyle w:val="Ttulo1"/>
+      </w:pPr>
+      <w:bookmarkStart w:id="26" w:name="_Toc227577072"/>
       <w:r>
         <w:lastRenderedPageBreak/>
         <w:t>Conclusão</w:t>
       </w:r>
-      <w:bookmarkEnd w:id="15"/>
+      <w:bookmarkEnd w:id="26"/>
     </w:p>
     <w:p>
       <w:r>
@@ -6948,6 +10862,92 @@
     </w:lvl>
   </w:abstractNum>
   <w:abstractNum w:abstractNumId="6" w15:restartNumberingAfterBreak="0">
+    <w:nsid w:val="77A01837"/>
+    <w:multiLevelType w:val="hybridMultilevel"/>
+    <w:tmpl w:val="5822908C"/>
+    <w:lvl w:ilvl="0" w:tplc="0816000F">
+      <w:start w:val="1"/>
+      <w:numFmt w:val="decimal"/>
+      <w:lvlText w:val="%1."/>
+      <w:lvlJc w:val="left"/>
+      <w:pPr>
+        <w:ind w:left="720" w:hanging="360"/>
+      </w:pPr>
+    </w:lvl>
+    <w:lvl w:ilvl="1" w:tplc="08160019" w:tentative="1">
+      <w:start w:val="1"/>
+      <w:numFmt w:val="lowerLetter"/>
+      <w:lvlText w:val="%2."/>
+      <w:lvlJc w:val="left"/>
+      <w:pPr>
+        <w:ind w:left="1440" w:hanging="360"/>
+      </w:pPr>
+    </w:lvl>
+    <w:lvl w:ilvl="2" w:tplc="0816001B" w:tentative="1">
+      <w:start w:val="1"/>
+      <w:numFmt w:val="lowerRoman"/>
+      <w:lvlText w:val="%3."/>
+      <w:lvlJc w:val="right"/>
+      <w:pPr>
+        <w:ind w:left="2160" w:hanging="180"/>
+      </w:pPr>
+    </w:lvl>
+    <w:lvl w:ilvl="3" w:tplc="0816000F" w:tentative="1">
+      <w:start w:val="1"/>
+      <w:numFmt w:val="decimal"/>
+      <w:lvlText w:val="%4."/>
+      <w:lvlJc w:val="left"/>
+      <w:pPr>
+        <w:ind w:left="2880" w:hanging="360"/>
+      </w:pPr>
+    </w:lvl>
+    <w:lvl w:ilvl="4" w:tplc="08160019" w:tentative="1">
+      <w:start w:val="1"/>
+      <w:numFmt w:val="lowerLetter"/>
+      <w:lvlText w:val="%5."/>
+      <w:lvlJc w:val="left"/>
+      <w:pPr>
+        <w:ind w:left="3600" w:hanging="360"/>
+      </w:pPr>
+    </w:lvl>
+    <w:lvl w:ilvl="5" w:tplc="0816001B" w:tentative="1">
+      <w:start w:val="1"/>
+      <w:numFmt w:val="lowerRoman"/>
+      <w:lvlText w:val="%6."/>
+      <w:lvlJc w:val="right"/>
+      <w:pPr>
+        <w:ind w:left="4320" w:hanging="180"/>
+      </w:pPr>
+    </w:lvl>
+    <w:lvl w:ilvl="6" w:tplc="0816000F" w:tentative="1">
+      <w:start w:val="1"/>
+      <w:numFmt w:val="decimal"/>
+      <w:lvlText w:val="%7."/>
+      <w:lvlJc w:val="left"/>
+      <w:pPr>
+        <w:ind w:left="5040" w:hanging="360"/>
+      </w:pPr>
+    </w:lvl>
+    <w:lvl w:ilvl="7" w:tplc="08160019" w:tentative="1">
+      <w:start w:val="1"/>
+      <w:numFmt w:val="lowerLetter"/>
+      <w:lvlText w:val="%8."/>
+      <w:lvlJc w:val="left"/>
+      <w:pPr>
+        <w:ind w:left="5760" w:hanging="360"/>
+      </w:pPr>
+    </w:lvl>
+    <w:lvl w:ilvl="8" w:tplc="0816001B" w:tentative="1">
+      <w:start w:val="1"/>
+      <w:numFmt w:val="lowerRoman"/>
+      <w:lvlText w:val="%9."/>
+      <w:lvlJc w:val="right"/>
+      <w:pPr>
+        <w:ind w:left="6480" w:hanging="180"/>
+      </w:pPr>
+    </w:lvl>
+  </w:abstractNum>
+  <w:abstractNum w:abstractNumId="7" w15:restartNumberingAfterBreak="0">
     <w:nsid w:val="7ED17C0B"/>
     <w:multiLevelType w:val="hybridMultilevel"/>
     <w:tmpl w:val="16A4E9B6"/>
@@ -7049,10 +11049,13 @@
     <w:abstractNumId w:val="2"/>
   </w:num>
   <w:num w:numId="6" w16cid:durableId="736247993">
-    <w:abstractNumId w:val="6"/>
+    <w:abstractNumId w:val="7"/>
   </w:num>
   <w:num w:numId="7" w16cid:durableId="216088640">
     <w:abstractNumId w:val="1"/>
+  </w:num>
+  <w:num w:numId="8" w16cid:durableId="2066682600">
+    <w:abstractNumId w:val="6"/>
   </w:num>
   <w:numIdMacAtCleanup w:val="7"/>
 </w:numbering>
@@ -7706,7 +11709,6 @@
   <w:style w:type="character" w:default="1" w:styleId="Tipodeletrapredefinidodopargrafo">
     <w:name w:val="Default Paragraph Font"/>
     <w:uiPriority w:val="1"/>
-    <w:semiHidden/>
     <w:unhideWhenUsed/>
   </w:style>
   <w:style w:type="table" w:default="1" w:styleId="Tabelanormal">
@@ -8660,6 +12662,99 @@
       </w:tcPr>
     </w:tblStylePr>
   </w:style>
+  <w:style w:type="paragraph" w:customStyle="1" w:styleId="font-claude-response-body">
+    <w:name w:val="font-claude-response-body"/>
+    <w:basedOn w:val="Normal"/>
+    <w:rsid w:val="00C33576"/>
+    <w:pPr>
+      <w:spacing w:before="100" w:beforeAutospacing="1" w:after="100" w:afterAutospacing="1" w:line="240" w:lineRule="auto"/>
+      <w:jc w:val="left"/>
+    </w:pPr>
+    <w:rPr>
+      <w:rFonts w:ascii="Times New Roman" w:hAnsi="Times New Roman"/>
+      <w:color w:val="auto"/>
+      <w:lang w:eastAsia="pt-PT"/>
+    </w:rPr>
+  </w:style>
+  <w:style w:type="character" w:styleId="CdigoHTML">
+    <w:name w:val="HTML Code"/>
+    <w:basedOn w:val="Tipodeletrapredefinidodopargrafo"/>
+    <w:uiPriority w:val="99"/>
+    <w:semiHidden/>
+    <w:unhideWhenUsed/>
+    <w:rsid w:val="00C33576"/>
+    <w:rPr>
+      <w:rFonts w:ascii="Courier New" w:eastAsia="Times New Roman" w:hAnsi="Courier New" w:cs="Courier New"/>
+      <w:sz w:val="20"/>
+      <w:szCs w:val="20"/>
+    </w:rPr>
+  </w:style>
+  <w:style w:type="paragraph" w:styleId="HTMLpr-formatado">
+    <w:name w:val="HTML Preformatted"/>
+    <w:basedOn w:val="Normal"/>
+    <w:link w:val="HTMLpr-formatadoCarter"/>
+    <w:uiPriority w:val="99"/>
+    <w:unhideWhenUsed/>
+    <w:rsid w:val="00C33576"/>
+    <w:pPr>
+      <w:tabs>
+        <w:tab w:val="left" w:pos="916"/>
+        <w:tab w:val="left" w:pos="1832"/>
+        <w:tab w:val="left" w:pos="2748"/>
+        <w:tab w:val="left" w:pos="3664"/>
+        <w:tab w:val="left" w:pos="4580"/>
+        <w:tab w:val="left" w:pos="5496"/>
+        <w:tab w:val="left" w:pos="6412"/>
+        <w:tab w:val="left" w:pos="7328"/>
+        <w:tab w:val="left" w:pos="8244"/>
+        <w:tab w:val="left" w:pos="9160"/>
+        <w:tab w:val="left" w:pos="10076"/>
+        <w:tab w:val="left" w:pos="10992"/>
+        <w:tab w:val="left" w:pos="11908"/>
+        <w:tab w:val="left" w:pos="12824"/>
+        <w:tab w:val="left" w:pos="13740"/>
+        <w:tab w:val="left" w:pos="14656"/>
+      </w:tabs>
+      <w:spacing w:after="0" w:line="240" w:lineRule="auto"/>
+      <w:jc w:val="left"/>
+    </w:pPr>
+    <w:rPr>
+      <w:rFonts w:ascii="Courier New" w:hAnsi="Courier New" w:cs="Courier New"/>
+      <w:color w:val="auto"/>
+      <w:sz w:val="20"/>
+      <w:szCs w:val="20"/>
+      <w:lang w:eastAsia="pt-PT"/>
+    </w:rPr>
+  </w:style>
+  <w:style w:type="character" w:customStyle="1" w:styleId="HTMLpr-formatadoCarter">
+    <w:name w:val="HTML pré-formatado Caráter"/>
+    <w:basedOn w:val="Tipodeletrapredefinidodopargrafo"/>
+    <w:link w:val="HTMLpr-formatado"/>
+    <w:uiPriority w:val="99"/>
+    <w:rsid w:val="00C33576"/>
+    <w:rPr>
+      <w:rFonts w:ascii="Courier New" w:eastAsia="Times New Roman" w:hAnsi="Courier New" w:cs="Courier New"/>
+      <w:sz w:val="20"/>
+      <w:szCs w:val="20"/>
+      <w:lang w:eastAsia="pt-PT" w:bidi="ar-SA"/>
+    </w:rPr>
+  </w:style>
+  <w:style w:type="character" w:customStyle="1" w:styleId="token">
+    <w:name w:val="token"/>
+    <w:basedOn w:val="Tipodeletrapredefinidodopargrafo"/>
+    <w:rsid w:val="00C33576"/>
+  </w:style>
+  <w:style w:type="character" w:styleId="Forte">
+    <w:name w:val="Strong"/>
+    <w:basedOn w:val="Tipodeletrapredefinidodopargrafo"/>
+    <w:uiPriority w:val="22"/>
+    <w:qFormat/>
+    <w:rsid w:val="00C33576"/>
+    <w:rPr>
+      <w:b/>
+      <w:bCs/>
+    </w:rPr>
+  </w:style>
 </w:styles>
 </file>
 
